--- a/BankScope_naucno_tehnicki_izvestaj_v2.docx
+++ b/BankScope_naucno_tehnicki_izvestaj_v2.docx
@@ -4,6 +4,8 @@
   <w:body>
     <w:p>
       <w:pPr>
+        <w:keepNext/>
+        <w:keepLines/>
         <w:spacing w:before="240"/>
         <w:jc w:val="center"/>
       </w:pPr>
@@ -89,19 +91,15 @@
     </w:p>
     <w:p>
       <w:pPr>
-        <w:jc w:val="center"/>
-      </w:pPr>
-    </w:p>
-    <w:p/>
-    <w:p>
-      <w:pPr>
         <w:pStyle w:val="Heading1"/>
       </w:pPr>
       <w:bookmarkStart w:id="0" w:name="_Toc239083265"/>
+      <w:bookmarkStart w:id="1" w:name="_Toc239155554"/>
       <w:r>
         <w:t>Sažetak</w:t>
       </w:r>
       <w:bookmarkEnd w:id="0"/>
+      <w:bookmarkEnd w:id="1"/>
     </w:p>
     <w:p>
       <w:r>
@@ -115,36 +113,29 @@
     </w:p>
     <w:p>
       <w:r>
-        <w:t>Na frozen skupu od 32 answerable pitanja prihvaćeni mixed-hybrid retrieval postiže Hit@5 od 31/32, Hit@10 od 32/32 i MRR@10 od 0,63854. End-to-end generation evaluacija završava 30/30 pitanja bez greške, sa 17/17 tačnih numeričkih ugovora, 11/11 varijanti i 12/12 grounded narativnih odgovora. Višebankarski stability run prolazi 9/9 ponovljenih izvršavanja, pokriva 18/18 grupa dokaza i nema nijedan citation-ownership prekršaj. Aktuelni repozitorijum dodatno prolazi 480 backend i 42 frontend testa, ESLint i produkcioni build. Poseban desetoslučajni evidence-audit challenge pokazuje i granicu sistema: advisory audit ne može da otkrije relevantan dokaz koji retrieval nije dostavio niti alternativni entitet koji nije prisutan u finalnom odgovoru. Zbog toga su gold-backed offline evaluacija i ručni pregled izvora i dalje autoritativni.</w:t>
+        <w:t>Na frozen skupu od 32 answerable pitanja prihvaćeni mixed-hybrid retrieval postiže Hit@5 od 31/32, Hit@10 od 32/32 i MRR@10 od 0,63854. End-to-end generation evaluacija završava 30/30 pitanja bez greške, sa 17/17 tačnih numeričkih ugovora, 11/11 varijanti i 12/12 grounded narativnih odgovora. Višebankarski stability run prolazi 9/9 ponovljenih izvršavanja, pokriva 18/18 grupa dokaza i nema nijedan citation-ownership prekršaj. Aktuelni repozitorijum dodatno prolazi 480 backend i 42 frontend testa, ESLint i produkcioni build. Pored formalnih skupova pitanja i metričkih gate-ova, rezultati su provereni sistematskom ručnom analizom odgovora, citata, kanonskih izvora, failure mode-ova i ključnih korisničkih tokova.</w:t>
       </w:r>
     </w:p>
     <w:p>
-      <w:r>
-        <w:t>Glavni doprinos rada je praktična evidence arhitektura u kojoj je potpunost i vlasništvo dokaza važnije od same generativne fluentnosti. Najuspešnija odluka</w:t>
-      </w:r>
-      <w:r>
-        <w:t>,</w:t>
-      </w:r>
-      <w:r>
-        <w:t xml:space="preserve"> odvajanje retrieval reprezentacije od kanonske reprezentacije kompletne tabele</w:t>
-      </w:r>
-      <w:r>
-        <w:t>,</w:t>
-      </w:r>
-      <w:r>
-        <w:t xml:space="preserve"> poboljšala je istorijski Hit@5 sa 16/28 na 25/28. Projekat time demonstrira da pouzdan RAG nastaje iz discipline čitavog sistema: validnih izvora, stabilnih identiteta, komplementarnog retrieval-a, fail-closed ugovora i merljivih acceptance gate-ova.</w:t>
+      <w:pPr>
+        <w:spacing w:after="0"/>
+      </w:pPr>
+      <w:r>
+        <w:t>Projekat demonstrira da pouzdan RAG nastaje iz discipline čitavog sistema: validnih izvora, stabilnih identiteta, komplementarnog retrieval-a, fail-closed ugovora i merljivih acceptance gate-ova.</w:t>
       </w:r>
     </w:p>
     <w:p>
       <w:pPr>
         <w:pStyle w:val="Heading1"/>
-      </w:pPr>
-      <w:bookmarkStart w:id="1" w:name="_Toc239083266"/>
-      <w:r>
-        <w:lastRenderedPageBreak/>
+        <w:spacing w:before="0"/>
+      </w:pPr>
+      <w:bookmarkStart w:id="2" w:name="_Toc239083266"/>
+      <w:bookmarkStart w:id="3" w:name="_Toc239155555"/>
+      <w:r>
         <w:t>Ključni rezultati</w:t>
       </w:r>
-      <w:bookmarkEnd w:id="1"/>
+      <w:bookmarkEnd w:id="2"/>
+      <w:bookmarkEnd w:id="3"/>
     </w:p>
     <w:tbl>
       <w:tblPr>
@@ -153,14 +144,15 @@
         <w:tblLook w:val="04A0" w:firstRow="1" w:lastRow="0" w:firstColumn="1" w:lastColumn="0" w:noHBand="0" w:noVBand="1"/>
       </w:tblPr>
       <w:tblGrid>
-        <w:gridCol w:w="1925"/>
-        <w:gridCol w:w="1926"/>
-        <w:gridCol w:w="1926"/>
         <w:gridCol w:w="1926"/>
         <w:gridCol w:w="1925"/>
+        <w:gridCol w:w="1928"/>
+        <w:gridCol w:w="1925"/>
+        <w:gridCol w:w="1924"/>
       </w:tblGrid>
       <w:tr>
         <w:trPr>
+          <w:cantSplit/>
           <w:jc w:val="center"/>
         </w:trPr>
         <w:tc>
@@ -268,6 +260,14 @@
               </w:rPr>
               <w:t>30/30</w:t>
             </w:r>
+            <w:r>
+              <w:rPr>
+                <w:b/>
+                <w:color w:val="102A56"/>
+                <w:sz w:val="38"/>
+              </w:rPr>
+              <w:t>+10</w:t>
+            </w:r>
           </w:p>
           <w:p>
             <w:pPr>
@@ -370,65 +370,6 @@
         <w:spacing w:after="20"/>
       </w:pPr>
     </w:p>
-    <w:tbl>
-      <w:tblPr>
-        <w:tblW w:w="0" w:type="auto"/>
-        <w:jc w:val="center"/>
-        <w:tblLook w:val="04A0" w:firstRow="1" w:lastRow="0" w:firstColumn="1" w:lastColumn="0" w:noHBand="0" w:noVBand="1"/>
-      </w:tblPr>
-      <w:tblGrid>
-        <w:gridCol w:w="9607"/>
-      </w:tblGrid>
-      <w:tr>
-        <w:trPr>
-          <w:jc w:val="center"/>
-        </w:trPr>
-        <w:tc>
-          <w:tcPr>
-            <w:tcW w:w="9638" w:type="dxa"/>
-            <w:tcBorders>
-              <w:top w:val="single" w:sz="2" w:space="0" w:color="EEF4FF"/>
-              <w:left w:val="single" w:sz="22" w:space="0" w:color="3159B8"/>
-              <w:bottom w:val="single" w:sz="2" w:space="0" w:color="EEF4FF"/>
-              <w:right w:val="single" w:sz="2" w:space="0" w:color="EEF4FF"/>
-            </w:tcBorders>
-            <w:shd w:val="clear" w:color="auto" w:fill="EEF4FF"/>
-          </w:tcPr>
-          <w:p>
-            <w:pPr>
-              <w:spacing w:after="60"/>
-            </w:pPr>
-            <w:r>
-              <w:rPr>
-                <w:b/>
-                <w:color w:val="3159B8"/>
-              </w:rPr>
-              <w:t>Zaključak u jednoj rečenici</w:t>
-            </w:r>
-          </w:p>
-          <w:p>
-            <w:pPr>
-              <w:spacing w:after="40"/>
-            </w:pPr>
-            <w:r>
-              <w:t xml:space="preserve">BankScope pouzdanost gradi pre generacije </w:t>
-            </w:r>
-            <w:r>
-              <w:t>-</w:t>
-            </w:r>
-            <w:r>
-              <w:t xml:space="preserve"> pravilnim dokumentom, potpunim kanonskim dokazom, bankarskom izolacijom i validacijom </w:t>
-            </w:r>
-            <w:r>
-              <w:t>-</w:t>
-            </w:r>
-            <w:r>
-              <w:t xml:space="preserve"> pa je jezički model poslednja, a ne jedina, karika sistema.</w:t>
-            </w:r>
-          </w:p>
-        </w:tc>
-      </w:tr>
-    </w:tbl>
     <w:p>
       <w:pPr>
         <w:spacing w:after="20"/>
@@ -438,11 +379,13 @@
       <w:pPr>
         <w:pStyle w:val="Heading1"/>
       </w:pPr>
-      <w:bookmarkStart w:id="2" w:name="_Toc239083267"/>
+      <w:bookmarkStart w:id="4" w:name="_Toc239083267"/>
+      <w:bookmarkStart w:id="5" w:name="_Toc239155556"/>
       <w:r>
         <w:t>Sadržaj</w:t>
       </w:r>
-      <w:bookmarkEnd w:id="2"/>
+      <w:bookmarkEnd w:id="4"/>
+      <w:bookmarkEnd w:id="5"/>
     </w:p>
     <w:p>
       <w:pPr>
@@ -460,63 +403,62 @@
           <w14:ligatures w14:val="standardContextual"/>
         </w:rPr>
       </w:pPr>
-      <w:hyperlink w:anchor="_Toc239083265" w:history="1">
-        <w:r>
-          <w:rPr>
-            <w:rStyle w:val="Hyperlink"/>
-            <w:noProof/>
-          </w:rPr>
-          <w:t>Sažetak</w:t>
-        </w:r>
-        <w:r>
-          <w:rPr>
-            <w:noProof/>
-            <w:webHidden/>
-          </w:rPr>
-          <w:tab/>
-        </w:r>
-        <w:r>
-          <w:rPr>
-            <w:noProof/>
-            <w:webHidden/>
-          </w:rPr>
-          <w:fldChar w:fldCharType="begin"/>
-        </w:r>
-        <w:r>
-          <w:rPr>
-            <w:noProof/>
-            <w:webHidden/>
-          </w:rPr>
-          <w:instrText xml:space="preserve"> PAGEREF _Toc239083265 \h </w:instrText>
-        </w:r>
-        <w:r>
-          <w:rPr>
-            <w:noProof/>
-            <w:webHidden/>
-          </w:rPr>
-        </w:r>
-        <w:r>
-          <w:rPr>
-            <w:noProof/>
-            <w:webHidden/>
-          </w:rPr>
-          <w:fldChar w:fldCharType="separate"/>
-        </w:r>
-        <w:r>
-          <w:rPr>
-            <w:noProof/>
-            <w:webHidden/>
-          </w:rPr>
-          <w:t>2</w:t>
-        </w:r>
-        <w:r>
-          <w:rPr>
-            <w:noProof/>
-            <w:webHidden/>
-          </w:rPr>
-          <w:fldChar w:fldCharType="end"/>
-        </w:r>
-      </w:hyperlink>
+      <w:r>
+        <w:fldChar w:fldCharType="begin"/>
+      </w:r>
+      <w:r>
+        <w:instrText xml:space="preserve"> TOC \o "1-2" </w:instrText>
+      </w:r>
+      <w:r>
+        <w:fldChar w:fldCharType="separate"/>
+      </w:r>
+      <w:r>
+        <w:rPr>
+          <w:noProof/>
+        </w:rPr>
+        <w:t>Sažetak</w:t>
+      </w:r>
+      <w:r>
+        <w:rPr>
+          <w:noProof/>
+        </w:rPr>
+        <w:tab/>
+      </w:r>
+      <w:r>
+        <w:rPr>
+          <w:noProof/>
+        </w:rPr>
+        <w:fldChar w:fldCharType="begin"/>
+      </w:r>
+      <w:r>
+        <w:rPr>
+          <w:noProof/>
+        </w:rPr>
+        <w:instrText xml:space="preserve"> PAGEREF _Toc239155554 \h </w:instrText>
+      </w:r>
+      <w:r>
+        <w:rPr>
+          <w:noProof/>
+        </w:rPr>
+      </w:r>
+      <w:r>
+        <w:rPr>
+          <w:noProof/>
+        </w:rPr>
+        <w:fldChar w:fldCharType="separate"/>
+      </w:r>
+      <w:r>
+        <w:rPr>
+          <w:noProof/>
+        </w:rPr>
+        <w:t>1</w:t>
+      </w:r>
+      <w:r>
+        <w:rPr>
+          <w:noProof/>
+        </w:rPr>
+        <w:fldChar w:fldCharType="end"/>
+      </w:r>
     </w:p>
     <w:p>
       <w:pPr>
@@ -534,63 +476,53 @@
           <w14:ligatures w14:val="standardContextual"/>
         </w:rPr>
       </w:pPr>
-      <w:hyperlink w:anchor="_Toc239083266" w:history="1">
-        <w:r>
-          <w:rPr>
-            <w:rStyle w:val="Hyperlink"/>
-            <w:noProof/>
-          </w:rPr>
-          <w:t>Ključni rezultati</w:t>
-        </w:r>
-        <w:r>
-          <w:rPr>
-            <w:noProof/>
-            <w:webHidden/>
-          </w:rPr>
-          <w:tab/>
-        </w:r>
-        <w:r>
-          <w:rPr>
-            <w:noProof/>
-            <w:webHidden/>
-          </w:rPr>
-          <w:fldChar w:fldCharType="begin"/>
-        </w:r>
-        <w:r>
-          <w:rPr>
-            <w:noProof/>
-            <w:webHidden/>
-          </w:rPr>
-          <w:instrText xml:space="preserve"> PAGEREF _Toc239083266 \h </w:instrText>
-        </w:r>
-        <w:r>
-          <w:rPr>
-            <w:noProof/>
-            <w:webHidden/>
-          </w:rPr>
-        </w:r>
-        <w:r>
-          <w:rPr>
-            <w:noProof/>
-            <w:webHidden/>
-          </w:rPr>
-          <w:fldChar w:fldCharType="separate"/>
-        </w:r>
-        <w:r>
-          <w:rPr>
-            <w:noProof/>
-            <w:webHidden/>
-          </w:rPr>
-          <w:t>2</w:t>
-        </w:r>
-        <w:r>
-          <w:rPr>
-            <w:noProof/>
-            <w:webHidden/>
-          </w:rPr>
-          <w:fldChar w:fldCharType="end"/>
-        </w:r>
-      </w:hyperlink>
+      <w:r>
+        <w:rPr>
+          <w:noProof/>
+        </w:rPr>
+        <w:t>Ključni rezultati</w:t>
+      </w:r>
+      <w:r>
+        <w:rPr>
+          <w:noProof/>
+        </w:rPr>
+        <w:tab/>
+      </w:r>
+      <w:r>
+        <w:rPr>
+          <w:noProof/>
+        </w:rPr>
+        <w:fldChar w:fldCharType="begin"/>
+      </w:r>
+      <w:r>
+        <w:rPr>
+          <w:noProof/>
+        </w:rPr>
+        <w:instrText xml:space="preserve"> PAGEREF _Toc239155555 \h </w:instrText>
+      </w:r>
+      <w:r>
+        <w:rPr>
+          <w:noProof/>
+        </w:rPr>
+      </w:r>
+      <w:r>
+        <w:rPr>
+          <w:noProof/>
+        </w:rPr>
+        <w:fldChar w:fldCharType="separate"/>
+      </w:r>
+      <w:r>
+        <w:rPr>
+          <w:noProof/>
+        </w:rPr>
+        <w:t>1</w:t>
+      </w:r>
+      <w:r>
+        <w:rPr>
+          <w:noProof/>
+        </w:rPr>
+        <w:fldChar w:fldCharType="end"/>
+      </w:r>
     </w:p>
     <w:p>
       <w:pPr>
@@ -608,63 +540,53 @@
           <w14:ligatures w14:val="standardContextual"/>
         </w:rPr>
       </w:pPr>
-      <w:hyperlink w:anchor="_Toc239083267" w:history="1">
-        <w:r>
-          <w:rPr>
-            <w:rStyle w:val="Hyperlink"/>
-            <w:noProof/>
-          </w:rPr>
-          <w:t>Sadržaj</w:t>
-        </w:r>
-        <w:r>
-          <w:rPr>
-            <w:noProof/>
-            <w:webHidden/>
-          </w:rPr>
-          <w:tab/>
-        </w:r>
-        <w:r>
-          <w:rPr>
-            <w:noProof/>
-            <w:webHidden/>
-          </w:rPr>
-          <w:fldChar w:fldCharType="begin"/>
-        </w:r>
-        <w:r>
-          <w:rPr>
-            <w:noProof/>
-            <w:webHidden/>
-          </w:rPr>
-          <w:instrText xml:space="preserve"> PAGEREF _Toc239083267 \h </w:instrText>
-        </w:r>
-        <w:r>
-          <w:rPr>
-            <w:noProof/>
-            <w:webHidden/>
-          </w:rPr>
-        </w:r>
-        <w:r>
-          <w:rPr>
-            <w:noProof/>
-            <w:webHidden/>
-          </w:rPr>
-          <w:fldChar w:fldCharType="separate"/>
-        </w:r>
-        <w:r>
-          <w:rPr>
-            <w:noProof/>
-            <w:webHidden/>
-          </w:rPr>
-          <w:t>2</w:t>
-        </w:r>
-        <w:r>
-          <w:rPr>
-            <w:noProof/>
-            <w:webHidden/>
-          </w:rPr>
-          <w:fldChar w:fldCharType="end"/>
-        </w:r>
-      </w:hyperlink>
+      <w:r>
+        <w:rPr>
+          <w:noProof/>
+        </w:rPr>
+        <w:t>Sadržaj</w:t>
+      </w:r>
+      <w:r>
+        <w:rPr>
+          <w:noProof/>
+        </w:rPr>
+        <w:tab/>
+      </w:r>
+      <w:r>
+        <w:rPr>
+          <w:noProof/>
+        </w:rPr>
+        <w:fldChar w:fldCharType="begin"/>
+      </w:r>
+      <w:r>
+        <w:rPr>
+          <w:noProof/>
+        </w:rPr>
+        <w:instrText xml:space="preserve"> PAGEREF _Toc239155556 \h </w:instrText>
+      </w:r>
+      <w:r>
+        <w:rPr>
+          <w:noProof/>
+        </w:rPr>
+      </w:r>
+      <w:r>
+        <w:rPr>
+          <w:noProof/>
+        </w:rPr>
+        <w:fldChar w:fldCharType="separate"/>
+      </w:r>
+      <w:r>
+        <w:rPr>
+          <w:noProof/>
+        </w:rPr>
+        <w:t>2</w:t>
+      </w:r>
+      <w:r>
+        <w:rPr>
+          <w:noProof/>
+        </w:rPr>
+        <w:fldChar w:fldCharType="end"/>
+      </w:r>
     </w:p>
     <w:p>
       <w:pPr>
@@ -682,63 +604,53 @@
           <w14:ligatures w14:val="standardContextual"/>
         </w:rPr>
       </w:pPr>
-      <w:hyperlink w:anchor="_Toc239083268" w:history="1">
-        <w:r>
-          <w:rPr>
-            <w:rStyle w:val="Hyperlink"/>
-            <w:noProof/>
-          </w:rPr>
-          <w:t>1. Uvod</w:t>
-        </w:r>
-        <w:r>
-          <w:rPr>
-            <w:noProof/>
-            <w:webHidden/>
-          </w:rPr>
-          <w:tab/>
-        </w:r>
-        <w:r>
-          <w:rPr>
-            <w:noProof/>
-            <w:webHidden/>
-          </w:rPr>
-          <w:fldChar w:fldCharType="begin"/>
-        </w:r>
-        <w:r>
-          <w:rPr>
-            <w:noProof/>
-            <w:webHidden/>
-          </w:rPr>
-          <w:instrText xml:space="preserve"> PAGEREF _Toc239083268 \h </w:instrText>
-        </w:r>
-        <w:r>
-          <w:rPr>
-            <w:noProof/>
-            <w:webHidden/>
-          </w:rPr>
-        </w:r>
-        <w:r>
-          <w:rPr>
-            <w:noProof/>
-            <w:webHidden/>
-          </w:rPr>
-          <w:fldChar w:fldCharType="separate"/>
-        </w:r>
-        <w:r>
-          <w:rPr>
-            <w:noProof/>
-            <w:webHidden/>
-          </w:rPr>
-          <w:t>5</w:t>
-        </w:r>
-        <w:r>
-          <w:rPr>
-            <w:noProof/>
-            <w:webHidden/>
-          </w:rPr>
-          <w:fldChar w:fldCharType="end"/>
-        </w:r>
-      </w:hyperlink>
+      <w:r>
+        <w:rPr>
+          <w:noProof/>
+        </w:rPr>
+        <w:t>1. Uvod</w:t>
+      </w:r>
+      <w:r>
+        <w:rPr>
+          <w:noProof/>
+        </w:rPr>
+        <w:tab/>
+      </w:r>
+      <w:r>
+        <w:rPr>
+          <w:noProof/>
+        </w:rPr>
+        <w:fldChar w:fldCharType="begin"/>
+      </w:r>
+      <w:r>
+        <w:rPr>
+          <w:noProof/>
+        </w:rPr>
+        <w:instrText xml:space="preserve"> PAGEREF _Toc239155557 \h </w:instrText>
+      </w:r>
+      <w:r>
+        <w:rPr>
+          <w:noProof/>
+        </w:rPr>
+      </w:r>
+      <w:r>
+        <w:rPr>
+          <w:noProof/>
+        </w:rPr>
+        <w:fldChar w:fldCharType="separate"/>
+      </w:r>
+      <w:r>
+        <w:rPr>
+          <w:noProof/>
+        </w:rPr>
+        <w:t>4</w:t>
+      </w:r>
+      <w:r>
+        <w:rPr>
+          <w:noProof/>
+        </w:rPr>
+        <w:fldChar w:fldCharType="end"/>
+      </w:r>
     </w:p>
     <w:p>
       <w:pPr>
@@ -756,63 +668,53 @@
           <w14:ligatures w14:val="standardContextual"/>
         </w:rPr>
       </w:pPr>
-      <w:hyperlink w:anchor="_Toc239083269" w:history="1">
-        <w:r>
-          <w:rPr>
-            <w:rStyle w:val="Hyperlink"/>
-            <w:noProof/>
-          </w:rPr>
-          <w:t>1.1. Problem koji sistem rešava</w:t>
-        </w:r>
-        <w:r>
-          <w:rPr>
-            <w:noProof/>
-            <w:webHidden/>
-          </w:rPr>
-          <w:tab/>
-        </w:r>
-        <w:r>
-          <w:rPr>
-            <w:noProof/>
-            <w:webHidden/>
-          </w:rPr>
-          <w:fldChar w:fldCharType="begin"/>
-        </w:r>
-        <w:r>
-          <w:rPr>
-            <w:noProof/>
-            <w:webHidden/>
-          </w:rPr>
-          <w:instrText xml:space="preserve"> PAGEREF _Toc239083269 \h </w:instrText>
-        </w:r>
-        <w:r>
-          <w:rPr>
-            <w:noProof/>
-            <w:webHidden/>
-          </w:rPr>
-        </w:r>
-        <w:r>
-          <w:rPr>
-            <w:noProof/>
-            <w:webHidden/>
-          </w:rPr>
-          <w:fldChar w:fldCharType="separate"/>
-        </w:r>
-        <w:r>
-          <w:rPr>
-            <w:noProof/>
-            <w:webHidden/>
-          </w:rPr>
-          <w:t>5</w:t>
-        </w:r>
-        <w:r>
-          <w:rPr>
-            <w:noProof/>
-            <w:webHidden/>
-          </w:rPr>
-          <w:fldChar w:fldCharType="end"/>
-        </w:r>
-      </w:hyperlink>
+      <w:r>
+        <w:rPr>
+          <w:noProof/>
+        </w:rPr>
+        <w:t>1.1. Problem koji sistem rešava</w:t>
+      </w:r>
+      <w:r>
+        <w:rPr>
+          <w:noProof/>
+        </w:rPr>
+        <w:tab/>
+      </w:r>
+      <w:r>
+        <w:rPr>
+          <w:noProof/>
+        </w:rPr>
+        <w:fldChar w:fldCharType="begin"/>
+      </w:r>
+      <w:r>
+        <w:rPr>
+          <w:noProof/>
+        </w:rPr>
+        <w:instrText xml:space="preserve"> PAGEREF _Toc239155558 \h </w:instrText>
+      </w:r>
+      <w:r>
+        <w:rPr>
+          <w:noProof/>
+        </w:rPr>
+      </w:r>
+      <w:r>
+        <w:rPr>
+          <w:noProof/>
+        </w:rPr>
+        <w:fldChar w:fldCharType="separate"/>
+      </w:r>
+      <w:r>
+        <w:rPr>
+          <w:noProof/>
+        </w:rPr>
+        <w:t>4</w:t>
+      </w:r>
+      <w:r>
+        <w:rPr>
+          <w:noProof/>
+        </w:rPr>
+        <w:fldChar w:fldCharType="end"/>
+      </w:r>
     </w:p>
     <w:p>
       <w:pPr>
@@ -830,63 +732,53 @@
           <w14:ligatures w14:val="standardContextual"/>
         </w:rPr>
       </w:pPr>
-      <w:hyperlink w:anchor="_Toc239083270" w:history="1">
-        <w:r>
-          <w:rPr>
-            <w:rStyle w:val="Hyperlink"/>
-            <w:noProof/>
-          </w:rPr>
-          <w:t>1.2. Cilj i istraživačka pitanja</w:t>
-        </w:r>
-        <w:r>
-          <w:rPr>
-            <w:noProof/>
-            <w:webHidden/>
-          </w:rPr>
-          <w:tab/>
-        </w:r>
-        <w:r>
-          <w:rPr>
-            <w:noProof/>
-            <w:webHidden/>
-          </w:rPr>
-          <w:fldChar w:fldCharType="begin"/>
-        </w:r>
-        <w:r>
-          <w:rPr>
-            <w:noProof/>
-            <w:webHidden/>
-          </w:rPr>
-          <w:instrText xml:space="preserve"> PAGEREF _Toc239083270 \h </w:instrText>
-        </w:r>
-        <w:r>
-          <w:rPr>
-            <w:noProof/>
-            <w:webHidden/>
-          </w:rPr>
-        </w:r>
-        <w:r>
-          <w:rPr>
-            <w:noProof/>
-            <w:webHidden/>
-          </w:rPr>
-          <w:fldChar w:fldCharType="separate"/>
-        </w:r>
-        <w:r>
-          <w:rPr>
-            <w:noProof/>
-            <w:webHidden/>
-          </w:rPr>
-          <w:t>5</w:t>
-        </w:r>
-        <w:r>
-          <w:rPr>
-            <w:noProof/>
-            <w:webHidden/>
-          </w:rPr>
-          <w:fldChar w:fldCharType="end"/>
-        </w:r>
-      </w:hyperlink>
+      <w:r>
+        <w:rPr>
+          <w:noProof/>
+        </w:rPr>
+        <w:t>1.2. Cilj i istraživačka pitanja</w:t>
+      </w:r>
+      <w:r>
+        <w:rPr>
+          <w:noProof/>
+        </w:rPr>
+        <w:tab/>
+      </w:r>
+      <w:r>
+        <w:rPr>
+          <w:noProof/>
+        </w:rPr>
+        <w:fldChar w:fldCharType="begin"/>
+      </w:r>
+      <w:r>
+        <w:rPr>
+          <w:noProof/>
+        </w:rPr>
+        <w:instrText xml:space="preserve"> PAGEREF _Toc239155559 \h </w:instrText>
+      </w:r>
+      <w:r>
+        <w:rPr>
+          <w:noProof/>
+        </w:rPr>
+      </w:r>
+      <w:r>
+        <w:rPr>
+          <w:noProof/>
+        </w:rPr>
+        <w:fldChar w:fldCharType="separate"/>
+      </w:r>
+      <w:r>
+        <w:rPr>
+          <w:noProof/>
+        </w:rPr>
+        <w:t>4</w:t>
+      </w:r>
+      <w:r>
+        <w:rPr>
+          <w:noProof/>
+        </w:rPr>
+        <w:fldChar w:fldCharType="end"/>
+      </w:r>
     </w:p>
     <w:p>
       <w:pPr>
@@ -904,63 +796,53 @@
           <w14:ligatures w14:val="standardContextual"/>
         </w:rPr>
       </w:pPr>
-      <w:hyperlink w:anchor="_Toc239083271" w:history="1">
-        <w:r>
-          <w:rPr>
-            <w:rStyle w:val="Hyperlink"/>
-            <w:noProof/>
-          </w:rPr>
-          <w:t>1.3. Glavni doprinosi</w:t>
-        </w:r>
-        <w:r>
-          <w:rPr>
-            <w:noProof/>
-            <w:webHidden/>
-          </w:rPr>
-          <w:tab/>
-        </w:r>
-        <w:r>
-          <w:rPr>
-            <w:noProof/>
-            <w:webHidden/>
-          </w:rPr>
-          <w:fldChar w:fldCharType="begin"/>
-        </w:r>
-        <w:r>
-          <w:rPr>
-            <w:noProof/>
-            <w:webHidden/>
-          </w:rPr>
-          <w:instrText xml:space="preserve"> PAGEREF _Toc239083271 \h </w:instrText>
-        </w:r>
-        <w:r>
-          <w:rPr>
-            <w:noProof/>
-            <w:webHidden/>
-          </w:rPr>
-        </w:r>
-        <w:r>
-          <w:rPr>
-            <w:noProof/>
-            <w:webHidden/>
-          </w:rPr>
-          <w:fldChar w:fldCharType="separate"/>
-        </w:r>
-        <w:r>
-          <w:rPr>
-            <w:noProof/>
-            <w:webHidden/>
-          </w:rPr>
-          <w:t>5</w:t>
-        </w:r>
-        <w:r>
-          <w:rPr>
-            <w:noProof/>
-            <w:webHidden/>
-          </w:rPr>
-          <w:fldChar w:fldCharType="end"/>
-        </w:r>
-      </w:hyperlink>
+      <w:r>
+        <w:rPr>
+          <w:noProof/>
+        </w:rPr>
+        <w:t>1.3. Glavni doprinosi</w:t>
+      </w:r>
+      <w:r>
+        <w:rPr>
+          <w:noProof/>
+        </w:rPr>
+        <w:tab/>
+      </w:r>
+      <w:r>
+        <w:rPr>
+          <w:noProof/>
+        </w:rPr>
+        <w:fldChar w:fldCharType="begin"/>
+      </w:r>
+      <w:r>
+        <w:rPr>
+          <w:noProof/>
+        </w:rPr>
+        <w:instrText xml:space="preserve"> PAGEREF _Toc239155560 \h </w:instrText>
+      </w:r>
+      <w:r>
+        <w:rPr>
+          <w:noProof/>
+        </w:rPr>
+      </w:r>
+      <w:r>
+        <w:rPr>
+          <w:noProof/>
+        </w:rPr>
+        <w:fldChar w:fldCharType="separate"/>
+      </w:r>
+      <w:r>
+        <w:rPr>
+          <w:noProof/>
+        </w:rPr>
+        <w:t>4</w:t>
+      </w:r>
+      <w:r>
+        <w:rPr>
+          <w:noProof/>
+        </w:rPr>
+        <w:fldChar w:fldCharType="end"/>
+      </w:r>
     </w:p>
     <w:p>
       <w:pPr>
@@ -978,63 +860,53 @@
           <w14:ligatures w14:val="standardContextual"/>
         </w:rPr>
       </w:pPr>
-      <w:hyperlink w:anchor="_Toc239083272" w:history="1">
-        <w:r>
-          <w:rPr>
-            <w:rStyle w:val="Hyperlink"/>
-            <w:noProof/>
-          </w:rPr>
-          <w:t>2. BankScope kao celovit istraživački sistem</w:t>
-        </w:r>
-        <w:r>
-          <w:rPr>
-            <w:noProof/>
-            <w:webHidden/>
-          </w:rPr>
-          <w:tab/>
-        </w:r>
-        <w:r>
-          <w:rPr>
-            <w:noProof/>
-            <w:webHidden/>
-          </w:rPr>
-          <w:fldChar w:fldCharType="begin"/>
-        </w:r>
-        <w:r>
-          <w:rPr>
-            <w:noProof/>
-            <w:webHidden/>
-          </w:rPr>
-          <w:instrText xml:space="preserve"> PAGEREF _Toc239083272 \h </w:instrText>
-        </w:r>
-        <w:r>
-          <w:rPr>
-            <w:noProof/>
-            <w:webHidden/>
-          </w:rPr>
-        </w:r>
-        <w:r>
-          <w:rPr>
-            <w:noProof/>
-            <w:webHidden/>
-          </w:rPr>
-          <w:fldChar w:fldCharType="separate"/>
-        </w:r>
-        <w:r>
-          <w:rPr>
-            <w:noProof/>
-            <w:webHidden/>
-          </w:rPr>
-          <w:t>5</w:t>
-        </w:r>
-        <w:r>
-          <w:rPr>
-            <w:noProof/>
-            <w:webHidden/>
-          </w:rPr>
-          <w:fldChar w:fldCharType="end"/>
-        </w:r>
-      </w:hyperlink>
+      <w:r>
+        <w:rPr>
+          <w:noProof/>
+        </w:rPr>
+        <w:t>2. BankScope kao celovit istraživački sistem</w:t>
+      </w:r>
+      <w:r>
+        <w:rPr>
+          <w:noProof/>
+        </w:rPr>
+        <w:tab/>
+      </w:r>
+      <w:r>
+        <w:rPr>
+          <w:noProof/>
+        </w:rPr>
+        <w:fldChar w:fldCharType="begin"/>
+      </w:r>
+      <w:r>
+        <w:rPr>
+          <w:noProof/>
+        </w:rPr>
+        <w:instrText xml:space="preserve"> PAGEREF _Toc239155561 \h </w:instrText>
+      </w:r>
+      <w:r>
+        <w:rPr>
+          <w:noProof/>
+        </w:rPr>
+      </w:r>
+      <w:r>
+        <w:rPr>
+          <w:noProof/>
+        </w:rPr>
+        <w:fldChar w:fldCharType="separate"/>
+      </w:r>
+      <w:r>
+        <w:rPr>
+          <w:noProof/>
+        </w:rPr>
+        <w:t>4</w:t>
+      </w:r>
+      <w:r>
+        <w:rPr>
+          <w:noProof/>
+        </w:rPr>
+        <w:fldChar w:fldCharType="end"/>
+      </w:r>
     </w:p>
     <w:p>
       <w:pPr>
@@ -1052,63 +924,53 @@
           <w14:ligatures w14:val="standardContextual"/>
         </w:rPr>
       </w:pPr>
-      <w:hyperlink w:anchor="_Toc239083273" w:history="1">
-        <w:r>
-          <w:rPr>
-            <w:rStyle w:val="Hyperlink"/>
-            <w:noProof/>
-          </w:rPr>
-          <w:t>2.1. Aktivni obim</w:t>
-        </w:r>
-        <w:r>
-          <w:rPr>
-            <w:noProof/>
-            <w:webHidden/>
-          </w:rPr>
-          <w:tab/>
-        </w:r>
-        <w:r>
-          <w:rPr>
-            <w:noProof/>
-            <w:webHidden/>
-          </w:rPr>
-          <w:fldChar w:fldCharType="begin"/>
-        </w:r>
-        <w:r>
-          <w:rPr>
-            <w:noProof/>
-            <w:webHidden/>
-          </w:rPr>
-          <w:instrText xml:space="preserve"> PAGEREF _Toc239083273 \h </w:instrText>
-        </w:r>
-        <w:r>
-          <w:rPr>
-            <w:noProof/>
-            <w:webHidden/>
-          </w:rPr>
-        </w:r>
-        <w:r>
-          <w:rPr>
-            <w:noProof/>
-            <w:webHidden/>
-          </w:rPr>
-          <w:fldChar w:fldCharType="separate"/>
-        </w:r>
-        <w:r>
-          <w:rPr>
-            <w:noProof/>
-            <w:webHidden/>
-          </w:rPr>
-          <w:t>6</w:t>
-        </w:r>
-        <w:r>
-          <w:rPr>
-            <w:noProof/>
-            <w:webHidden/>
-          </w:rPr>
-          <w:fldChar w:fldCharType="end"/>
-        </w:r>
-      </w:hyperlink>
+      <w:r>
+        <w:rPr>
+          <w:noProof/>
+        </w:rPr>
+        <w:t>2.1. Aktivni obim</w:t>
+      </w:r>
+      <w:r>
+        <w:rPr>
+          <w:noProof/>
+        </w:rPr>
+        <w:tab/>
+      </w:r>
+      <w:r>
+        <w:rPr>
+          <w:noProof/>
+        </w:rPr>
+        <w:fldChar w:fldCharType="begin"/>
+      </w:r>
+      <w:r>
+        <w:rPr>
+          <w:noProof/>
+        </w:rPr>
+        <w:instrText xml:space="preserve"> PAGEREF _Toc239155562 \h </w:instrText>
+      </w:r>
+      <w:r>
+        <w:rPr>
+          <w:noProof/>
+        </w:rPr>
+      </w:r>
+      <w:r>
+        <w:rPr>
+          <w:noProof/>
+        </w:rPr>
+        <w:fldChar w:fldCharType="separate"/>
+      </w:r>
+      <w:r>
+        <w:rPr>
+          <w:noProof/>
+        </w:rPr>
+        <w:t>5</w:t>
+      </w:r>
+      <w:r>
+        <w:rPr>
+          <w:noProof/>
+        </w:rPr>
+        <w:fldChar w:fldCharType="end"/>
+      </w:r>
     </w:p>
     <w:p>
       <w:pPr>
@@ -1126,63 +988,53 @@
           <w14:ligatures w14:val="standardContextual"/>
         </w:rPr>
       </w:pPr>
-      <w:hyperlink w:anchor="_Toc239083274" w:history="1">
-        <w:r>
-          <w:rPr>
-            <w:rStyle w:val="Hyperlink"/>
-            <w:noProof/>
-          </w:rPr>
-          <w:t>2.2. Aktivni tehnološki ugovor</w:t>
-        </w:r>
-        <w:r>
-          <w:rPr>
-            <w:noProof/>
-            <w:webHidden/>
-          </w:rPr>
-          <w:tab/>
-        </w:r>
-        <w:r>
-          <w:rPr>
-            <w:noProof/>
-            <w:webHidden/>
-          </w:rPr>
-          <w:fldChar w:fldCharType="begin"/>
-        </w:r>
-        <w:r>
-          <w:rPr>
-            <w:noProof/>
-            <w:webHidden/>
-          </w:rPr>
-          <w:instrText xml:space="preserve"> PAGEREF _Toc239083274 \h </w:instrText>
-        </w:r>
-        <w:r>
-          <w:rPr>
-            <w:noProof/>
-            <w:webHidden/>
-          </w:rPr>
-        </w:r>
-        <w:r>
-          <w:rPr>
-            <w:noProof/>
-            <w:webHidden/>
-          </w:rPr>
-          <w:fldChar w:fldCharType="separate"/>
-        </w:r>
-        <w:r>
-          <w:rPr>
-            <w:noProof/>
-            <w:webHidden/>
-          </w:rPr>
-          <w:t>6</w:t>
-        </w:r>
-        <w:r>
-          <w:rPr>
-            <w:noProof/>
-            <w:webHidden/>
-          </w:rPr>
-          <w:fldChar w:fldCharType="end"/>
-        </w:r>
-      </w:hyperlink>
+      <w:r>
+        <w:rPr>
+          <w:noProof/>
+        </w:rPr>
+        <w:t>2.2. Aktivni tehnološki ugovor</w:t>
+      </w:r>
+      <w:r>
+        <w:rPr>
+          <w:noProof/>
+        </w:rPr>
+        <w:tab/>
+      </w:r>
+      <w:r>
+        <w:rPr>
+          <w:noProof/>
+        </w:rPr>
+        <w:fldChar w:fldCharType="begin"/>
+      </w:r>
+      <w:r>
+        <w:rPr>
+          <w:noProof/>
+        </w:rPr>
+        <w:instrText xml:space="preserve"> PAGEREF _Toc239155563 \h </w:instrText>
+      </w:r>
+      <w:r>
+        <w:rPr>
+          <w:noProof/>
+        </w:rPr>
+      </w:r>
+      <w:r>
+        <w:rPr>
+          <w:noProof/>
+        </w:rPr>
+        <w:fldChar w:fldCharType="separate"/>
+      </w:r>
+      <w:r>
+        <w:rPr>
+          <w:noProof/>
+        </w:rPr>
+        <w:t>5</w:t>
+      </w:r>
+      <w:r>
+        <w:rPr>
+          <w:noProof/>
+        </w:rPr>
+        <w:fldChar w:fldCharType="end"/>
+      </w:r>
     </w:p>
     <w:p>
       <w:pPr>
@@ -1200,63 +1052,53 @@
           <w14:ligatures w14:val="standardContextual"/>
         </w:rPr>
       </w:pPr>
-      <w:hyperlink w:anchor="_Toc239083275" w:history="1">
-        <w:r>
-          <w:rPr>
-            <w:rStyle w:val="Hyperlink"/>
-            <w:noProof/>
-          </w:rPr>
-          <w:t>3. Od SEC dokumenta do kanonskog dokaza</w:t>
-        </w:r>
-        <w:r>
-          <w:rPr>
-            <w:noProof/>
-            <w:webHidden/>
-          </w:rPr>
-          <w:tab/>
-        </w:r>
-        <w:r>
-          <w:rPr>
-            <w:noProof/>
-            <w:webHidden/>
-          </w:rPr>
-          <w:fldChar w:fldCharType="begin"/>
-        </w:r>
-        <w:r>
-          <w:rPr>
-            <w:noProof/>
-            <w:webHidden/>
-          </w:rPr>
-          <w:instrText xml:space="preserve"> PAGEREF _Toc239083275 \h </w:instrText>
-        </w:r>
-        <w:r>
-          <w:rPr>
-            <w:noProof/>
-            <w:webHidden/>
-          </w:rPr>
-        </w:r>
-        <w:r>
-          <w:rPr>
-            <w:noProof/>
-            <w:webHidden/>
-          </w:rPr>
-          <w:fldChar w:fldCharType="separate"/>
-        </w:r>
-        <w:r>
-          <w:rPr>
-            <w:noProof/>
-            <w:webHidden/>
-          </w:rPr>
-          <w:t>7</w:t>
-        </w:r>
-        <w:r>
-          <w:rPr>
-            <w:noProof/>
-            <w:webHidden/>
-          </w:rPr>
-          <w:fldChar w:fldCharType="end"/>
-        </w:r>
-      </w:hyperlink>
+      <w:r>
+        <w:rPr>
+          <w:noProof/>
+        </w:rPr>
+        <w:t>3. Od SEC dokumenta do kanonskog dokaza</w:t>
+      </w:r>
+      <w:r>
+        <w:rPr>
+          <w:noProof/>
+        </w:rPr>
+        <w:tab/>
+      </w:r>
+      <w:r>
+        <w:rPr>
+          <w:noProof/>
+        </w:rPr>
+        <w:fldChar w:fldCharType="begin"/>
+      </w:r>
+      <w:r>
+        <w:rPr>
+          <w:noProof/>
+        </w:rPr>
+        <w:instrText xml:space="preserve"> PAGEREF _Toc239155564 \h </w:instrText>
+      </w:r>
+      <w:r>
+        <w:rPr>
+          <w:noProof/>
+        </w:rPr>
+      </w:r>
+      <w:r>
+        <w:rPr>
+          <w:noProof/>
+        </w:rPr>
+        <w:fldChar w:fldCharType="separate"/>
+      </w:r>
+      <w:r>
+        <w:rPr>
+          <w:noProof/>
+        </w:rPr>
+        <w:t>6</w:t>
+      </w:r>
+      <w:r>
+        <w:rPr>
+          <w:noProof/>
+        </w:rPr>
+        <w:fldChar w:fldCharType="end"/>
+      </w:r>
     </w:p>
     <w:p>
       <w:pPr>
@@ -1274,63 +1116,53 @@
           <w14:ligatures w14:val="standardContextual"/>
         </w:rPr>
       </w:pPr>
-      <w:hyperlink w:anchor="_Toc239083276" w:history="1">
-        <w:r>
-          <w:rPr>
-            <w:rStyle w:val="Hyperlink"/>
-            <w:noProof/>
-          </w:rPr>
-          <w:t>3.1. Akvizicija počinje proverom dokumenta</w:t>
-        </w:r>
-        <w:r>
-          <w:rPr>
-            <w:noProof/>
-            <w:webHidden/>
-          </w:rPr>
-          <w:tab/>
-        </w:r>
-        <w:r>
-          <w:rPr>
-            <w:noProof/>
-            <w:webHidden/>
-          </w:rPr>
-          <w:fldChar w:fldCharType="begin"/>
-        </w:r>
-        <w:r>
-          <w:rPr>
-            <w:noProof/>
-            <w:webHidden/>
-          </w:rPr>
-          <w:instrText xml:space="preserve"> PAGEREF _Toc239083276 \h </w:instrText>
-        </w:r>
-        <w:r>
-          <w:rPr>
-            <w:noProof/>
-            <w:webHidden/>
-          </w:rPr>
-        </w:r>
-        <w:r>
-          <w:rPr>
-            <w:noProof/>
-            <w:webHidden/>
-          </w:rPr>
-          <w:fldChar w:fldCharType="separate"/>
-        </w:r>
-        <w:r>
-          <w:rPr>
-            <w:noProof/>
-            <w:webHidden/>
-          </w:rPr>
-          <w:t>7</w:t>
-        </w:r>
-        <w:r>
-          <w:rPr>
-            <w:noProof/>
-            <w:webHidden/>
-          </w:rPr>
-          <w:fldChar w:fldCharType="end"/>
-        </w:r>
-      </w:hyperlink>
+      <w:r>
+        <w:rPr>
+          <w:noProof/>
+        </w:rPr>
+        <w:t>3.1. Akvizicija počinje proverom dokumenta</w:t>
+      </w:r>
+      <w:r>
+        <w:rPr>
+          <w:noProof/>
+        </w:rPr>
+        <w:tab/>
+      </w:r>
+      <w:r>
+        <w:rPr>
+          <w:noProof/>
+        </w:rPr>
+        <w:fldChar w:fldCharType="begin"/>
+      </w:r>
+      <w:r>
+        <w:rPr>
+          <w:noProof/>
+        </w:rPr>
+        <w:instrText xml:space="preserve"> PAGEREF _Toc239155565 \h </w:instrText>
+      </w:r>
+      <w:r>
+        <w:rPr>
+          <w:noProof/>
+        </w:rPr>
+      </w:r>
+      <w:r>
+        <w:rPr>
+          <w:noProof/>
+        </w:rPr>
+        <w:fldChar w:fldCharType="separate"/>
+      </w:r>
+      <w:r>
+        <w:rPr>
+          <w:noProof/>
+        </w:rPr>
+        <w:t>6</w:t>
+      </w:r>
+      <w:r>
+        <w:rPr>
+          <w:noProof/>
+        </w:rPr>
+        <w:fldChar w:fldCharType="end"/>
+      </w:r>
     </w:p>
     <w:p>
       <w:pPr>
@@ -1348,63 +1180,53 @@
           <w14:ligatures w14:val="standardContextual"/>
         </w:rPr>
       </w:pPr>
-      <w:hyperlink w:anchor="_Toc239083277" w:history="1">
-        <w:r>
-          <w:rPr>
-            <w:rStyle w:val="Hyperlink"/>
-            <w:noProof/>
-          </w:rPr>
-          <w:t>3.2. Strukturni narativni chunking</w:t>
-        </w:r>
-        <w:r>
-          <w:rPr>
-            <w:noProof/>
-            <w:webHidden/>
-          </w:rPr>
-          <w:tab/>
-        </w:r>
-        <w:r>
-          <w:rPr>
-            <w:noProof/>
-            <w:webHidden/>
-          </w:rPr>
-          <w:fldChar w:fldCharType="begin"/>
-        </w:r>
-        <w:r>
-          <w:rPr>
-            <w:noProof/>
-            <w:webHidden/>
-          </w:rPr>
-          <w:instrText xml:space="preserve"> PAGEREF _Toc239083277 \h </w:instrText>
-        </w:r>
-        <w:r>
-          <w:rPr>
-            <w:noProof/>
-            <w:webHidden/>
-          </w:rPr>
-        </w:r>
-        <w:r>
-          <w:rPr>
-            <w:noProof/>
-            <w:webHidden/>
-          </w:rPr>
-          <w:fldChar w:fldCharType="separate"/>
-        </w:r>
-        <w:r>
-          <w:rPr>
-            <w:noProof/>
-            <w:webHidden/>
-          </w:rPr>
-          <w:t>7</w:t>
-        </w:r>
-        <w:r>
-          <w:rPr>
-            <w:noProof/>
-            <w:webHidden/>
-          </w:rPr>
-          <w:fldChar w:fldCharType="end"/>
-        </w:r>
-      </w:hyperlink>
+      <w:r>
+        <w:rPr>
+          <w:noProof/>
+        </w:rPr>
+        <w:t>3.2. Strukturni narativni chunking</w:t>
+      </w:r>
+      <w:r>
+        <w:rPr>
+          <w:noProof/>
+        </w:rPr>
+        <w:tab/>
+      </w:r>
+      <w:r>
+        <w:rPr>
+          <w:noProof/>
+        </w:rPr>
+        <w:fldChar w:fldCharType="begin"/>
+      </w:r>
+      <w:r>
+        <w:rPr>
+          <w:noProof/>
+        </w:rPr>
+        <w:instrText xml:space="preserve"> PAGEREF _Toc239155566 \h </w:instrText>
+      </w:r>
+      <w:r>
+        <w:rPr>
+          <w:noProof/>
+        </w:rPr>
+      </w:r>
+      <w:r>
+        <w:rPr>
+          <w:noProof/>
+        </w:rPr>
+        <w:fldChar w:fldCharType="separate"/>
+      </w:r>
+      <w:r>
+        <w:rPr>
+          <w:noProof/>
+        </w:rPr>
+        <w:t>6</w:t>
+      </w:r>
+      <w:r>
+        <w:rPr>
+          <w:noProof/>
+        </w:rPr>
+        <w:fldChar w:fldCharType="end"/>
+      </w:r>
     </w:p>
     <w:p>
       <w:pPr>
@@ -1422,63 +1244,53 @@
           <w14:ligatures w14:val="standardContextual"/>
         </w:rPr>
       </w:pPr>
-      <w:hyperlink w:anchor="_Toc239083278" w:history="1">
-        <w:r>
-          <w:rPr>
-            <w:rStyle w:val="Hyperlink"/>
-            <w:noProof/>
-          </w:rPr>
-          <w:t>3.3. Kompletna tabela je dokaz, a ne samo embedding tekst</w:t>
-        </w:r>
-        <w:r>
-          <w:rPr>
-            <w:noProof/>
-            <w:webHidden/>
-          </w:rPr>
-          <w:tab/>
-        </w:r>
-        <w:r>
-          <w:rPr>
-            <w:noProof/>
-            <w:webHidden/>
-          </w:rPr>
-          <w:fldChar w:fldCharType="begin"/>
-        </w:r>
-        <w:r>
-          <w:rPr>
-            <w:noProof/>
-            <w:webHidden/>
-          </w:rPr>
-          <w:instrText xml:space="preserve"> PAGEREF _Toc239083278 \h </w:instrText>
-        </w:r>
-        <w:r>
-          <w:rPr>
-            <w:noProof/>
-            <w:webHidden/>
-          </w:rPr>
-        </w:r>
-        <w:r>
-          <w:rPr>
-            <w:noProof/>
-            <w:webHidden/>
-          </w:rPr>
-          <w:fldChar w:fldCharType="separate"/>
-        </w:r>
-        <w:r>
-          <w:rPr>
-            <w:noProof/>
-            <w:webHidden/>
-          </w:rPr>
-          <w:t>7</w:t>
-        </w:r>
-        <w:r>
-          <w:rPr>
-            <w:noProof/>
-            <w:webHidden/>
-          </w:rPr>
-          <w:fldChar w:fldCharType="end"/>
-        </w:r>
-      </w:hyperlink>
+      <w:r>
+        <w:rPr>
+          <w:noProof/>
+        </w:rPr>
+        <w:t>3.3. Kompletna tabela je dokaz, a ne samo embedding tekst</w:t>
+      </w:r>
+      <w:r>
+        <w:rPr>
+          <w:noProof/>
+        </w:rPr>
+        <w:tab/>
+      </w:r>
+      <w:r>
+        <w:rPr>
+          <w:noProof/>
+        </w:rPr>
+        <w:fldChar w:fldCharType="begin"/>
+      </w:r>
+      <w:r>
+        <w:rPr>
+          <w:noProof/>
+        </w:rPr>
+        <w:instrText xml:space="preserve"> PAGEREF _Toc239155567 \h </w:instrText>
+      </w:r>
+      <w:r>
+        <w:rPr>
+          <w:noProof/>
+        </w:rPr>
+      </w:r>
+      <w:r>
+        <w:rPr>
+          <w:noProof/>
+        </w:rPr>
+        <w:fldChar w:fldCharType="separate"/>
+      </w:r>
+      <w:r>
+        <w:rPr>
+          <w:noProof/>
+        </w:rPr>
+        <w:t>6</w:t>
+      </w:r>
+      <w:r>
+        <w:rPr>
+          <w:noProof/>
+        </w:rPr>
+        <w:fldChar w:fldCharType="end"/>
+      </w:r>
     </w:p>
     <w:p>
       <w:pPr>
@@ -1496,63 +1308,53 @@
           <w14:ligatures w14:val="standardContextual"/>
         </w:rPr>
       </w:pPr>
-      <w:hyperlink w:anchor="_Toc239083279" w:history="1">
-        <w:r>
-          <w:rPr>
-            <w:rStyle w:val="Hyperlink"/>
-            <w:noProof/>
-          </w:rPr>
-          <w:t>3.4. Ciljani glossary locatori</w:t>
-        </w:r>
-        <w:r>
-          <w:rPr>
-            <w:noProof/>
-            <w:webHidden/>
-          </w:rPr>
-          <w:tab/>
-        </w:r>
-        <w:r>
-          <w:rPr>
-            <w:noProof/>
-            <w:webHidden/>
-          </w:rPr>
-          <w:fldChar w:fldCharType="begin"/>
-        </w:r>
-        <w:r>
-          <w:rPr>
-            <w:noProof/>
-            <w:webHidden/>
-          </w:rPr>
-          <w:instrText xml:space="preserve"> PAGEREF _Toc239083279 \h </w:instrText>
-        </w:r>
-        <w:r>
-          <w:rPr>
-            <w:noProof/>
-            <w:webHidden/>
-          </w:rPr>
-        </w:r>
-        <w:r>
-          <w:rPr>
-            <w:noProof/>
-            <w:webHidden/>
-          </w:rPr>
-          <w:fldChar w:fldCharType="separate"/>
-        </w:r>
-        <w:r>
-          <w:rPr>
-            <w:noProof/>
-            <w:webHidden/>
-          </w:rPr>
-          <w:t>8</w:t>
-        </w:r>
-        <w:r>
-          <w:rPr>
-            <w:noProof/>
-            <w:webHidden/>
-          </w:rPr>
-          <w:fldChar w:fldCharType="end"/>
-        </w:r>
-      </w:hyperlink>
+      <w:r>
+        <w:rPr>
+          <w:noProof/>
+        </w:rPr>
+        <w:t>3.4. Ciljani glossary locatori</w:t>
+      </w:r>
+      <w:r>
+        <w:rPr>
+          <w:noProof/>
+        </w:rPr>
+        <w:tab/>
+      </w:r>
+      <w:r>
+        <w:rPr>
+          <w:noProof/>
+        </w:rPr>
+        <w:fldChar w:fldCharType="begin"/>
+      </w:r>
+      <w:r>
+        <w:rPr>
+          <w:noProof/>
+        </w:rPr>
+        <w:instrText xml:space="preserve"> PAGEREF _Toc239155568 \h </w:instrText>
+      </w:r>
+      <w:r>
+        <w:rPr>
+          <w:noProof/>
+        </w:rPr>
+      </w:r>
+      <w:r>
+        <w:rPr>
+          <w:noProof/>
+        </w:rPr>
+        <w:fldChar w:fldCharType="separate"/>
+      </w:r>
+      <w:r>
+        <w:rPr>
+          <w:noProof/>
+        </w:rPr>
+        <w:t>7</w:t>
+      </w:r>
+      <w:r>
+        <w:rPr>
+          <w:noProof/>
+        </w:rPr>
+        <w:fldChar w:fldCharType="end"/>
+      </w:r>
     </w:p>
     <w:p>
       <w:pPr>
@@ -1570,63 +1372,53 @@
           <w14:ligatures w14:val="standardContextual"/>
         </w:rPr>
       </w:pPr>
-      <w:hyperlink w:anchor="_Toc239083280" w:history="1">
-        <w:r>
-          <w:rPr>
-            <w:rStyle w:val="Hyperlink"/>
-            <w:noProof/>
-          </w:rPr>
-          <w:t>4. Hibridni retrieval i izolacija banaka</w:t>
-        </w:r>
-        <w:r>
-          <w:rPr>
-            <w:noProof/>
-            <w:webHidden/>
-          </w:rPr>
-          <w:tab/>
-        </w:r>
-        <w:r>
-          <w:rPr>
-            <w:noProof/>
-            <w:webHidden/>
-          </w:rPr>
-          <w:fldChar w:fldCharType="begin"/>
-        </w:r>
-        <w:r>
-          <w:rPr>
-            <w:noProof/>
-            <w:webHidden/>
-          </w:rPr>
-          <w:instrText xml:space="preserve"> PAGEREF _Toc239083280 \h </w:instrText>
-        </w:r>
-        <w:r>
-          <w:rPr>
-            <w:noProof/>
-            <w:webHidden/>
-          </w:rPr>
-        </w:r>
-        <w:r>
-          <w:rPr>
-            <w:noProof/>
-            <w:webHidden/>
-          </w:rPr>
-          <w:fldChar w:fldCharType="separate"/>
-        </w:r>
-        <w:r>
-          <w:rPr>
-            <w:noProof/>
-            <w:webHidden/>
-          </w:rPr>
-          <w:t>8</w:t>
-        </w:r>
-        <w:r>
-          <w:rPr>
-            <w:noProof/>
-            <w:webHidden/>
-          </w:rPr>
-          <w:fldChar w:fldCharType="end"/>
-        </w:r>
-      </w:hyperlink>
+      <w:r>
+        <w:rPr>
+          <w:noProof/>
+        </w:rPr>
+        <w:t>4. Hibridni retrieval i izolacija banaka</w:t>
+      </w:r>
+      <w:r>
+        <w:rPr>
+          <w:noProof/>
+        </w:rPr>
+        <w:tab/>
+      </w:r>
+      <w:r>
+        <w:rPr>
+          <w:noProof/>
+        </w:rPr>
+        <w:fldChar w:fldCharType="begin"/>
+      </w:r>
+      <w:r>
+        <w:rPr>
+          <w:noProof/>
+        </w:rPr>
+        <w:instrText xml:space="preserve"> PAGEREF _Toc239155569 \h </w:instrText>
+      </w:r>
+      <w:r>
+        <w:rPr>
+          <w:noProof/>
+        </w:rPr>
+      </w:r>
+      <w:r>
+        <w:rPr>
+          <w:noProof/>
+        </w:rPr>
+        <w:fldChar w:fldCharType="separate"/>
+      </w:r>
+      <w:r>
+        <w:rPr>
+          <w:noProof/>
+        </w:rPr>
+        <w:t>7</w:t>
+      </w:r>
+      <w:r>
+        <w:rPr>
+          <w:noProof/>
+        </w:rPr>
+        <w:fldChar w:fldCharType="end"/>
+      </w:r>
     </w:p>
     <w:p>
       <w:pPr>
@@ -1644,63 +1436,53 @@
           <w14:ligatures w14:val="standardContextual"/>
         </w:rPr>
       </w:pPr>
-      <w:hyperlink w:anchor="_Toc239083281" w:history="1">
-        <w:r>
-          <w:rPr>
-            <w:rStyle w:val="Hyperlink"/>
-            <w:noProof/>
-          </w:rPr>
-          <w:t>4.1. Dense i lexical signal rešavaju različite slučajeve</w:t>
-        </w:r>
-        <w:r>
-          <w:rPr>
-            <w:noProof/>
-            <w:webHidden/>
-          </w:rPr>
-          <w:tab/>
-        </w:r>
-        <w:r>
-          <w:rPr>
-            <w:noProof/>
-            <w:webHidden/>
-          </w:rPr>
-          <w:fldChar w:fldCharType="begin"/>
-        </w:r>
-        <w:r>
-          <w:rPr>
-            <w:noProof/>
-            <w:webHidden/>
-          </w:rPr>
-          <w:instrText xml:space="preserve"> PAGEREF _Toc239083281 \h </w:instrText>
-        </w:r>
-        <w:r>
-          <w:rPr>
-            <w:noProof/>
-            <w:webHidden/>
-          </w:rPr>
-        </w:r>
-        <w:r>
-          <w:rPr>
-            <w:noProof/>
-            <w:webHidden/>
-          </w:rPr>
-          <w:fldChar w:fldCharType="separate"/>
-        </w:r>
-        <w:r>
-          <w:rPr>
-            <w:noProof/>
-            <w:webHidden/>
-          </w:rPr>
-          <w:t>8</w:t>
-        </w:r>
-        <w:r>
-          <w:rPr>
-            <w:noProof/>
-            <w:webHidden/>
-          </w:rPr>
-          <w:fldChar w:fldCharType="end"/>
-        </w:r>
-      </w:hyperlink>
+      <w:r>
+        <w:rPr>
+          <w:noProof/>
+        </w:rPr>
+        <w:t>4.1. Dense i lexical signal rešavaju različite slučajeve</w:t>
+      </w:r>
+      <w:r>
+        <w:rPr>
+          <w:noProof/>
+        </w:rPr>
+        <w:tab/>
+      </w:r>
+      <w:r>
+        <w:rPr>
+          <w:noProof/>
+        </w:rPr>
+        <w:fldChar w:fldCharType="begin"/>
+      </w:r>
+      <w:r>
+        <w:rPr>
+          <w:noProof/>
+        </w:rPr>
+        <w:instrText xml:space="preserve"> PAGEREF _Toc239155570 \h </w:instrText>
+      </w:r>
+      <w:r>
+        <w:rPr>
+          <w:noProof/>
+        </w:rPr>
+      </w:r>
+      <w:r>
+        <w:rPr>
+          <w:noProof/>
+        </w:rPr>
+        <w:fldChar w:fldCharType="separate"/>
+      </w:r>
+      <w:r>
+        <w:rPr>
+          <w:noProof/>
+        </w:rPr>
+        <w:t>7</w:t>
+      </w:r>
+      <w:r>
+        <w:rPr>
+          <w:noProof/>
+        </w:rPr>
+        <w:fldChar w:fldCharType="end"/>
+      </w:r>
     </w:p>
     <w:p>
       <w:pPr>
@@ -1718,63 +1500,53 @@
           <w14:ligatures w14:val="standardContextual"/>
         </w:rPr>
       </w:pPr>
-      <w:hyperlink w:anchor="_Toc239083282" w:history="1">
-        <w:r>
-          <w:rPr>
-            <w:rStyle w:val="Hyperlink"/>
-            <w:noProof/>
-          </w:rPr>
-          <w:t>4.2. Poređenja se ne rešavaju jednim mešanim Top-K skupom</w:t>
-        </w:r>
-        <w:r>
-          <w:rPr>
-            <w:noProof/>
-            <w:webHidden/>
-          </w:rPr>
-          <w:tab/>
-        </w:r>
-        <w:r>
-          <w:rPr>
-            <w:noProof/>
-            <w:webHidden/>
-          </w:rPr>
-          <w:fldChar w:fldCharType="begin"/>
-        </w:r>
-        <w:r>
-          <w:rPr>
-            <w:noProof/>
-            <w:webHidden/>
-          </w:rPr>
-          <w:instrText xml:space="preserve"> PAGEREF _Toc239083282 \h </w:instrText>
-        </w:r>
-        <w:r>
-          <w:rPr>
-            <w:noProof/>
-            <w:webHidden/>
-          </w:rPr>
-        </w:r>
-        <w:r>
-          <w:rPr>
-            <w:noProof/>
-            <w:webHidden/>
-          </w:rPr>
-          <w:fldChar w:fldCharType="separate"/>
-        </w:r>
-        <w:r>
-          <w:rPr>
-            <w:noProof/>
-            <w:webHidden/>
-          </w:rPr>
-          <w:t>9</w:t>
-        </w:r>
-        <w:r>
-          <w:rPr>
-            <w:noProof/>
-            <w:webHidden/>
-          </w:rPr>
-          <w:fldChar w:fldCharType="end"/>
-        </w:r>
-      </w:hyperlink>
+      <w:r>
+        <w:rPr>
+          <w:noProof/>
+        </w:rPr>
+        <w:t>4.2. Poređenja se ne rešavaju jednim mešanim Top-K skupom</w:t>
+      </w:r>
+      <w:r>
+        <w:rPr>
+          <w:noProof/>
+        </w:rPr>
+        <w:tab/>
+      </w:r>
+      <w:r>
+        <w:rPr>
+          <w:noProof/>
+        </w:rPr>
+        <w:fldChar w:fldCharType="begin"/>
+      </w:r>
+      <w:r>
+        <w:rPr>
+          <w:noProof/>
+        </w:rPr>
+        <w:instrText xml:space="preserve"> PAGEREF _Toc239155571 \h </w:instrText>
+      </w:r>
+      <w:r>
+        <w:rPr>
+          <w:noProof/>
+        </w:rPr>
+      </w:r>
+      <w:r>
+        <w:rPr>
+          <w:noProof/>
+        </w:rPr>
+        <w:fldChar w:fldCharType="separate"/>
+      </w:r>
+      <w:r>
+        <w:rPr>
+          <w:noProof/>
+        </w:rPr>
+        <w:t>7</w:t>
+      </w:r>
+      <w:r>
+        <w:rPr>
+          <w:noProof/>
+        </w:rPr>
+        <w:fldChar w:fldCharType="end"/>
+      </w:r>
     </w:p>
     <w:p>
       <w:pPr>
@@ -1792,63 +1564,53 @@
           <w14:ligatures w14:val="standardContextual"/>
         </w:rPr>
       </w:pPr>
-      <w:hyperlink w:anchor="_Toc239083283" w:history="1">
-        <w:r>
-          <w:rPr>
-            <w:rStyle w:val="Hyperlink"/>
-            <w:noProof/>
-          </w:rPr>
-          <w:t>5. Grounded generacija, konverzacija i kontrola izvora</w:t>
-        </w:r>
-        <w:r>
-          <w:rPr>
-            <w:noProof/>
-            <w:webHidden/>
-          </w:rPr>
-          <w:tab/>
-        </w:r>
-        <w:r>
-          <w:rPr>
-            <w:noProof/>
-            <w:webHidden/>
-          </w:rPr>
-          <w:fldChar w:fldCharType="begin"/>
-        </w:r>
-        <w:r>
-          <w:rPr>
-            <w:noProof/>
-            <w:webHidden/>
-          </w:rPr>
-          <w:instrText xml:space="preserve"> PAGEREF _Toc239083283 \h </w:instrText>
-        </w:r>
-        <w:r>
-          <w:rPr>
-            <w:noProof/>
-            <w:webHidden/>
-          </w:rPr>
-        </w:r>
-        <w:r>
-          <w:rPr>
-            <w:noProof/>
-            <w:webHidden/>
-          </w:rPr>
-          <w:fldChar w:fldCharType="separate"/>
-        </w:r>
-        <w:r>
-          <w:rPr>
-            <w:noProof/>
-            <w:webHidden/>
-          </w:rPr>
-          <w:t>9</w:t>
-        </w:r>
-        <w:r>
-          <w:rPr>
-            <w:noProof/>
-            <w:webHidden/>
-          </w:rPr>
-          <w:fldChar w:fldCharType="end"/>
-        </w:r>
-      </w:hyperlink>
+      <w:r>
+        <w:rPr>
+          <w:noProof/>
+        </w:rPr>
+        <w:t>5. Grounded generacija, konverzacija i kontrola izvora</w:t>
+      </w:r>
+      <w:r>
+        <w:rPr>
+          <w:noProof/>
+        </w:rPr>
+        <w:tab/>
+      </w:r>
+      <w:r>
+        <w:rPr>
+          <w:noProof/>
+        </w:rPr>
+        <w:fldChar w:fldCharType="begin"/>
+      </w:r>
+      <w:r>
+        <w:rPr>
+          <w:noProof/>
+        </w:rPr>
+        <w:instrText xml:space="preserve"> PAGEREF _Toc239155572 \h </w:instrText>
+      </w:r>
+      <w:r>
+        <w:rPr>
+          <w:noProof/>
+        </w:rPr>
+      </w:r>
+      <w:r>
+        <w:rPr>
+          <w:noProof/>
+        </w:rPr>
+        <w:fldChar w:fldCharType="separate"/>
+      </w:r>
+      <w:r>
+        <w:rPr>
+          <w:noProof/>
+        </w:rPr>
+        <w:t>9</w:t>
+      </w:r>
+      <w:r>
+        <w:rPr>
+          <w:noProof/>
+        </w:rPr>
+        <w:fldChar w:fldCharType="end"/>
+      </w:r>
     </w:p>
     <w:p>
       <w:pPr>
@@ -1866,63 +1628,53 @@
           <w14:ligatures w14:val="standardContextual"/>
         </w:rPr>
       </w:pPr>
-      <w:hyperlink w:anchor="_Toc239083284" w:history="1">
-        <w:r>
-          <w:rPr>
-            <w:rStyle w:val="Hyperlink"/>
-            <w:noProof/>
-          </w:rPr>
-          <w:t>5.1. Generacija radi unutar eksplicitnog ugovora</w:t>
-        </w:r>
-        <w:r>
-          <w:rPr>
-            <w:noProof/>
-            <w:webHidden/>
-          </w:rPr>
-          <w:tab/>
-        </w:r>
-        <w:r>
-          <w:rPr>
-            <w:noProof/>
-            <w:webHidden/>
-          </w:rPr>
-          <w:fldChar w:fldCharType="begin"/>
-        </w:r>
-        <w:r>
-          <w:rPr>
-            <w:noProof/>
-            <w:webHidden/>
-          </w:rPr>
-          <w:instrText xml:space="preserve"> PAGEREF _Toc239083284 \h </w:instrText>
-        </w:r>
-        <w:r>
-          <w:rPr>
-            <w:noProof/>
-            <w:webHidden/>
-          </w:rPr>
-        </w:r>
-        <w:r>
-          <w:rPr>
-            <w:noProof/>
-            <w:webHidden/>
-          </w:rPr>
-          <w:fldChar w:fldCharType="separate"/>
-        </w:r>
-        <w:r>
-          <w:rPr>
-            <w:noProof/>
-            <w:webHidden/>
-          </w:rPr>
-          <w:t>9</w:t>
-        </w:r>
-        <w:r>
-          <w:rPr>
-            <w:noProof/>
-            <w:webHidden/>
-          </w:rPr>
-          <w:fldChar w:fldCharType="end"/>
-        </w:r>
-      </w:hyperlink>
+      <w:r>
+        <w:rPr>
+          <w:noProof/>
+        </w:rPr>
+        <w:t>5.1. Generacija radi unutar eksplicitnog ugovora</w:t>
+      </w:r>
+      <w:r>
+        <w:rPr>
+          <w:noProof/>
+        </w:rPr>
+        <w:tab/>
+      </w:r>
+      <w:r>
+        <w:rPr>
+          <w:noProof/>
+        </w:rPr>
+        <w:fldChar w:fldCharType="begin"/>
+      </w:r>
+      <w:r>
+        <w:rPr>
+          <w:noProof/>
+        </w:rPr>
+        <w:instrText xml:space="preserve"> PAGEREF _Toc239155573 \h </w:instrText>
+      </w:r>
+      <w:r>
+        <w:rPr>
+          <w:noProof/>
+        </w:rPr>
+      </w:r>
+      <w:r>
+        <w:rPr>
+          <w:noProof/>
+        </w:rPr>
+        <w:fldChar w:fldCharType="separate"/>
+      </w:r>
+      <w:r>
+        <w:rPr>
+          <w:noProof/>
+        </w:rPr>
+        <w:t>10</w:t>
+      </w:r>
+      <w:r>
+        <w:rPr>
+          <w:noProof/>
+        </w:rPr>
+        <w:fldChar w:fldCharType="end"/>
+      </w:r>
     </w:p>
     <w:p>
       <w:pPr>
@@ -1940,63 +1692,53 @@
           <w14:ligatures w14:val="standardContextual"/>
         </w:rPr>
       </w:pPr>
-      <w:hyperlink w:anchor="_Toc239083285" w:history="1">
-        <w:r>
-          <w:rPr>
-            <w:rStyle w:val="Hyperlink"/>
-            <w:noProof/>
-          </w:rPr>
-          <w:t>5.2. Razgovor je kontekst, nikada dokaz</w:t>
-        </w:r>
-        <w:r>
-          <w:rPr>
-            <w:noProof/>
-            <w:webHidden/>
-          </w:rPr>
-          <w:tab/>
-        </w:r>
-        <w:r>
-          <w:rPr>
-            <w:noProof/>
-            <w:webHidden/>
-          </w:rPr>
-          <w:fldChar w:fldCharType="begin"/>
-        </w:r>
-        <w:r>
-          <w:rPr>
-            <w:noProof/>
-            <w:webHidden/>
-          </w:rPr>
-          <w:instrText xml:space="preserve"> PAGEREF _Toc239083285 \h </w:instrText>
-        </w:r>
-        <w:r>
-          <w:rPr>
-            <w:noProof/>
-            <w:webHidden/>
-          </w:rPr>
-        </w:r>
-        <w:r>
-          <w:rPr>
-            <w:noProof/>
-            <w:webHidden/>
-          </w:rPr>
-          <w:fldChar w:fldCharType="separate"/>
-        </w:r>
-        <w:r>
-          <w:rPr>
-            <w:noProof/>
-            <w:webHidden/>
-          </w:rPr>
-          <w:t>9</w:t>
-        </w:r>
-        <w:r>
-          <w:rPr>
-            <w:noProof/>
-            <w:webHidden/>
-          </w:rPr>
-          <w:fldChar w:fldCharType="end"/>
-        </w:r>
-      </w:hyperlink>
+      <w:r>
+        <w:rPr>
+          <w:noProof/>
+        </w:rPr>
+        <w:t>5.2. Razgovor je kontekst, nikada dokaz</w:t>
+      </w:r>
+      <w:r>
+        <w:rPr>
+          <w:noProof/>
+        </w:rPr>
+        <w:tab/>
+      </w:r>
+      <w:r>
+        <w:rPr>
+          <w:noProof/>
+        </w:rPr>
+        <w:fldChar w:fldCharType="begin"/>
+      </w:r>
+      <w:r>
+        <w:rPr>
+          <w:noProof/>
+        </w:rPr>
+        <w:instrText xml:space="preserve"> PAGEREF _Toc239155574 \h </w:instrText>
+      </w:r>
+      <w:r>
+        <w:rPr>
+          <w:noProof/>
+        </w:rPr>
+      </w:r>
+      <w:r>
+        <w:rPr>
+          <w:noProof/>
+        </w:rPr>
+        <w:fldChar w:fldCharType="separate"/>
+      </w:r>
+      <w:r>
+        <w:rPr>
+          <w:noProof/>
+        </w:rPr>
+        <w:t>10</w:t>
+      </w:r>
+      <w:r>
+        <w:rPr>
+          <w:noProof/>
+        </w:rPr>
+        <w:fldChar w:fldCharType="end"/>
+      </w:r>
     </w:p>
     <w:p>
       <w:pPr>
@@ -2014,63 +1756,53 @@
           <w14:ligatures w14:val="standardContextual"/>
         </w:rPr>
       </w:pPr>
-      <w:hyperlink w:anchor="_Toc239083286" w:history="1">
-        <w:r>
-          <w:rPr>
-            <w:rStyle w:val="Hyperlink"/>
-            <w:noProof/>
-          </w:rPr>
-          <w:t>5.3. Dijagnostika i evidence audit imaju različite uloge</w:t>
-        </w:r>
-        <w:r>
-          <w:rPr>
-            <w:noProof/>
-            <w:webHidden/>
-          </w:rPr>
-          <w:tab/>
-        </w:r>
-        <w:r>
-          <w:rPr>
-            <w:noProof/>
-            <w:webHidden/>
-          </w:rPr>
-          <w:fldChar w:fldCharType="begin"/>
-        </w:r>
-        <w:r>
-          <w:rPr>
-            <w:noProof/>
-            <w:webHidden/>
-          </w:rPr>
-          <w:instrText xml:space="preserve"> PAGEREF _Toc239083286 \h </w:instrText>
-        </w:r>
-        <w:r>
-          <w:rPr>
-            <w:noProof/>
-            <w:webHidden/>
-          </w:rPr>
-        </w:r>
-        <w:r>
-          <w:rPr>
-            <w:noProof/>
-            <w:webHidden/>
-          </w:rPr>
-          <w:fldChar w:fldCharType="separate"/>
-        </w:r>
-        <w:r>
-          <w:rPr>
-            <w:noProof/>
-            <w:webHidden/>
-          </w:rPr>
-          <w:t>10</w:t>
-        </w:r>
-        <w:r>
-          <w:rPr>
-            <w:noProof/>
-            <w:webHidden/>
-          </w:rPr>
-          <w:fldChar w:fldCharType="end"/>
-        </w:r>
-      </w:hyperlink>
+      <w:r>
+        <w:rPr>
+          <w:noProof/>
+        </w:rPr>
+        <w:t>5.3. Dijagnostika i evidence audit imaju različite uloge</w:t>
+      </w:r>
+      <w:r>
+        <w:rPr>
+          <w:noProof/>
+        </w:rPr>
+        <w:tab/>
+      </w:r>
+      <w:r>
+        <w:rPr>
+          <w:noProof/>
+        </w:rPr>
+        <w:fldChar w:fldCharType="begin"/>
+      </w:r>
+      <w:r>
+        <w:rPr>
+          <w:noProof/>
+        </w:rPr>
+        <w:instrText xml:space="preserve"> PAGEREF _Toc239155575 \h </w:instrText>
+      </w:r>
+      <w:r>
+        <w:rPr>
+          <w:noProof/>
+        </w:rPr>
+      </w:r>
+      <w:r>
+        <w:rPr>
+          <w:noProof/>
+        </w:rPr>
+        <w:fldChar w:fldCharType="separate"/>
+      </w:r>
+      <w:r>
+        <w:rPr>
+          <w:noProof/>
+        </w:rPr>
+        <w:t>10</w:t>
+      </w:r>
+      <w:r>
+        <w:rPr>
+          <w:noProof/>
+        </w:rPr>
+        <w:fldChar w:fldCharType="end"/>
+      </w:r>
     </w:p>
     <w:p>
       <w:pPr>
@@ -2088,63 +1820,53 @@
           <w14:ligatures w14:val="standardContextual"/>
         </w:rPr>
       </w:pPr>
-      <w:hyperlink w:anchor="_Toc239083287" w:history="1">
-        <w:r>
-          <w:rPr>
-            <w:rStyle w:val="Hyperlink"/>
-            <w:noProof/>
-          </w:rPr>
-          <w:t>6. Korisničko iskustvo i stvarni QA primeri</w:t>
-        </w:r>
-        <w:r>
-          <w:rPr>
-            <w:noProof/>
-            <w:webHidden/>
-          </w:rPr>
-          <w:tab/>
-        </w:r>
-        <w:r>
-          <w:rPr>
-            <w:noProof/>
-            <w:webHidden/>
-          </w:rPr>
-          <w:fldChar w:fldCharType="begin"/>
-        </w:r>
-        <w:r>
-          <w:rPr>
-            <w:noProof/>
-            <w:webHidden/>
-          </w:rPr>
-          <w:instrText xml:space="preserve"> PAGEREF _Toc239083287 \h </w:instrText>
-        </w:r>
-        <w:r>
-          <w:rPr>
-            <w:noProof/>
-            <w:webHidden/>
-          </w:rPr>
-        </w:r>
-        <w:r>
-          <w:rPr>
-            <w:noProof/>
-            <w:webHidden/>
-          </w:rPr>
-          <w:fldChar w:fldCharType="separate"/>
-        </w:r>
-        <w:r>
-          <w:rPr>
-            <w:noProof/>
-            <w:webHidden/>
-          </w:rPr>
-          <w:t>11</w:t>
-        </w:r>
-        <w:r>
-          <w:rPr>
-            <w:noProof/>
-            <w:webHidden/>
-          </w:rPr>
-          <w:fldChar w:fldCharType="end"/>
-        </w:r>
-      </w:hyperlink>
+      <w:r>
+        <w:rPr>
+          <w:noProof/>
+        </w:rPr>
+        <w:t>6. Korisničko iskustvo i stvarni QA primeri</w:t>
+      </w:r>
+      <w:r>
+        <w:rPr>
+          <w:noProof/>
+        </w:rPr>
+        <w:tab/>
+      </w:r>
+      <w:r>
+        <w:rPr>
+          <w:noProof/>
+        </w:rPr>
+        <w:fldChar w:fldCharType="begin"/>
+      </w:r>
+      <w:r>
+        <w:rPr>
+          <w:noProof/>
+        </w:rPr>
+        <w:instrText xml:space="preserve"> PAGEREF _Toc239155576 \h </w:instrText>
+      </w:r>
+      <w:r>
+        <w:rPr>
+          <w:noProof/>
+        </w:rPr>
+      </w:r>
+      <w:r>
+        <w:rPr>
+          <w:noProof/>
+        </w:rPr>
+        <w:fldChar w:fldCharType="separate"/>
+      </w:r>
+      <w:r>
+        <w:rPr>
+          <w:noProof/>
+        </w:rPr>
+        <w:t>11</w:t>
+      </w:r>
+      <w:r>
+        <w:rPr>
+          <w:noProof/>
+        </w:rPr>
+        <w:fldChar w:fldCharType="end"/>
+      </w:r>
     </w:p>
     <w:p>
       <w:pPr>
@@ -2162,63 +1884,53 @@
           <w14:ligatures w14:val="standardContextual"/>
         </w:rPr>
       </w:pPr>
-      <w:hyperlink w:anchor="_Toc239083288" w:history="1">
-        <w:r>
-          <w:rPr>
-            <w:rStyle w:val="Hyperlink"/>
-            <w:noProof/>
-          </w:rPr>
-          <w:t>6.1. Egzaktna vrednost iz regulatorne tabele</w:t>
-        </w:r>
-        <w:r>
-          <w:rPr>
-            <w:noProof/>
-            <w:webHidden/>
-          </w:rPr>
-          <w:tab/>
-        </w:r>
-        <w:r>
-          <w:rPr>
-            <w:noProof/>
-            <w:webHidden/>
-          </w:rPr>
-          <w:fldChar w:fldCharType="begin"/>
-        </w:r>
-        <w:r>
-          <w:rPr>
-            <w:noProof/>
-            <w:webHidden/>
-          </w:rPr>
-          <w:instrText xml:space="preserve"> PAGEREF _Toc239083288 \h </w:instrText>
-        </w:r>
-        <w:r>
-          <w:rPr>
-            <w:noProof/>
-            <w:webHidden/>
-          </w:rPr>
-        </w:r>
-        <w:r>
-          <w:rPr>
-            <w:noProof/>
-            <w:webHidden/>
-          </w:rPr>
-          <w:fldChar w:fldCharType="separate"/>
-        </w:r>
-        <w:r>
-          <w:rPr>
-            <w:noProof/>
-            <w:webHidden/>
-          </w:rPr>
-          <w:t>11</w:t>
-        </w:r>
-        <w:r>
-          <w:rPr>
-            <w:noProof/>
-            <w:webHidden/>
-          </w:rPr>
-          <w:fldChar w:fldCharType="end"/>
-        </w:r>
-      </w:hyperlink>
+      <w:r>
+        <w:rPr>
+          <w:noProof/>
+        </w:rPr>
+        <w:t>6.1. Egzaktna vrednost iz regulatorne tabele</w:t>
+      </w:r>
+      <w:r>
+        <w:rPr>
+          <w:noProof/>
+        </w:rPr>
+        <w:tab/>
+      </w:r>
+      <w:r>
+        <w:rPr>
+          <w:noProof/>
+        </w:rPr>
+        <w:fldChar w:fldCharType="begin"/>
+      </w:r>
+      <w:r>
+        <w:rPr>
+          <w:noProof/>
+        </w:rPr>
+        <w:instrText xml:space="preserve"> PAGEREF _Toc239155577 \h </w:instrText>
+      </w:r>
+      <w:r>
+        <w:rPr>
+          <w:noProof/>
+        </w:rPr>
+      </w:r>
+      <w:r>
+        <w:rPr>
+          <w:noProof/>
+        </w:rPr>
+        <w:fldChar w:fldCharType="separate"/>
+      </w:r>
+      <w:r>
+        <w:rPr>
+          <w:noProof/>
+        </w:rPr>
+        <w:t>11</w:t>
+      </w:r>
+      <w:r>
+        <w:rPr>
+          <w:noProof/>
+        </w:rPr>
+        <w:fldChar w:fldCharType="end"/>
+      </w:r>
     </w:p>
     <w:p>
       <w:pPr>
@@ -2236,63 +1948,53 @@
           <w14:ligatures w14:val="standardContextual"/>
         </w:rPr>
       </w:pPr>
-      <w:hyperlink w:anchor="_Toc239083289" w:history="1">
-        <w:r>
-          <w:rPr>
-            <w:rStyle w:val="Hyperlink"/>
-            <w:noProof/>
-          </w:rPr>
-          <w:t>6.2. Narativna sinteza rizika</w:t>
-        </w:r>
-        <w:r>
-          <w:rPr>
-            <w:noProof/>
-            <w:webHidden/>
-          </w:rPr>
-          <w:tab/>
-        </w:r>
-        <w:r>
-          <w:rPr>
-            <w:noProof/>
-            <w:webHidden/>
-          </w:rPr>
-          <w:fldChar w:fldCharType="begin"/>
-        </w:r>
-        <w:r>
-          <w:rPr>
-            <w:noProof/>
-            <w:webHidden/>
-          </w:rPr>
-          <w:instrText xml:space="preserve"> PAGEREF _Toc239083289 \h </w:instrText>
-        </w:r>
-        <w:r>
-          <w:rPr>
-            <w:noProof/>
-            <w:webHidden/>
-          </w:rPr>
-        </w:r>
-        <w:r>
-          <w:rPr>
-            <w:noProof/>
-            <w:webHidden/>
-          </w:rPr>
-          <w:fldChar w:fldCharType="separate"/>
-        </w:r>
-        <w:r>
-          <w:rPr>
-            <w:noProof/>
-            <w:webHidden/>
-          </w:rPr>
-          <w:t>13</w:t>
-        </w:r>
-        <w:r>
-          <w:rPr>
-            <w:noProof/>
-            <w:webHidden/>
-          </w:rPr>
-          <w:fldChar w:fldCharType="end"/>
-        </w:r>
-      </w:hyperlink>
+      <w:r>
+        <w:rPr>
+          <w:noProof/>
+        </w:rPr>
+        <w:t>6.2. Narativna sinteza rizika</w:t>
+      </w:r>
+      <w:r>
+        <w:rPr>
+          <w:noProof/>
+        </w:rPr>
+        <w:tab/>
+      </w:r>
+      <w:r>
+        <w:rPr>
+          <w:noProof/>
+        </w:rPr>
+        <w:fldChar w:fldCharType="begin"/>
+      </w:r>
+      <w:r>
+        <w:rPr>
+          <w:noProof/>
+        </w:rPr>
+        <w:instrText xml:space="preserve"> PAGEREF _Toc239155578 \h </w:instrText>
+      </w:r>
+      <w:r>
+        <w:rPr>
+          <w:noProof/>
+        </w:rPr>
+      </w:r>
+      <w:r>
+        <w:rPr>
+          <w:noProof/>
+        </w:rPr>
+        <w:fldChar w:fldCharType="separate"/>
+      </w:r>
+      <w:r>
+        <w:rPr>
+          <w:noProof/>
+        </w:rPr>
+        <w:t>13</w:t>
+      </w:r>
+      <w:r>
+        <w:rPr>
+          <w:noProof/>
+        </w:rPr>
+        <w:fldChar w:fldCharType="end"/>
+      </w:r>
     </w:p>
     <w:p>
       <w:pPr>
@@ -2310,63 +2012,53 @@
           <w14:ligatures w14:val="standardContextual"/>
         </w:rPr>
       </w:pPr>
-      <w:hyperlink w:anchor="_Toc239083290" w:history="1">
-        <w:r>
-          <w:rPr>
-            <w:rStyle w:val="Hyperlink"/>
-            <w:noProof/>
-          </w:rPr>
-          <w:t>6.3. Poređenje dve banke</w:t>
-        </w:r>
-        <w:r>
-          <w:rPr>
-            <w:noProof/>
-            <w:webHidden/>
-          </w:rPr>
-          <w:tab/>
-        </w:r>
-        <w:r>
-          <w:rPr>
-            <w:noProof/>
-            <w:webHidden/>
-          </w:rPr>
-          <w:fldChar w:fldCharType="begin"/>
-        </w:r>
-        <w:r>
-          <w:rPr>
-            <w:noProof/>
-            <w:webHidden/>
-          </w:rPr>
-          <w:instrText xml:space="preserve"> PAGEREF _Toc239083290 \h </w:instrText>
-        </w:r>
-        <w:r>
-          <w:rPr>
-            <w:noProof/>
-            <w:webHidden/>
-          </w:rPr>
-        </w:r>
-        <w:r>
-          <w:rPr>
-            <w:noProof/>
-            <w:webHidden/>
-          </w:rPr>
-          <w:fldChar w:fldCharType="separate"/>
-        </w:r>
-        <w:r>
-          <w:rPr>
-            <w:noProof/>
-            <w:webHidden/>
-          </w:rPr>
-          <w:t>14</w:t>
-        </w:r>
-        <w:r>
-          <w:rPr>
-            <w:noProof/>
-            <w:webHidden/>
-          </w:rPr>
-          <w:fldChar w:fldCharType="end"/>
-        </w:r>
-      </w:hyperlink>
+      <w:r>
+        <w:rPr>
+          <w:noProof/>
+        </w:rPr>
+        <w:t>6.3. Poređenje dve banke</w:t>
+      </w:r>
+      <w:r>
+        <w:rPr>
+          <w:noProof/>
+        </w:rPr>
+        <w:tab/>
+      </w:r>
+      <w:r>
+        <w:rPr>
+          <w:noProof/>
+        </w:rPr>
+        <w:fldChar w:fldCharType="begin"/>
+      </w:r>
+      <w:r>
+        <w:rPr>
+          <w:noProof/>
+        </w:rPr>
+        <w:instrText xml:space="preserve"> PAGEREF _Toc239155579 \h </w:instrText>
+      </w:r>
+      <w:r>
+        <w:rPr>
+          <w:noProof/>
+        </w:rPr>
+      </w:r>
+      <w:r>
+        <w:rPr>
+          <w:noProof/>
+        </w:rPr>
+        <w:fldChar w:fldCharType="separate"/>
+      </w:r>
+      <w:r>
+        <w:rPr>
+          <w:noProof/>
+        </w:rPr>
+        <w:t>14</w:t>
+      </w:r>
+      <w:r>
+        <w:rPr>
+          <w:noProof/>
+        </w:rPr>
+        <w:fldChar w:fldCharType="end"/>
+      </w:r>
     </w:p>
     <w:p>
       <w:pPr>
@@ -2384,63 +2076,53 @@
           <w14:ligatures w14:val="standardContextual"/>
         </w:rPr>
       </w:pPr>
-      <w:hyperlink w:anchor="_Toc239083291" w:history="1">
-        <w:r>
-          <w:rPr>
-            <w:rStyle w:val="Hyperlink"/>
-            <w:noProof/>
-          </w:rPr>
-          <w:t>7. Evaluaciona metodologija</w:t>
-        </w:r>
-        <w:r>
-          <w:rPr>
-            <w:noProof/>
-            <w:webHidden/>
-          </w:rPr>
-          <w:tab/>
-        </w:r>
-        <w:r>
-          <w:rPr>
-            <w:noProof/>
-            <w:webHidden/>
-          </w:rPr>
-          <w:fldChar w:fldCharType="begin"/>
-        </w:r>
-        <w:r>
-          <w:rPr>
-            <w:noProof/>
-            <w:webHidden/>
-          </w:rPr>
-          <w:instrText xml:space="preserve"> PAGEREF _Toc239083291 \h </w:instrText>
-        </w:r>
-        <w:r>
-          <w:rPr>
-            <w:noProof/>
-            <w:webHidden/>
-          </w:rPr>
-        </w:r>
-        <w:r>
-          <w:rPr>
-            <w:noProof/>
-            <w:webHidden/>
-          </w:rPr>
-          <w:fldChar w:fldCharType="separate"/>
-        </w:r>
-        <w:r>
-          <w:rPr>
-            <w:noProof/>
-            <w:webHidden/>
-          </w:rPr>
-          <w:t>16</w:t>
-        </w:r>
-        <w:r>
-          <w:rPr>
-            <w:noProof/>
-            <w:webHidden/>
-          </w:rPr>
-          <w:fldChar w:fldCharType="end"/>
-        </w:r>
-      </w:hyperlink>
+      <w:r>
+        <w:rPr>
+          <w:noProof/>
+        </w:rPr>
+        <w:t>7. Evaluaciona metodologija</w:t>
+      </w:r>
+      <w:r>
+        <w:rPr>
+          <w:noProof/>
+        </w:rPr>
+        <w:tab/>
+      </w:r>
+      <w:r>
+        <w:rPr>
+          <w:noProof/>
+        </w:rPr>
+        <w:fldChar w:fldCharType="begin"/>
+      </w:r>
+      <w:r>
+        <w:rPr>
+          <w:noProof/>
+        </w:rPr>
+        <w:instrText xml:space="preserve"> PAGEREF _Toc239155580 \h </w:instrText>
+      </w:r>
+      <w:r>
+        <w:rPr>
+          <w:noProof/>
+        </w:rPr>
+      </w:r>
+      <w:r>
+        <w:rPr>
+          <w:noProof/>
+        </w:rPr>
+        <w:fldChar w:fldCharType="separate"/>
+      </w:r>
+      <w:r>
+        <w:rPr>
+          <w:noProof/>
+        </w:rPr>
+        <w:t>16</w:t>
+      </w:r>
+      <w:r>
+        <w:rPr>
+          <w:noProof/>
+        </w:rPr>
+        <w:fldChar w:fldCharType="end"/>
+      </w:r>
     </w:p>
     <w:p>
       <w:pPr>
@@ -2458,63 +2140,53 @@
           <w14:ligatures w14:val="standardContextual"/>
         </w:rPr>
       </w:pPr>
-      <w:hyperlink w:anchor="_Toc239083292" w:history="1">
-        <w:r>
-          <w:rPr>
-            <w:rStyle w:val="Hyperlink"/>
-            <w:noProof/>
-          </w:rPr>
-          <w:t>7.1. Frozen ugovori sprečavaju podešavanje prema poslednjem izlazu</w:t>
-        </w:r>
-        <w:r>
-          <w:rPr>
-            <w:noProof/>
-            <w:webHidden/>
-          </w:rPr>
-          <w:tab/>
-        </w:r>
-        <w:r>
-          <w:rPr>
-            <w:noProof/>
-            <w:webHidden/>
-          </w:rPr>
-          <w:fldChar w:fldCharType="begin"/>
-        </w:r>
-        <w:r>
-          <w:rPr>
-            <w:noProof/>
-            <w:webHidden/>
-          </w:rPr>
-          <w:instrText xml:space="preserve"> PAGEREF _Toc239083292 \h </w:instrText>
-        </w:r>
-        <w:r>
-          <w:rPr>
-            <w:noProof/>
-            <w:webHidden/>
-          </w:rPr>
-        </w:r>
-        <w:r>
-          <w:rPr>
-            <w:noProof/>
-            <w:webHidden/>
-          </w:rPr>
-          <w:fldChar w:fldCharType="separate"/>
-        </w:r>
-        <w:r>
-          <w:rPr>
-            <w:noProof/>
-            <w:webHidden/>
-          </w:rPr>
-          <w:t>16</w:t>
-        </w:r>
-        <w:r>
-          <w:rPr>
-            <w:noProof/>
-            <w:webHidden/>
-          </w:rPr>
-          <w:fldChar w:fldCharType="end"/>
-        </w:r>
-      </w:hyperlink>
+      <w:r>
+        <w:rPr>
+          <w:noProof/>
+        </w:rPr>
+        <w:t>7.1. Frozen ugovori i sistematska ručna evaluacija</w:t>
+      </w:r>
+      <w:r>
+        <w:rPr>
+          <w:noProof/>
+        </w:rPr>
+        <w:tab/>
+      </w:r>
+      <w:r>
+        <w:rPr>
+          <w:noProof/>
+        </w:rPr>
+        <w:fldChar w:fldCharType="begin"/>
+      </w:r>
+      <w:r>
+        <w:rPr>
+          <w:noProof/>
+        </w:rPr>
+        <w:instrText xml:space="preserve"> PAGEREF _Toc239155581 \h </w:instrText>
+      </w:r>
+      <w:r>
+        <w:rPr>
+          <w:noProof/>
+        </w:rPr>
+      </w:r>
+      <w:r>
+        <w:rPr>
+          <w:noProof/>
+        </w:rPr>
+        <w:fldChar w:fldCharType="separate"/>
+      </w:r>
+      <w:r>
+        <w:rPr>
+          <w:noProof/>
+        </w:rPr>
+        <w:t>16</w:t>
+      </w:r>
+      <w:r>
+        <w:rPr>
+          <w:noProof/>
+        </w:rPr>
+        <w:fldChar w:fldCharType="end"/>
+      </w:r>
     </w:p>
     <w:p>
       <w:pPr>
@@ -2532,63 +2204,53 @@
           <w14:ligatures w14:val="standardContextual"/>
         </w:rPr>
       </w:pPr>
-      <w:hyperlink w:anchor="_Toc239083293" w:history="1">
-        <w:r>
-          <w:rPr>
-            <w:rStyle w:val="Hyperlink"/>
-            <w:noProof/>
-          </w:rPr>
-          <w:t>7.2. Metrike</w:t>
-        </w:r>
-        <w:r>
-          <w:rPr>
-            <w:noProof/>
-            <w:webHidden/>
-          </w:rPr>
-          <w:tab/>
-        </w:r>
-        <w:r>
-          <w:rPr>
-            <w:noProof/>
-            <w:webHidden/>
-          </w:rPr>
-          <w:fldChar w:fldCharType="begin"/>
-        </w:r>
-        <w:r>
-          <w:rPr>
-            <w:noProof/>
-            <w:webHidden/>
-          </w:rPr>
-          <w:instrText xml:space="preserve"> PAGEREF _Toc239083293 \h </w:instrText>
-        </w:r>
-        <w:r>
-          <w:rPr>
-            <w:noProof/>
-            <w:webHidden/>
-          </w:rPr>
-        </w:r>
-        <w:r>
-          <w:rPr>
-            <w:noProof/>
-            <w:webHidden/>
-          </w:rPr>
-          <w:fldChar w:fldCharType="separate"/>
-        </w:r>
-        <w:r>
-          <w:rPr>
-            <w:noProof/>
-            <w:webHidden/>
-          </w:rPr>
-          <w:t>16</w:t>
-        </w:r>
-        <w:r>
-          <w:rPr>
-            <w:noProof/>
-            <w:webHidden/>
-          </w:rPr>
-          <w:fldChar w:fldCharType="end"/>
-        </w:r>
-      </w:hyperlink>
+      <w:r>
+        <w:rPr>
+          <w:noProof/>
+        </w:rPr>
+        <w:t>7.2. Metrike</w:t>
+      </w:r>
+      <w:r>
+        <w:rPr>
+          <w:noProof/>
+        </w:rPr>
+        <w:tab/>
+      </w:r>
+      <w:r>
+        <w:rPr>
+          <w:noProof/>
+        </w:rPr>
+        <w:fldChar w:fldCharType="begin"/>
+      </w:r>
+      <w:r>
+        <w:rPr>
+          <w:noProof/>
+        </w:rPr>
+        <w:instrText xml:space="preserve"> PAGEREF _Toc239155582 \h </w:instrText>
+      </w:r>
+      <w:r>
+        <w:rPr>
+          <w:noProof/>
+        </w:rPr>
+      </w:r>
+      <w:r>
+        <w:rPr>
+          <w:noProof/>
+        </w:rPr>
+        <w:fldChar w:fldCharType="separate"/>
+      </w:r>
+      <w:r>
+        <w:rPr>
+          <w:noProof/>
+        </w:rPr>
+        <w:t>16</w:t>
+      </w:r>
+      <w:r>
+        <w:rPr>
+          <w:noProof/>
+        </w:rPr>
+        <w:fldChar w:fldCharType="end"/>
+      </w:r>
     </w:p>
     <w:p>
       <w:pPr>
@@ -2606,67 +2268,57 @@
           <w14:ligatures w14:val="standardContextual"/>
         </w:rPr>
       </w:pPr>
-      <w:hyperlink w:anchor="_Toc239083294" w:history="1">
-        <w:r>
-          <w:rPr>
-            <w:rStyle w:val="Hyperlink"/>
-            <w:noProof/>
-          </w:rPr>
-          <w:t>7.3. Granice tumačenja</w:t>
-        </w:r>
-        <w:r>
-          <w:rPr>
-            <w:noProof/>
-            <w:webHidden/>
-          </w:rPr>
-          <w:tab/>
-        </w:r>
-        <w:r>
-          <w:rPr>
-            <w:noProof/>
-            <w:webHidden/>
-          </w:rPr>
-          <w:fldChar w:fldCharType="begin"/>
-        </w:r>
-        <w:r>
-          <w:rPr>
-            <w:noProof/>
-            <w:webHidden/>
-          </w:rPr>
-          <w:instrText xml:space="preserve"> PAGEREF _Toc239083294 \h </w:instrText>
-        </w:r>
-        <w:r>
-          <w:rPr>
-            <w:noProof/>
-            <w:webHidden/>
-          </w:rPr>
-        </w:r>
-        <w:r>
-          <w:rPr>
-            <w:noProof/>
-            <w:webHidden/>
-          </w:rPr>
-          <w:fldChar w:fldCharType="separate"/>
-        </w:r>
-        <w:r>
-          <w:rPr>
-            <w:noProof/>
-            <w:webHidden/>
-          </w:rPr>
-          <w:t>16</w:t>
-        </w:r>
-        <w:r>
-          <w:rPr>
-            <w:noProof/>
-            <w:webHidden/>
-          </w:rPr>
-          <w:fldChar w:fldCharType="end"/>
-        </w:r>
-      </w:hyperlink>
+      <w:r>
+        <w:rPr>
+          <w:noProof/>
+        </w:rPr>
+        <w:t>7.3. Verifikacija repozitorijuma</w:t>
+      </w:r>
+      <w:r>
+        <w:rPr>
+          <w:noProof/>
+        </w:rPr>
+        <w:tab/>
+      </w:r>
+      <w:r>
+        <w:rPr>
+          <w:noProof/>
+        </w:rPr>
+        <w:fldChar w:fldCharType="begin"/>
+      </w:r>
+      <w:r>
+        <w:rPr>
+          <w:noProof/>
+        </w:rPr>
+        <w:instrText xml:space="preserve"> PAGEREF _Toc239155583 \h </w:instrText>
+      </w:r>
+      <w:r>
+        <w:rPr>
+          <w:noProof/>
+        </w:rPr>
+      </w:r>
+      <w:r>
+        <w:rPr>
+          <w:noProof/>
+        </w:rPr>
+        <w:fldChar w:fldCharType="separate"/>
+      </w:r>
+      <w:r>
+        <w:rPr>
+          <w:noProof/>
+        </w:rPr>
+        <w:t>16</w:t>
+      </w:r>
+      <w:r>
+        <w:rPr>
+          <w:noProof/>
+        </w:rPr>
+        <w:fldChar w:fldCharType="end"/>
+      </w:r>
     </w:p>
     <w:p>
       <w:pPr>
-        <w:pStyle w:val="TOC2"/>
+        <w:pStyle w:val="TOC1"/>
         <w:tabs>
           <w:tab w:val="right" w:leader="dot" w:pos="9628"/>
         </w:tabs>
@@ -2680,67 +2332,57 @@
           <w14:ligatures w14:val="standardContextual"/>
         </w:rPr>
       </w:pPr>
-      <w:hyperlink w:anchor="_Toc239083295" w:history="1">
-        <w:r>
-          <w:rPr>
-            <w:rStyle w:val="Hyperlink"/>
-            <w:noProof/>
-          </w:rPr>
-          <w:t>7.4. Sveža verifikacija repozitorijuma</w:t>
-        </w:r>
-        <w:r>
-          <w:rPr>
-            <w:noProof/>
-            <w:webHidden/>
-          </w:rPr>
-          <w:tab/>
-        </w:r>
-        <w:r>
-          <w:rPr>
-            <w:noProof/>
-            <w:webHidden/>
-          </w:rPr>
-          <w:fldChar w:fldCharType="begin"/>
-        </w:r>
-        <w:r>
-          <w:rPr>
-            <w:noProof/>
-            <w:webHidden/>
-          </w:rPr>
-          <w:instrText xml:space="preserve"> PAGEREF _Toc239083295 \h </w:instrText>
-        </w:r>
-        <w:r>
-          <w:rPr>
-            <w:noProof/>
-            <w:webHidden/>
-          </w:rPr>
-        </w:r>
-        <w:r>
-          <w:rPr>
-            <w:noProof/>
-            <w:webHidden/>
-          </w:rPr>
-          <w:fldChar w:fldCharType="separate"/>
-        </w:r>
-        <w:r>
-          <w:rPr>
-            <w:noProof/>
-            <w:webHidden/>
-          </w:rPr>
-          <w:t>16</w:t>
-        </w:r>
-        <w:r>
-          <w:rPr>
-            <w:noProof/>
-            <w:webHidden/>
-          </w:rPr>
-          <w:fldChar w:fldCharType="end"/>
-        </w:r>
-      </w:hyperlink>
+      <w:r>
+        <w:rPr>
+          <w:noProof/>
+        </w:rPr>
+        <w:t>8. Rezultati</w:t>
+      </w:r>
+      <w:r>
+        <w:rPr>
+          <w:noProof/>
+        </w:rPr>
+        <w:tab/>
+      </w:r>
+      <w:r>
+        <w:rPr>
+          <w:noProof/>
+        </w:rPr>
+        <w:fldChar w:fldCharType="begin"/>
+      </w:r>
+      <w:r>
+        <w:rPr>
+          <w:noProof/>
+        </w:rPr>
+        <w:instrText xml:space="preserve"> PAGEREF _Toc239155584 \h </w:instrText>
+      </w:r>
+      <w:r>
+        <w:rPr>
+          <w:noProof/>
+        </w:rPr>
+      </w:r>
+      <w:r>
+        <w:rPr>
+          <w:noProof/>
+        </w:rPr>
+        <w:fldChar w:fldCharType="separate"/>
+      </w:r>
+      <w:r>
+        <w:rPr>
+          <w:noProof/>
+        </w:rPr>
+        <w:t>17</w:t>
+      </w:r>
+      <w:r>
+        <w:rPr>
+          <w:noProof/>
+        </w:rPr>
+        <w:fldChar w:fldCharType="end"/>
+      </w:r>
     </w:p>
     <w:p>
       <w:pPr>
-        <w:pStyle w:val="TOC1"/>
+        <w:pStyle w:val="TOC2"/>
         <w:tabs>
           <w:tab w:val="right" w:leader="dot" w:pos="9628"/>
         </w:tabs>
@@ -2754,63 +2396,53 @@
           <w14:ligatures w14:val="standardContextual"/>
         </w:rPr>
       </w:pPr>
-      <w:hyperlink w:anchor="_Toc239083296" w:history="1">
-        <w:r>
-          <w:rPr>
-            <w:rStyle w:val="Hyperlink"/>
-            <w:noProof/>
-          </w:rPr>
-          <w:t>8. Rezultati</w:t>
-        </w:r>
-        <w:r>
-          <w:rPr>
-            <w:noProof/>
-            <w:webHidden/>
-          </w:rPr>
-          <w:tab/>
-        </w:r>
-        <w:r>
-          <w:rPr>
-            <w:noProof/>
-            <w:webHidden/>
-          </w:rPr>
-          <w:fldChar w:fldCharType="begin"/>
-        </w:r>
-        <w:r>
-          <w:rPr>
-            <w:noProof/>
-            <w:webHidden/>
-          </w:rPr>
-          <w:instrText xml:space="preserve"> PAGEREF _Toc239083296 \h </w:instrText>
-        </w:r>
-        <w:r>
-          <w:rPr>
-            <w:noProof/>
-            <w:webHidden/>
-          </w:rPr>
-        </w:r>
-        <w:r>
-          <w:rPr>
-            <w:noProof/>
-            <w:webHidden/>
-          </w:rPr>
-          <w:fldChar w:fldCharType="separate"/>
-        </w:r>
-        <w:r>
-          <w:rPr>
-            <w:noProof/>
-            <w:webHidden/>
-          </w:rPr>
-          <w:t>17</w:t>
-        </w:r>
-        <w:r>
-          <w:rPr>
-            <w:noProof/>
-            <w:webHidden/>
-          </w:rPr>
-          <w:fldChar w:fldCharType="end"/>
-        </w:r>
-      </w:hyperlink>
+      <w:r>
+        <w:rPr>
+          <w:noProof/>
+        </w:rPr>
+        <w:t>8.1. Aktuelni mixed-hybrid retrieval</w:t>
+      </w:r>
+      <w:r>
+        <w:rPr>
+          <w:noProof/>
+        </w:rPr>
+        <w:tab/>
+      </w:r>
+      <w:r>
+        <w:rPr>
+          <w:noProof/>
+        </w:rPr>
+        <w:fldChar w:fldCharType="begin"/>
+      </w:r>
+      <w:r>
+        <w:rPr>
+          <w:noProof/>
+        </w:rPr>
+        <w:instrText xml:space="preserve"> PAGEREF _Toc239155585 \h </w:instrText>
+      </w:r>
+      <w:r>
+        <w:rPr>
+          <w:noProof/>
+        </w:rPr>
+      </w:r>
+      <w:r>
+        <w:rPr>
+          <w:noProof/>
+        </w:rPr>
+        <w:fldChar w:fldCharType="separate"/>
+      </w:r>
+      <w:r>
+        <w:rPr>
+          <w:noProof/>
+        </w:rPr>
+        <w:t>17</w:t>
+      </w:r>
+      <w:r>
+        <w:rPr>
+          <w:noProof/>
+        </w:rPr>
+        <w:fldChar w:fldCharType="end"/>
+      </w:r>
     </w:p>
     <w:p>
       <w:pPr>
@@ -2828,63 +2460,53 @@
           <w14:ligatures w14:val="standardContextual"/>
         </w:rPr>
       </w:pPr>
-      <w:hyperlink w:anchor="_Toc239083297" w:history="1">
-        <w:r>
-          <w:rPr>
-            <w:rStyle w:val="Hyperlink"/>
-            <w:noProof/>
-          </w:rPr>
-          <w:t>8.1. Aktuelni mixed-hybrid retrieval</w:t>
-        </w:r>
-        <w:r>
-          <w:rPr>
-            <w:noProof/>
-            <w:webHidden/>
-          </w:rPr>
-          <w:tab/>
-        </w:r>
-        <w:r>
-          <w:rPr>
-            <w:noProof/>
-            <w:webHidden/>
-          </w:rPr>
-          <w:fldChar w:fldCharType="begin"/>
-        </w:r>
-        <w:r>
-          <w:rPr>
-            <w:noProof/>
-            <w:webHidden/>
-          </w:rPr>
-          <w:instrText xml:space="preserve"> PAGEREF _Toc239083297 \h </w:instrText>
-        </w:r>
-        <w:r>
-          <w:rPr>
-            <w:noProof/>
-            <w:webHidden/>
-          </w:rPr>
-        </w:r>
-        <w:r>
-          <w:rPr>
-            <w:noProof/>
-            <w:webHidden/>
-          </w:rPr>
-          <w:fldChar w:fldCharType="separate"/>
-        </w:r>
-        <w:r>
-          <w:rPr>
-            <w:noProof/>
-            <w:webHidden/>
-          </w:rPr>
-          <w:t>17</w:t>
-        </w:r>
-        <w:r>
-          <w:rPr>
-            <w:noProof/>
-            <w:webHidden/>
-          </w:rPr>
-          <w:fldChar w:fldCharType="end"/>
-        </w:r>
-      </w:hyperlink>
+      <w:r>
+        <w:rPr>
+          <w:noProof/>
+        </w:rPr>
+        <w:t>8.2. Generacija i višebankarska stabilnost</w:t>
+      </w:r>
+      <w:r>
+        <w:rPr>
+          <w:noProof/>
+        </w:rPr>
+        <w:tab/>
+      </w:r>
+      <w:r>
+        <w:rPr>
+          <w:noProof/>
+        </w:rPr>
+        <w:fldChar w:fldCharType="begin"/>
+      </w:r>
+      <w:r>
+        <w:rPr>
+          <w:noProof/>
+        </w:rPr>
+        <w:instrText xml:space="preserve"> PAGEREF _Toc239155586 \h </w:instrText>
+      </w:r>
+      <w:r>
+        <w:rPr>
+          <w:noProof/>
+        </w:rPr>
+      </w:r>
+      <w:r>
+        <w:rPr>
+          <w:noProof/>
+        </w:rPr>
+        <w:fldChar w:fldCharType="separate"/>
+      </w:r>
+      <w:r>
+        <w:rPr>
+          <w:noProof/>
+        </w:rPr>
+        <w:t>17</w:t>
+      </w:r>
+      <w:r>
+        <w:rPr>
+          <w:noProof/>
+        </w:rPr>
+        <w:fldChar w:fldCharType="end"/>
+      </w:r>
     </w:p>
     <w:p>
       <w:pPr>
@@ -2902,63 +2524,53 @@
           <w14:ligatures w14:val="standardContextual"/>
         </w:rPr>
       </w:pPr>
-      <w:hyperlink w:anchor="_Toc239083298" w:history="1">
-        <w:r>
-          <w:rPr>
-            <w:rStyle w:val="Hyperlink"/>
-            <w:noProof/>
-          </w:rPr>
-          <w:t>8.2. Whole-table redizajn je centralni eksperimentalni rezultat</w:t>
-        </w:r>
-        <w:r>
-          <w:rPr>
-            <w:noProof/>
-            <w:webHidden/>
-          </w:rPr>
-          <w:tab/>
-        </w:r>
-        <w:r>
-          <w:rPr>
-            <w:noProof/>
-            <w:webHidden/>
-          </w:rPr>
-          <w:fldChar w:fldCharType="begin"/>
-        </w:r>
-        <w:r>
-          <w:rPr>
-            <w:noProof/>
-            <w:webHidden/>
-          </w:rPr>
-          <w:instrText xml:space="preserve"> PAGEREF _Toc239083298 \h </w:instrText>
-        </w:r>
-        <w:r>
-          <w:rPr>
-            <w:noProof/>
-            <w:webHidden/>
-          </w:rPr>
-        </w:r>
-        <w:r>
-          <w:rPr>
-            <w:noProof/>
-            <w:webHidden/>
-          </w:rPr>
-          <w:fldChar w:fldCharType="separate"/>
-        </w:r>
-        <w:r>
-          <w:rPr>
-            <w:noProof/>
-            <w:webHidden/>
-          </w:rPr>
-          <w:t>17</w:t>
-        </w:r>
-        <w:r>
-          <w:rPr>
-            <w:noProof/>
-            <w:webHidden/>
-          </w:rPr>
-          <w:fldChar w:fldCharType="end"/>
-        </w:r>
-      </w:hyperlink>
+      <w:r>
+        <w:rPr>
+          <w:noProof/>
+        </w:rPr>
+        <w:t>8.3. Razgovor i routing</w:t>
+      </w:r>
+      <w:r>
+        <w:rPr>
+          <w:noProof/>
+        </w:rPr>
+        <w:tab/>
+      </w:r>
+      <w:r>
+        <w:rPr>
+          <w:noProof/>
+        </w:rPr>
+        <w:fldChar w:fldCharType="begin"/>
+      </w:r>
+      <w:r>
+        <w:rPr>
+          <w:noProof/>
+        </w:rPr>
+        <w:instrText xml:space="preserve"> PAGEREF _Toc239155587 \h </w:instrText>
+      </w:r>
+      <w:r>
+        <w:rPr>
+          <w:noProof/>
+        </w:rPr>
+      </w:r>
+      <w:r>
+        <w:rPr>
+          <w:noProof/>
+        </w:rPr>
+        <w:fldChar w:fldCharType="separate"/>
+      </w:r>
+      <w:r>
+        <w:rPr>
+          <w:noProof/>
+        </w:rPr>
+        <w:t>18</w:t>
+      </w:r>
+      <w:r>
+        <w:rPr>
+          <w:noProof/>
+        </w:rPr>
+        <w:fldChar w:fldCharType="end"/>
+      </w:r>
     </w:p>
     <w:p>
       <w:pPr>
@@ -2976,67 +2588,57 @@
           <w14:ligatures w14:val="standardContextual"/>
         </w:rPr>
       </w:pPr>
-      <w:hyperlink w:anchor="_Toc239083299" w:history="1">
-        <w:r>
-          <w:rPr>
-            <w:rStyle w:val="Hyperlink"/>
-            <w:noProof/>
-          </w:rPr>
-          <w:t>8.3. Generacija i višebankarska stabilnost</w:t>
-        </w:r>
-        <w:r>
-          <w:rPr>
-            <w:noProof/>
-            <w:webHidden/>
-          </w:rPr>
-          <w:tab/>
-        </w:r>
-        <w:r>
-          <w:rPr>
-            <w:noProof/>
-            <w:webHidden/>
-          </w:rPr>
-          <w:fldChar w:fldCharType="begin"/>
-        </w:r>
-        <w:r>
-          <w:rPr>
-            <w:noProof/>
-            <w:webHidden/>
-          </w:rPr>
-          <w:instrText xml:space="preserve"> PAGEREF _Toc239083299 \h </w:instrText>
-        </w:r>
-        <w:r>
-          <w:rPr>
-            <w:noProof/>
-            <w:webHidden/>
-          </w:rPr>
-        </w:r>
-        <w:r>
-          <w:rPr>
-            <w:noProof/>
-            <w:webHidden/>
-          </w:rPr>
-          <w:fldChar w:fldCharType="separate"/>
-        </w:r>
-        <w:r>
-          <w:rPr>
-            <w:noProof/>
-            <w:webHidden/>
-          </w:rPr>
-          <w:t>18</w:t>
-        </w:r>
-        <w:r>
-          <w:rPr>
-            <w:noProof/>
-            <w:webHidden/>
-          </w:rPr>
-          <w:fldChar w:fldCharType="end"/>
-        </w:r>
-      </w:hyperlink>
+      <w:r>
+        <w:rPr>
+          <w:noProof/>
+        </w:rPr>
+        <w:t>8.4. Evidence-audit challenge otkriva korisnu granicu</w:t>
+      </w:r>
+      <w:r>
+        <w:rPr>
+          <w:noProof/>
+        </w:rPr>
+        <w:tab/>
+      </w:r>
+      <w:r>
+        <w:rPr>
+          <w:noProof/>
+        </w:rPr>
+        <w:fldChar w:fldCharType="begin"/>
+      </w:r>
+      <w:r>
+        <w:rPr>
+          <w:noProof/>
+        </w:rPr>
+        <w:instrText xml:space="preserve"> PAGEREF _Toc239155588 \h </w:instrText>
+      </w:r>
+      <w:r>
+        <w:rPr>
+          <w:noProof/>
+        </w:rPr>
+      </w:r>
+      <w:r>
+        <w:rPr>
+          <w:noProof/>
+        </w:rPr>
+        <w:fldChar w:fldCharType="separate"/>
+      </w:r>
+      <w:r>
+        <w:rPr>
+          <w:noProof/>
+        </w:rPr>
+        <w:t>18</w:t>
+      </w:r>
+      <w:r>
+        <w:rPr>
+          <w:noProof/>
+        </w:rPr>
+        <w:fldChar w:fldCharType="end"/>
+      </w:r>
     </w:p>
     <w:p>
       <w:pPr>
-        <w:pStyle w:val="TOC2"/>
+        <w:pStyle w:val="TOC1"/>
         <w:tabs>
           <w:tab w:val="right" w:leader="dot" w:pos="9628"/>
         </w:tabs>
@@ -3050,63 +2652,54 @@
           <w14:ligatures w14:val="standardContextual"/>
         </w:rPr>
       </w:pPr>
-      <w:hyperlink w:anchor="_Toc239083300" w:history="1">
-        <w:r>
-          <w:rPr>
-            <w:rStyle w:val="Hyperlink"/>
-            <w:noProof/>
-          </w:rPr>
-          <w:t>8.4. Razgovor i routing</w:t>
-        </w:r>
-        <w:r>
-          <w:rPr>
-            <w:noProof/>
-            <w:webHidden/>
-          </w:rPr>
-          <w:tab/>
-        </w:r>
-        <w:r>
-          <w:rPr>
-            <w:noProof/>
-            <w:webHidden/>
-          </w:rPr>
-          <w:fldChar w:fldCharType="begin"/>
-        </w:r>
-        <w:r>
-          <w:rPr>
-            <w:noProof/>
-            <w:webHidden/>
-          </w:rPr>
-          <w:instrText xml:space="preserve"> PAGEREF _Toc239083300 \h </w:instrText>
-        </w:r>
-        <w:r>
-          <w:rPr>
-            <w:noProof/>
-            <w:webHidden/>
-          </w:rPr>
-        </w:r>
-        <w:r>
-          <w:rPr>
-            <w:noProof/>
-            <w:webHidden/>
-          </w:rPr>
-          <w:fldChar w:fldCharType="separate"/>
-        </w:r>
-        <w:r>
-          <w:rPr>
-            <w:noProof/>
-            <w:webHidden/>
-          </w:rPr>
-          <w:t>18</w:t>
-        </w:r>
-        <w:r>
-          <w:rPr>
-            <w:noProof/>
-            <w:webHidden/>
-          </w:rPr>
-          <w:fldChar w:fldCharType="end"/>
-        </w:r>
-      </w:hyperlink>
+      <w:r>
+        <w:rPr>
+          <w:noProof/>
+        </w:rPr>
+        <w:lastRenderedPageBreak/>
+        <w:t>9. Diskusija</w:t>
+      </w:r>
+      <w:r>
+        <w:rPr>
+          <w:noProof/>
+        </w:rPr>
+        <w:tab/>
+      </w:r>
+      <w:r>
+        <w:rPr>
+          <w:noProof/>
+        </w:rPr>
+        <w:fldChar w:fldCharType="begin"/>
+      </w:r>
+      <w:r>
+        <w:rPr>
+          <w:noProof/>
+        </w:rPr>
+        <w:instrText xml:space="preserve"> PAGEREF _Toc239155589 \h </w:instrText>
+      </w:r>
+      <w:r>
+        <w:rPr>
+          <w:noProof/>
+        </w:rPr>
+      </w:r>
+      <w:r>
+        <w:rPr>
+          <w:noProof/>
+        </w:rPr>
+        <w:fldChar w:fldCharType="separate"/>
+      </w:r>
+      <w:r>
+        <w:rPr>
+          <w:noProof/>
+        </w:rPr>
+        <w:t>18</w:t>
+      </w:r>
+      <w:r>
+        <w:rPr>
+          <w:noProof/>
+        </w:rPr>
+        <w:fldChar w:fldCharType="end"/>
+      </w:r>
     </w:p>
     <w:p>
       <w:pPr>
@@ -3124,67 +2717,57 @@
           <w14:ligatures w14:val="standardContextual"/>
         </w:rPr>
       </w:pPr>
-      <w:hyperlink w:anchor="_Toc239083301" w:history="1">
-        <w:r>
-          <w:rPr>
-            <w:rStyle w:val="Hyperlink"/>
-            <w:noProof/>
-          </w:rPr>
-          <w:t>8.5. Evidence-audit challenge otkriva korisnu granicu</w:t>
-        </w:r>
-        <w:r>
-          <w:rPr>
-            <w:noProof/>
-            <w:webHidden/>
-          </w:rPr>
-          <w:tab/>
-        </w:r>
-        <w:r>
-          <w:rPr>
-            <w:noProof/>
-            <w:webHidden/>
-          </w:rPr>
-          <w:fldChar w:fldCharType="begin"/>
-        </w:r>
-        <w:r>
-          <w:rPr>
-            <w:noProof/>
-            <w:webHidden/>
-          </w:rPr>
-          <w:instrText xml:space="preserve"> PAGEREF _Toc239083301 \h </w:instrText>
-        </w:r>
-        <w:r>
-          <w:rPr>
-            <w:noProof/>
-            <w:webHidden/>
-          </w:rPr>
-        </w:r>
-        <w:r>
-          <w:rPr>
-            <w:noProof/>
-            <w:webHidden/>
-          </w:rPr>
-          <w:fldChar w:fldCharType="separate"/>
-        </w:r>
-        <w:r>
-          <w:rPr>
-            <w:noProof/>
-            <w:webHidden/>
-          </w:rPr>
-          <w:t>19</w:t>
-        </w:r>
-        <w:r>
-          <w:rPr>
-            <w:noProof/>
-            <w:webHidden/>
-          </w:rPr>
-          <w:fldChar w:fldCharType="end"/>
-        </w:r>
-      </w:hyperlink>
+      <w:r>
+        <w:rPr>
+          <w:noProof/>
+        </w:rPr>
+        <w:t>9.1. Zašto aktuelna arhitektura radi</w:t>
+      </w:r>
+      <w:r>
+        <w:rPr>
+          <w:noProof/>
+        </w:rPr>
+        <w:tab/>
+      </w:r>
+      <w:r>
+        <w:rPr>
+          <w:noProof/>
+        </w:rPr>
+        <w:fldChar w:fldCharType="begin"/>
+      </w:r>
+      <w:r>
+        <w:rPr>
+          <w:noProof/>
+        </w:rPr>
+        <w:instrText xml:space="preserve"> PAGEREF _Toc239155590 \h </w:instrText>
+      </w:r>
+      <w:r>
+        <w:rPr>
+          <w:noProof/>
+        </w:rPr>
+      </w:r>
+      <w:r>
+        <w:rPr>
+          <w:noProof/>
+        </w:rPr>
+        <w:fldChar w:fldCharType="separate"/>
+      </w:r>
+      <w:r>
+        <w:rPr>
+          <w:noProof/>
+        </w:rPr>
+        <w:t>18</w:t>
+      </w:r>
+      <w:r>
+        <w:rPr>
+          <w:noProof/>
+        </w:rPr>
+        <w:fldChar w:fldCharType="end"/>
+      </w:r>
     </w:p>
     <w:p>
       <w:pPr>
-        <w:pStyle w:val="TOC1"/>
+        <w:pStyle w:val="TOC2"/>
         <w:tabs>
           <w:tab w:val="right" w:leader="dot" w:pos="9628"/>
         </w:tabs>
@@ -3198,67 +2781,57 @@
           <w14:ligatures w14:val="standardContextual"/>
         </w:rPr>
       </w:pPr>
-      <w:hyperlink w:anchor="_Toc239083302" w:history="1">
-        <w:r>
-          <w:rPr>
-            <w:rStyle w:val="Hyperlink"/>
-            <w:noProof/>
-          </w:rPr>
-          <w:t>9. Diskusija</w:t>
-        </w:r>
-        <w:r>
-          <w:rPr>
-            <w:noProof/>
-            <w:webHidden/>
-          </w:rPr>
-          <w:tab/>
-        </w:r>
-        <w:r>
-          <w:rPr>
-            <w:noProof/>
-            <w:webHidden/>
-          </w:rPr>
-          <w:fldChar w:fldCharType="begin"/>
-        </w:r>
-        <w:r>
-          <w:rPr>
-            <w:noProof/>
-            <w:webHidden/>
-          </w:rPr>
-          <w:instrText xml:space="preserve"> PAGEREF _Toc239083302 \h </w:instrText>
-        </w:r>
-        <w:r>
-          <w:rPr>
-            <w:noProof/>
-            <w:webHidden/>
-          </w:rPr>
-        </w:r>
-        <w:r>
-          <w:rPr>
-            <w:noProof/>
-            <w:webHidden/>
-          </w:rPr>
-          <w:fldChar w:fldCharType="separate"/>
-        </w:r>
-        <w:r>
-          <w:rPr>
-            <w:noProof/>
-            <w:webHidden/>
-          </w:rPr>
-          <w:t>19</w:t>
-        </w:r>
-        <w:r>
-          <w:rPr>
-            <w:noProof/>
-            <w:webHidden/>
-          </w:rPr>
-          <w:fldChar w:fldCharType="end"/>
-        </w:r>
-      </w:hyperlink>
+      <w:r>
+        <w:rPr>
+          <w:noProof/>
+        </w:rPr>
+        <w:t>9.2. Kratke razvojne pouke</w:t>
+      </w:r>
+      <w:r>
+        <w:rPr>
+          <w:noProof/>
+        </w:rPr>
+        <w:tab/>
+      </w:r>
+      <w:r>
+        <w:rPr>
+          <w:noProof/>
+        </w:rPr>
+        <w:fldChar w:fldCharType="begin"/>
+      </w:r>
+      <w:r>
+        <w:rPr>
+          <w:noProof/>
+        </w:rPr>
+        <w:instrText xml:space="preserve"> PAGEREF _Toc239155591 \h </w:instrText>
+      </w:r>
+      <w:r>
+        <w:rPr>
+          <w:noProof/>
+        </w:rPr>
+      </w:r>
+      <w:r>
+        <w:rPr>
+          <w:noProof/>
+        </w:rPr>
+        <w:fldChar w:fldCharType="separate"/>
+      </w:r>
+      <w:r>
+        <w:rPr>
+          <w:noProof/>
+        </w:rPr>
+        <w:t>18</w:t>
+      </w:r>
+      <w:r>
+        <w:rPr>
+          <w:noProof/>
+        </w:rPr>
+        <w:fldChar w:fldCharType="end"/>
+      </w:r>
     </w:p>
     <w:p>
       <w:pPr>
-        <w:pStyle w:val="TOC2"/>
+        <w:pStyle w:val="TOC1"/>
         <w:tabs>
           <w:tab w:val="right" w:leader="dot" w:pos="9628"/>
         </w:tabs>
@@ -3272,67 +2845,57 @@
           <w14:ligatures w14:val="standardContextual"/>
         </w:rPr>
       </w:pPr>
-      <w:hyperlink w:anchor="_Toc239083303" w:history="1">
-        <w:r>
-          <w:rPr>
-            <w:rStyle w:val="Hyperlink"/>
-            <w:noProof/>
-          </w:rPr>
-          <w:t>9.1. Zašto aktuelna arhitektura radi</w:t>
-        </w:r>
-        <w:r>
-          <w:rPr>
-            <w:noProof/>
-            <w:webHidden/>
-          </w:rPr>
-          <w:tab/>
-        </w:r>
-        <w:r>
-          <w:rPr>
-            <w:noProof/>
-            <w:webHidden/>
-          </w:rPr>
-          <w:fldChar w:fldCharType="begin"/>
-        </w:r>
-        <w:r>
-          <w:rPr>
-            <w:noProof/>
-            <w:webHidden/>
-          </w:rPr>
-          <w:instrText xml:space="preserve"> PAGEREF _Toc239083303 \h </w:instrText>
-        </w:r>
-        <w:r>
-          <w:rPr>
-            <w:noProof/>
-            <w:webHidden/>
-          </w:rPr>
-        </w:r>
-        <w:r>
-          <w:rPr>
-            <w:noProof/>
-            <w:webHidden/>
-          </w:rPr>
-          <w:fldChar w:fldCharType="separate"/>
-        </w:r>
-        <w:r>
-          <w:rPr>
-            <w:noProof/>
-            <w:webHidden/>
-          </w:rPr>
-          <w:t>19</w:t>
-        </w:r>
-        <w:r>
-          <w:rPr>
-            <w:noProof/>
-            <w:webHidden/>
-          </w:rPr>
-          <w:fldChar w:fldCharType="end"/>
-        </w:r>
-      </w:hyperlink>
+      <w:r>
+        <w:rPr>
+          <w:noProof/>
+        </w:rPr>
+        <w:t>10. Zaključak</w:t>
+      </w:r>
+      <w:r>
+        <w:rPr>
+          <w:noProof/>
+        </w:rPr>
+        <w:tab/>
+      </w:r>
+      <w:r>
+        <w:rPr>
+          <w:noProof/>
+        </w:rPr>
+        <w:fldChar w:fldCharType="begin"/>
+      </w:r>
+      <w:r>
+        <w:rPr>
+          <w:noProof/>
+        </w:rPr>
+        <w:instrText xml:space="preserve"> PAGEREF _Toc239155592 \h </w:instrText>
+      </w:r>
+      <w:r>
+        <w:rPr>
+          <w:noProof/>
+        </w:rPr>
+      </w:r>
+      <w:r>
+        <w:rPr>
+          <w:noProof/>
+        </w:rPr>
+        <w:fldChar w:fldCharType="separate"/>
+      </w:r>
+      <w:r>
+        <w:rPr>
+          <w:noProof/>
+        </w:rPr>
+        <w:t>19</w:t>
+      </w:r>
+      <w:r>
+        <w:rPr>
+          <w:noProof/>
+        </w:rPr>
+        <w:fldChar w:fldCharType="end"/>
+      </w:r>
     </w:p>
     <w:p>
       <w:pPr>
-        <w:pStyle w:val="TOC2"/>
+        <w:pStyle w:val="TOC1"/>
         <w:tabs>
           <w:tab w:val="right" w:leader="dot" w:pos="9628"/>
         </w:tabs>
@@ -3346,67 +2909,57 @@
           <w14:ligatures w14:val="standardContextual"/>
         </w:rPr>
       </w:pPr>
-      <w:hyperlink w:anchor="_Toc239083304" w:history="1">
-        <w:r>
-          <w:rPr>
-            <w:rStyle w:val="Hyperlink"/>
-            <w:noProof/>
-          </w:rPr>
-          <w:t>9.2. Kratke razvojne pouke</w:t>
-        </w:r>
-        <w:r>
-          <w:rPr>
-            <w:noProof/>
-            <w:webHidden/>
-          </w:rPr>
-          <w:tab/>
-        </w:r>
-        <w:r>
-          <w:rPr>
-            <w:noProof/>
-            <w:webHidden/>
-          </w:rPr>
-          <w:fldChar w:fldCharType="begin"/>
-        </w:r>
-        <w:r>
-          <w:rPr>
-            <w:noProof/>
-            <w:webHidden/>
-          </w:rPr>
-          <w:instrText xml:space="preserve"> PAGEREF _Toc239083304 \h </w:instrText>
-        </w:r>
-        <w:r>
-          <w:rPr>
-            <w:noProof/>
-            <w:webHidden/>
-          </w:rPr>
-        </w:r>
-        <w:r>
-          <w:rPr>
-            <w:noProof/>
-            <w:webHidden/>
-          </w:rPr>
-          <w:fldChar w:fldCharType="separate"/>
-        </w:r>
-        <w:r>
-          <w:rPr>
-            <w:noProof/>
-            <w:webHidden/>
-          </w:rPr>
-          <w:t>19</w:t>
-        </w:r>
-        <w:r>
-          <w:rPr>
-            <w:noProof/>
-            <w:webHidden/>
-          </w:rPr>
-          <w:fldChar w:fldCharType="end"/>
-        </w:r>
-      </w:hyperlink>
+      <w:r>
+        <w:rPr>
+          <w:noProof/>
+        </w:rPr>
+        <w:t>Reference</w:t>
+      </w:r>
+      <w:r>
+        <w:rPr>
+          <w:noProof/>
+        </w:rPr>
+        <w:tab/>
+      </w:r>
+      <w:r>
+        <w:rPr>
+          <w:noProof/>
+        </w:rPr>
+        <w:fldChar w:fldCharType="begin"/>
+      </w:r>
+      <w:r>
+        <w:rPr>
+          <w:noProof/>
+        </w:rPr>
+        <w:instrText xml:space="preserve"> PAGEREF _Toc239155593 \h </w:instrText>
+      </w:r>
+      <w:r>
+        <w:rPr>
+          <w:noProof/>
+        </w:rPr>
+      </w:r>
+      <w:r>
+        <w:rPr>
+          <w:noProof/>
+        </w:rPr>
+        <w:fldChar w:fldCharType="separate"/>
+      </w:r>
+      <w:r>
+        <w:rPr>
+          <w:noProof/>
+        </w:rPr>
+        <w:t>19</w:t>
+      </w:r>
+      <w:r>
+        <w:rPr>
+          <w:noProof/>
+        </w:rPr>
+        <w:fldChar w:fldCharType="end"/>
+      </w:r>
     </w:p>
     <w:p>
       <w:pPr>
-        <w:pStyle w:val="TOC2"/>
+        <w:pStyle w:val="TOC1"/>
         <w:tabs>
           <w:tab w:val="right" w:leader="dot" w:pos="9628"/>
         </w:tabs>
@@ -3420,695 +2973,261 @@
           <w14:ligatures w14:val="standardContextual"/>
         </w:rPr>
       </w:pPr>
-      <w:hyperlink w:anchor="_Toc239083305" w:history="1">
-        <w:r>
-          <w:rPr>
-            <w:rStyle w:val="Hyperlink"/>
-            <w:noProof/>
-          </w:rPr>
-          <w:t>9.3. Šta rezultati zaista podržavaju</w:t>
-        </w:r>
-        <w:r>
-          <w:rPr>
-            <w:noProof/>
-            <w:webHidden/>
-          </w:rPr>
-          <w:tab/>
-        </w:r>
-        <w:r>
-          <w:rPr>
-            <w:noProof/>
-            <w:webHidden/>
-          </w:rPr>
-          <w:fldChar w:fldCharType="begin"/>
-        </w:r>
-        <w:r>
-          <w:rPr>
-            <w:noProof/>
-            <w:webHidden/>
-          </w:rPr>
-          <w:instrText xml:space="preserve"> PAGEREF _Toc239083305 \h </w:instrText>
-        </w:r>
-        <w:r>
-          <w:rPr>
-            <w:noProof/>
-            <w:webHidden/>
-          </w:rPr>
-        </w:r>
-        <w:r>
-          <w:rPr>
-            <w:noProof/>
-            <w:webHidden/>
-          </w:rPr>
-          <w:fldChar w:fldCharType="separate"/>
-        </w:r>
-        <w:r>
-          <w:rPr>
-            <w:noProof/>
-            <w:webHidden/>
-          </w:rPr>
-          <w:t>19</w:t>
-        </w:r>
-        <w:r>
-          <w:rPr>
-            <w:noProof/>
-            <w:webHidden/>
-          </w:rPr>
-          <w:fldChar w:fldCharType="end"/>
-        </w:r>
-      </w:hyperlink>
+      <w:r>
+        <w:rPr>
+          <w:noProof/>
+        </w:rPr>
+        <w:t>Dodatak A. Aktuelni sistemski snapshot</w:t>
+      </w:r>
+      <w:r>
+        <w:rPr>
+          <w:noProof/>
+        </w:rPr>
+        <w:tab/>
+      </w:r>
+      <w:r>
+        <w:rPr>
+          <w:noProof/>
+        </w:rPr>
+        <w:fldChar w:fldCharType="begin"/>
+      </w:r>
+      <w:r>
+        <w:rPr>
+          <w:noProof/>
+        </w:rPr>
+        <w:instrText xml:space="preserve"> PAGEREF _Toc239155594 \h </w:instrText>
+      </w:r>
+      <w:r>
+        <w:rPr>
+          <w:noProof/>
+        </w:rPr>
+      </w:r>
+      <w:r>
+        <w:rPr>
+          <w:noProof/>
+        </w:rPr>
+        <w:fldChar w:fldCharType="separate"/>
+      </w:r>
+      <w:r>
+        <w:rPr>
+          <w:noProof/>
+        </w:rPr>
+        <w:t>21</w:t>
+      </w:r>
+      <w:r>
+        <w:rPr>
+          <w:noProof/>
+        </w:rPr>
+        <w:fldChar w:fldCharType="end"/>
+      </w:r>
     </w:p>
     <w:p>
-      <w:pPr>
-        <w:pStyle w:val="TOC1"/>
-        <w:tabs>
-          <w:tab w:val="right" w:leader="dot" w:pos="9628"/>
-        </w:tabs>
-        <w:rPr>
-          <w:rFonts w:asciiTheme="minorHAnsi" w:hAnsiTheme="minorHAnsi"/>
-          <w:noProof/>
-          <w:color w:val="auto"/>
-          <w:kern w:val="2"/>
-          <w:sz w:val="24"/>
-          <w:szCs w:val="24"/>
-          <w14:ligatures w14:val="standardContextual"/>
-        </w:rPr>
-      </w:pPr>
-      <w:hyperlink w:anchor="_Toc239083306" w:history="1">
-        <w:r>
-          <w:rPr>
-            <w:rStyle w:val="Hyperlink"/>
-            <w:noProof/>
-          </w:rPr>
-          <w:t>10. Ograničenja i pretnje validnosti</w:t>
-        </w:r>
-        <w:r>
-          <w:rPr>
-            <w:noProof/>
-            <w:webHidden/>
-          </w:rPr>
-          <w:tab/>
-        </w:r>
-        <w:r>
-          <w:rPr>
-            <w:noProof/>
-            <w:webHidden/>
-          </w:rPr>
-          <w:fldChar w:fldCharType="begin"/>
-        </w:r>
-        <w:r>
-          <w:rPr>
-            <w:noProof/>
-            <w:webHidden/>
-          </w:rPr>
-          <w:instrText xml:space="preserve"> PAGEREF _Toc239083306 \h </w:instrText>
-        </w:r>
-        <w:r>
-          <w:rPr>
-            <w:noProof/>
-            <w:webHidden/>
-          </w:rPr>
-        </w:r>
-        <w:r>
-          <w:rPr>
-            <w:noProof/>
-            <w:webHidden/>
-          </w:rPr>
-          <w:fldChar w:fldCharType="separate"/>
-        </w:r>
-        <w:r>
-          <w:rPr>
-            <w:noProof/>
-            <w:webHidden/>
-          </w:rPr>
-          <w:t>19</w:t>
-        </w:r>
-        <w:r>
-          <w:rPr>
-            <w:noProof/>
-            <w:webHidden/>
-          </w:rPr>
-          <w:fldChar w:fldCharType="end"/>
-        </w:r>
-      </w:hyperlink>
+      <w:r>
+        <w:fldChar w:fldCharType="end"/>
+      </w:r>
+      <w:r>
+        <w:br w:type="page"/>
+      </w:r>
     </w:p>
     <w:p>
       <w:pPr>
-        <w:pStyle w:val="TOC1"/>
-        <w:tabs>
-          <w:tab w:val="right" w:leader="dot" w:pos="9628"/>
-        </w:tabs>
-        <w:rPr>
-          <w:rFonts w:asciiTheme="minorHAnsi" w:hAnsiTheme="minorHAnsi"/>
-          <w:noProof/>
-          <w:color w:val="auto"/>
-          <w:kern w:val="2"/>
-          <w:sz w:val="24"/>
-          <w:szCs w:val="24"/>
-          <w14:ligatures w14:val="standardContextual"/>
-        </w:rPr>
-      </w:pPr>
-      <w:hyperlink w:anchor="_Toc239083307" w:history="1">
-        <w:r>
-          <w:rPr>
-            <w:rStyle w:val="Hyperlink"/>
-            <w:noProof/>
-          </w:rPr>
-          <w:t>11. Preporučeni naredni koraci</w:t>
-        </w:r>
-        <w:r>
-          <w:rPr>
-            <w:noProof/>
-            <w:webHidden/>
-          </w:rPr>
-          <w:tab/>
-        </w:r>
-        <w:r>
-          <w:rPr>
-            <w:noProof/>
-            <w:webHidden/>
-          </w:rPr>
-          <w:fldChar w:fldCharType="begin"/>
-        </w:r>
-        <w:r>
-          <w:rPr>
-            <w:noProof/>
-            <w:webHidden/>
-          </w:rPr>
-          <w:instrText xml:space="preserve"> PAGEREF _Toc239083307 \h </w:instrText>
-        </w:r>
-        <w:r>
-          <w:rPr>
-            <w:noProof/>
-            <w:webHidden/>
-          </w:rPr>
-        </w:r>
-        <w:r>
-          <w:rPr>
-            <w:noProof/>
-            <w:webHidden/>
-          </w:rPr>
-          <w:fldChar w:fldCharType="separate"/>
-        </w:r>
-        <w:r>
-          <w:rPr>
-            <w:noProof/>
-            <w:webHidden/>
-          </w:rPr>
-          <w:t>20</w:t>
-        </w:r>
-        <w:r>
-          <w:rPr>
-            <w:noProof/>
-            <w:webHidden/>
-          </w:rPr>
-          <w:fldChar w:fldCharType="end"/>
-        </w:r>
-      </w:hyperlink>
-    </w:p>
-    <w:p>
-      <w:pPr>
-        <w:pStyle w:val="TOC1"/>
-        <w:tabs>
-          <w:tab w:val="right" w:leader="dot" w:pos="9628"/>
-        </w:tabs>
-        <w:rPr>
-          <w:rFonts w:asciiTheme="minorHAnsi" w:hAnsiTheme="minorHAnsi"/>
-          <w:noProof/>
-          <w:color w:val="auto"/>
-          <w:kern w:val="2"/>
-          <w:sz w:val="24"/>
-          <w:szCs w:val="24"/>
-          <w14:ligatures w14:val="standardContextual"/>
-        </w:rPr>
-      </w:pPr>
-      <w:hyperlink w:anchor="_Toc239083308" w:history="1">
-        <w:r>
-          <w:rPr>
-            <w:rStyle w:val="Hyperlink"/>
-            <w:noProof/>
-          </w:rPr>
-          <w:t>12. Zaključak</w:t>
-        </w:r>
-        <w:r>
-          <w:rPr>
-            <w:noProof/>
-            <w:webHidden/>
-          </w:rPr>
-          <w:tab/>
-        </w:r>
-        <w:r>
-          <w:rPr>
-            <w:noProof/>
-            <w:webHidden/>
-          </w:rPr>
-          <w:fldChar w:fldCharType="begin"/>
-        </w:r>
-        <w:r>
-          <w:rPr>
-            <w:noProof/>
-            <w:webHidden/>
-          </w:rPr>
-          <w:instrText xml:space="preserve"> PAGEREF _Toc239083308 \h </w:instrText>
-        </w:r>
-        <w:r>
-          <w:rPr>
-            <w:noProof/>
-            <w:webHidden/>
-          </w:rPr>
-        </w:r>
-        <w:r>
-          <w:rPr>
-            <w:noProof/>
-            <w:webHidden/>
-          </w:rPr>
-          <w:fldChar w:fldCharType="separate"/>
-        </w:r>
-        <w:r>
-          <w:rPr>
-            <w:noProof/>
-            <w:webHidden/>
-          </w:rPr>
-          <w:t>21</w:t>
-        </w:r>
-        <w:r>
-          <w:rPr>
-            <w:noProof/>
-            <w:webHidden/>
-          </w:rPr>
-          <w:fldChar w:fldCharType="end"/>
-        </w:r>
-      </w:hyperlink>
-    </w:p>
-    <w:p>
-      <w:pPr>
-        <w:pStyle w:val="TOC1"/>
-        <w:tabs>
-          <w:tab w:val="right" w:leader="dot" w:pos="9628"/>
-        </w:tabs>
-        <w:rPr>
-          <w:rFonts w:asciiTheme="minorHAnsi" w:hAnsiTheme="minorHAnsi"/>
-          <w:noProof/>
-          <w:color w:val="auto"/>
-          <w:kern w:val="2"/>
-          <w:sz w:val="24"/>
-          <w:szCs w:val="24"/>
-          <w14:ligatures w14:val="standardContextual"/>
-        </w:rPr>
-      </w:pPr>
-      <w:hyperlink w:anchor="_Toc239083309" w:history="1">
-        <w:r>
-          <w:rPr>
-            <w:rStyle w:val="Hyperlink"/>
-            <w:noProof/>
-          </w:rPr>
-          <w:t>Reference</w:t>
-        </w:r>
-        <w:r>
-          <w:rPr>
-            <w:noProof/>
-            <w:webHidden/>
-          </w:rPr>
-          <w:tab/>
-        </w:r>
-        <w:r>
-          <w:rPr>
-            <w:noProof/>
-            <w:webHidden/>
-          </w:rPr>
-          <w:fldChar w:fldCharType="begin"/>
-        </w:r>
-        <w:r>
-          <w:rPr>
-            <w:noProof/>
-            <w:webHidden/>
-          </w:rPr>
-          <w:instrText xml:space="preserve"> PAGEREF _Toc239083309 \h </w:instrText>
-        </w:r>
-        <w:r>
-          <w:rPr>
-            <w:noProof/>
-            <w:webHidden/>
-          </w:rPr>
-        </w:r>
-        <w:r>
-          <w:rPr>
-            <w:noProof/>
-            <w:webHidden/>
-          </w:rPr>
-          <w:fldChar w:fldCharType="separate"/>
-        </w:r>
-        <w:r>
-          <w:rPr>
-            <w:noProof/>
-            <w:webHidden/>
-          </w:rPr>
-          <w:t>21</w:t>
-        </w:r>
-        <w:r>
-          <w:rPr>
-            <w:noProof/>
-            <w:webHidden/>
-          </w:rPr>
-          <w:fldChar w:fldCharType="end"/>
-        </w:r>
-      </w:hyperlink>
-    </w:p>
-    <w:p>
-      <w:pPr>
-        <w:pStyle w:val="TOC1"/>
-        <w:tabs>
-          <w:tab w:val="right" w:leader="dot" w:pos="9628"/>
-        </w:tabs>
-        <w:rPr>
-          <w:rFonts w:asciiTheme="minorHAnsi" w:hAnsiTheme="minorHAnsi"/>
-          <w:noProof/>
-          <w:color w:val="auto"/>
-          <w:kern w:val="2"/>
-          <w:sz w:val="24"/>
-          <w:szCs w:val="24"/>
-          <w14:ligatures w14:val="standardContextual"/>
-        </w:rPr>
-      </w:pPr>
-      <w:hyperlink w:anchor="_Toc239083310" w:history="1">
-        <w:r>
-          <w:rPr>
-            <w:rStyle w:val="Hyperlink"/>
-            <w:noProof/>
-          </w:rPr>
-          <w:t>Dodatak A. Aktuelni sistemski snapshot</w:t>
-        </w:r>
-        <w:r>
-          <w:rPr>
-            <w:noProof/>
-            <w:webHidden/>
-          </w:rPr>
-          <w:tab/>
-        </w:r>
-        <w:r>
-          <w:rPr>
-            <w:noProof/>
-            <w:webHidden/>
-          </w:rPr>
-          <w:fldChar w:fldCharType="begin"/>
-        </w:r>
-        <w:r>
-          <w:rPr>
-            <w:noProof/>
-            <w:webHidden/>
-          </w:rPr>
-          <w:instrText xml:space="preserve"> PAGEREF _Toc239083310 \h </w:instrText>
-        </w:r>
-        <w:r>
-          <w:rPr>
-            <w:noProof/>
-            <w:webHidden/>
-          </w:rPr>
-        </w:r>
-        <w:r>
-          <w:rPr>
-            <w:noProof/>
-            <w:webHidden/>
-          </w:rPr>
-          <w:fldChar w:fldCharType="separate"/>
-        </w:r>
-        <w:r>
-          <w:rPr>
-            <w:noProof/>
-            <w:webHidden/>
-          </w:rPr>
-          <w:t>23</w:t>
-        </w:r>
-        <w:r>
-          <w:rPr>
-            <w:noProof/>
-            <w:webHidden/>
-          </w:rPr>
-          <w:fldChar w:fldCharType="end"/>
-        </w:r>
-      </w:hyperlink>
-    </w:p>
-    <w:p>
-      <w:pPr>
-        <w:pStyle w:val="TOC1"/>
-        <w:tabs>
-          <w:tab w:val="right" w:leader="dot" w:pos="9628"/>
-        </w:tabs>
-        <w:rPr>
-          <w:rFonts w:asciiTheme="minorHAnsi" w:hAnsiTheme="minorHAnsi"/>
-          <w:noProof/>
-          <w:color w:val="auto"/>
-          <w:kern w:val="2"/>
-          <w:sz w:val="24"/>
-          <w:szCs w:val="24"/>
-          <w14:ligatures w14:val="standardContextual"/>
-        </w:rPr>
-      </w:pPr>
-      <w:hyperlink w:anchor="_Toc239083311" w:history="1">
-        <w:r>
-          <w:rPr>
-            <w:rStyle w:val="Hyperlink"/>
-            <w:noProof/>
-          </w:rPr>
-          <w:t>Dodatak B. Reproduktivnost i trag dokaza</w:t>
-        </w:r>
-        <w:r>
-          <w:rPr>
-            <w:noProof/>
-            <w:webHidden/>
-          </w:rPr>
-          <w:tab/>
-        </w:r>
-        <w:r>
-          <w:rPr>
-            <w:noProof/>
-            <w:webHidden/>
-          </w:rPr>
-          <w:fldChar w:fldCharType="begin"/>
-        </w:r>
-        <w:r>
-          <w:rPr>
-            <w:noProof/>
-            <w:webHidden/>
-          </w:rPr>
-          <w:instrText xml:space="preserve"> PAGEREF _Toc239083311 \h </w:instrText>
-        </w:r>
-        <w:r>
-          <w:rPr>
-            <w:noProof/>
-            <w:webHidden/>
-          </w:rPr>
-        </w:r>
-        <w:r>
-          <w:rPr>
-            <w:noProof/>
-            <w:webHidden/>
-          </w:rPr>
-          <w:fldChar w:fldCharType="separate"/>
-        </w:r>
-        <w:r>
-          <w:rPr>
-            <w:noProof/>
-            <w:webHidden/>
-          </w:rPr>
-          <w:t>23</w:t>
-        </w:r>
-        <w:r>
-          <w:rPr>
-            <w:noProof/>
-            <w:webHidden/>
-          </w:rPr>
-          <w:fldChar w:fldCharType="end"/>
-        </w:r>
-      </w:hyperlink>
-    </w:p>
-    <w:p>
-      <w:r>
-        <w:br w:type="page"/>
-      </w:r>
-    </w:p>
-    <w:p>
-      <w:pPr>
         <w:pStyle w:val="Heading1"/>
       </w:pPr>
-      <w:bookmarkStart w:id="3" w:name="_Toc239083268"/>
+      <w:bookmarkStart w:id="6" w:name="_Toc239083268"/>
+      <w:bookmarkStart w:id="7" w:name="_Toc239155557"/>
       <w:r>
         <w:lastRenderedPageBreak/>
         <w:t>1. Uvod</w:t>
       </w:r>
-      <w:bookmarkEnd w:id="3"/>
-    </w:p>
-    <w:p>
-      <w:pPr>
-        <w:pStyle w:val="Heading2"/>
-      </w:pPr>
-      <w:bookmarkStart w:id="4" w:name="_Toc239083269"/>
-      <w:r>
-        <w:t>1.1. Problem koji sistem rešava</w:t>
-      </w:r>
-      <w:bookmarkEnd w:id="4"/>
-    </w:p>
-    <w:p>
-      <w:r>
-        <w:t>Form 10-K je istovremeno bogat i nezgodan izvor. Jedan filing sadrži stotine strana narativa, regulatorne i finansijske tabele, više pravnih entiteta, različite periode i pristupe merenju, ponovljene termine i vrednosti koje bez konteksta mogu izgledati kontradiktorno. Pitanje poput „koliki je CET1 odnos” nije potpuno dok nisu poznati banka, datum, entitet i regulatorni pristup. Slično tome, odgovor o operativnom ili sajber riziku nije dovoljno dobar ako zvuči uverljivo, ali se ne može vratiti na konkretan deo prijave.</w:t>
-      </w:r>
-    </w:p>
-    <w:p>
-      <w:r>
-        <w:t>RAG razdvaja parametarsko znanje modela od eksplicitne memorije koja se pretražuje pre odgovora [1]. Dense retriever omogućava semantičko pronalaženje [2], [3], dok BM25 ostaje snažan kada su akronimi, nazivi metrika, procenti i pravni entiteti glavni signal [4]. RRF može da spoji nezavisne rangove bez pretpostavke da su cosine i BM25 skorovi međusobno kalibrisani [5]. BankScope primenjuje te ideje, ali ih podređuje strožem cilju: dokaz mora ostati potpun, bank-owned i proverljiv i nakon pretrage i generacije.</w:t>
-      </w:r>
-    </w:p>
-    <w:p>
-      <w:pPr>
-        <w:pStyle w:val="Heading2"/>
-      </w:pPr>
-      <w:bookmarkStart w:id="5" w:name="_Toc239083270"/>
-      <w:r>
-        <w:t>1.2. Cilj i istraživačka pitanja</w:t>
-      </w:r>
-      <w:bookmarkEnd w:id="5"/>
-    </w:p>
-    <w:p>
-      <w:r>
-        <w:t>Cilj projekta je izgradnja lokalnog asistenta za stručno istraživanje 10-K izveštaja koji može da pronađe relevantan dokaz, bezbedno odgovori kada dokaz nije dovoljan i omogući korisniku da otvori izvorni kontekst. Projekat je vođen sledećim pitanjima:</w:t>
-      </w:r>
-    </w:p>
-    <w:p>
-      <w:pPr>
-        <w:pStyle w:val="ListNumber"/>
-        <w:spacing w:after="80"/>
-      </w:pPr>
-      <w:r>
-        <w:t>Kako sačuvati strukturu i poreklo SEC dokumenta, a dobiti retrieval jedinice pogodne za embedding i leksičku pretragu?</w:t>
-      </w:r>
-    </w:p>
-    <w:p>
-      <w:pPr>
-        <w:pStyle w:val="ListNumber"/>
-        <w:spacing w:after="80"/>
-      </w:pPr>
-      <w:r>
-        <w:t>Da li odvajanje kompaktnog opisa tabele od kompletne kanonske tabele popravlja retrieval i kvalitet dokaza?</w:t>
-      </w:r>
-    </w:p>
-    <w:p>
-      <w:pPr>
-        <w:pStyle w:val="ListNumber"/>
-        <w:spacing w:after="80"/>
-      </w:pPr>
-      <w:r>
-        <w:t>Kako spojiti dense i leksički signal bez nestabilne normalizacije skorova?</w:t>
-      </w:r>
-    </w:p>
-    <w:p>
-      <w:pPr>
-        <w:pStyle w:val="ListNumber"/>
-        <w:spacing w:after="80"/>
-      </w:pPr>
-      <w:r>
-        <w:t>Kako obezbediti da poređenje više banaka ne pomeša dokaze ili izgladni jednu banku u globalnom Top-K skupu?</w:t>
-      </w:r>
-    </w:p>
-    <w:p>
-      <w:pPr>
-        <w:pStyle w:val="ListNumber"/>
-        <w:spacing w:after="80"/>
-      </w:pPr>
-      <w:r>
-        <w:t>Koji ugovori su potrebni da generisan odgovor ostane numerički tačan, citiran i fail-closed?</w:t>
-      </w:r>
-    </w:p>
-    <w:p>
-      <w:pPr>
-        <w:pStyle w:val="Heading2"/>
-      </w:pPr>
-      <w:bookmarkStart w:id="6" w:name="_Toc239083271"/>
-      <w:r>
-        <w:t>1.3. Glavni doprinosi</w:t>
-      </w:r>
       <w:bookmarkEnd w:id="6"/>
-    </w:p>
-    <w:p>
-      <w:pPr>
-        <w:pStyle w:val="ListBullet"/>
-        <w:spacing w:after="80"/>
-      </w:pPr>
-      <w:r>
-        <w:t>SEC-specifična akvizicija sa sadržajnom proverom kompletnosti primary 10-K dokumenta.</w:t>
-      </w:r>
-    </w:p>
-    <w:p>
-      <w:pPr>
-        <w:pStyle w:val="ListBullet"/>
-        <w:spacing w:after="80"/>
-      </w:pPr>
-      <w:r>
-        <w:t>Strukturni narativni chunking sa stabilnim identitetima, stranicama, SEC Item metapodacima i source hash vezama.</w:t>
-      </w:r>
-    </w:p>
-    <w:p>
-      <w:pPr>
-        <w:pStyle w:val="ListBullet"/>
-        <w:spacing w:after="80"/>
-      </w:pPr>
-      <w:r>
-        <w:t>Canonical whole-table pristup: kratak objekat za retrieval, kompletna tabela za dokaz i citat.</w:t>
-      </w:r>
-    </w:p>
-    <w:p>
-      <w:pPr>
-        <w:pStyle w:val="ListBullet"/>
-        <w:spacing w:after="80"/>
-      </w:pPr>
-      <w:r>
-        <w:t>Hibridni retrieval koji zadržava najbolje uloge komponenti: Qdrant za persistent dense search, BM25S za leksičku preciznost i application-side RRF za fusion.</w:t>
-      </w:r>
-    </w:p>
-    <w:p>
-      <w:pPr>
-        <w:pStyle w:val="ListBullet"/>
-        <w:spacing w:after="80"/>
-      </w:pPr>
-      <w:r>
-        <w:t>Bank-balanced višebankarski tok sa nezavisnim podupitima, rezultatima i citation ownership-om po banci.</w:t>
-      </w:r>
-    </w:p>
-    <w:p>
-      <w:pPr>
-        <w:pStyle w:val="ListBullet"/>
-        <w:spacing w:after="80"/>
-      </w:pPr>
-      <w:r>
-        <w:t>Striktna generacija i evaluacija koja odvojeno proverava status, vrednost, jedinicu, period, entitet, varijantu, citat i narativnu groundedness.</w:t>
-      </w:r>
-    </w:p>
-    <w:p>
-      <w:pPr>
-        <w:pStyle w:val="ListBullet"/>
-        <w:spacing w:after="80"/>
-      </w:pPr>
-      <w:r>
-        <w:t>Kompletan lokalni proizvodni sloj: FastAPI/SSE, React interfejs, SQLite niti, otvaranje kanonskog izvora, upload dokumenata, opcioni citirani web search i deterministički kalkulator.</w:t>
-      </w:r>
-    </w:p>
-    <w:p>
-      <w:pPr>
-        <w:pStyle w:val="Heading1"/>
-      </w:pPr>
-      <w:bookmarkStart w:id="7" w:name="_Toc239083272"/>
-      <w:r>
-        <w:t>2. BankScope kao celovit istraživački sistem</w:t>
-      </w:r>
       <w:bookmarkEnd w:id="7"/>
     </w:p>
     <w:p>
-      <w:r>
-        <w:t>Najvažnije svojstvo aktuelnog rešenja je kontinuitet dokaznog lanca. Sistem ne završava posao kada pronađe sličan pasus. On mora da zna kojoj banci, filing-u, sekciji, stranici i kanonskom objektu rezultat pripada; isti identitet mora preživeti embedding, indeks, fusion, generaciju, skladištenje razgovora i naknadno otvaranje izvora. Ta odluka povezuje offline obradu, online retrieval i korisničko iskustvo u jednu arhitekturu [15]–[17].</w:t>
-      </w:r>
+      <w:pPr>
+        <w:pStyle w:val="Heading2"/>
+      </w:pPr>
+      <w:bookmarkStart w:id="8" w:name="_Toc239083269"/>
+      <w:bookmarkStart w:id="9" w:name="_Toc239155558"/>
+      <w:r>
+        <w:t>1.1. Problem koji sistem rešava</w:t>
+      </w:r>
+      <w:bookmarkEnd w:id="8"/>
+      <w:bookmarkEnd w:id="9"/>
     </w:p>
     <w:p>
+      <w:r>
+        <w:t>Form 10-K je istovremeno bogat i nezgodan izvor. Jedan filing sadrži stotine strana narativa, regulatorne i finansijske tabele, više pravnih entiteta, različite periode i pristupe merenju, ponovljene termine i vrednosti koje bez konteksta mogu izgledati kontradiktorno. Pitanje poput „koliki je CET1 odnos” nije potpuno dok nisu poznati banka</w:t>
+      </w:r>
+      <w:r>
+        <w:t xml:space="preserve"> (ticker)</w:t>
+      </w:r>
+      <w:r>
+        <w:t>, datum, entitet i regulatorni pristup. Slično tome, odgovor o operativnom ili sajber riziku nije dovoljno dobar ako zvuči uverljivo, ali se ne može vratiti na konkretan deo prijave.</w:t>
+      </w:r>
+    </w:p>
+    <w:p>
+      <w:r>
+        <w:t>RAG razdvaja parametarsko znanje modela od eksplicitne memorije koja se pretražuje pre odgovora [1]. Dense retriever omogućava semantičko pronalaženje [2], [3], dok BM25 ostaje snažan kada su akronimi, nazivi metrika, procenti i pravni entiteti glavni signal [4]. RRF može da spoji nezavisne rangove bez pretpostavke da su cosine i BM25 skorovi međusobno kalibrisani [5]. BankScope primenjuje te ideje, ali ih podređuje strožem cilju: dokaz mora ostati potpun, bank-owned i proverljiv i nakon pretrage i generacije.</w:t>
+      </w:r>
+    </w:p>
+    <w:p>
+      <w:pPr>
+        <w:pStyle w:val="Heading2"/>
+      </w:pPr>
+      <w:bookmarkStart w:id="10" w:name="_Toc239083270"/>
+      <w:bookmarkStart w:id="11" w:name="_Toc239155559"/>
+      <w:r>
+        <w:t>1.2. Cilj i istraživačka pitanja</w:t>
+      </w:r>
+      <w:bookmarkEnd w:id="10"/>
+      <w:bookmarkEnd w:id="11"/>
+    </w:p>
+    <w:p>
+      <w:r>
+        <w:t>Cilj projekta je izgradnja lokalnog asistenta za stručno istraživanje 10-K izveštaja koji može da pronađe relevantan dokaz, bezbedno odgovori kada dokaz nije dovoljan i omogući korisniku da otvori izvorni kontekst. Projekat je vođen sledećim pitanjima:</w:t>
+      </w:r>
+    </w:p>
+    <w:p>
+      <w:pPr>
+        <w:pStyle w:val="ListNumber"/>
+        <w:spacing w:after="80"/>
+      </w:pPr>
+      <w:r>
+        <w:t>Kako sačuvati strukturu i poreklo SEC dokumenta, a dobiti retrieval jedinice pogodne za embedding i leksičku pretragu?</w:t>
+      </w:r>
+    </w:p>
+    <w:p>
+      <w:pPr>
+        <w:pStyle w:val="ListNumber"/>
+        <w:spacing w:after="80"/>
+      </w:pPr>
+      <w:r>
+        <w:t>Da li odvajanje kompaktnog opisa tabele od kompletne kanonske tabele popravlja retrieval i kvalitet dokaza?</w:t>
+      </w:r>
+    </w:p>
+    <w:p>
+      <w:pPr>
+        <w:pStyle w:val="ListNumber"/>
+        <w:spacing w:after="80"/>
+      </w:pPr>
+      <w:r>
+        <w:t>Kako spojiti dense i leksički signal bez nestabilne normalizacije skorova?</w:t>
+      </w:r>
+    </w:p>
+    <w:p>
+      <w:pPr>
+        <w:pStyle w:val="ListNumber"/>
+        <w:spacing w:after="80"/>
+      </w:pPr>
+      <w:r>
+        <w:t>Kako obezbediti da poređenje više banaka ne pomeša dokaze ili izgladni jednu banku u globalnom Top-K skupu?</w:t>
+      </w:r>
+    </w:p>
+    <w:p>
+      <w:pPr>
+        <w:pStyle w:val="ListNumber"/>
+        <w:spacing w:after="80"/>
+      </w:pPr>
+      <w:r>
+        <w:t>Koji ugovori su potrebni da generisan odgovor ostane numerički tačan, citiran i fail-closed?</w:t>
+      </w:r>
+    </w:p>
+    <w:p>
+      <w:pPr>
+        <w:pStyle w:val="Heading2"/>
+      </w:pPr>
+      <w:bookmarkStart w:id="12" w:name="_Toc239083271"/>
+      <w:bookmarkStart w:id="13" w:name="_Toc239155560"/>
+      <w:r>
+        <w:t>1.3. Glavni doprinosi</w:t>
+      </w:r>
+      <w:bookmarkEnd w:id="12"/>
+      <w:bookmarkEnd w:id="13"/>
+    </w:p>
+    <w:p>
+      <w:pPr>
+        <w:pStyle w:val="ListBullet"/>
+        <w:spacing w:after="80"/>
+      </w:pPr>
+      <w:r>
+        <w:t>SEC-specifična akvizicija sa sadržajnom proverom kompletnosti primary 10-K dokumenta.</w:t>
+      </w:r>
+    </w:p>
+    <w:p>
+      <w:pPr>
+        <w:pStyle w:val="ListBullet"/>
+        <w:spacing w:after="80"/>
+      </w:pPr>
+      <w:r>
+        <w:t>Strukturni narativni chunking sa stabilnim identitetima, stranicama, SEC Item metapodacima i source hash vezama.</w:t>
+      </w:r>
+    </w:p>
+    <w:p>
+      <w:pPr>
+        <w:pStyle w:val="ListBullet"/>
+        <w:spacing w:after="80"/>
+      </w:pPr>
+      <w:r>
+        <w:t>Canonical whole-table pristup: kratak objekat za retrieval, kompletna tabela za dokaz i citat.</w:t>
+      </w:r>
+    </w:p>
+    <w:p>
+      <w:pPr>
+        <w:pStyle w:val="ListBullet"/>
+        <w:spacing w:after="80"/>
+      </w:pPr>
+      <w:r>
+        <w:t>Hibridni retrieval koji zadržava najbolje uloge komponenti: Qdrant za persistent dense search, BM25S za leksičku preciznost i application-side RRF za fusion.</w:t>
+      </w:r>
+    </w:p>
+    <w:p>
+      <w:pPr>
+        <w:pStyle w:val="ListBullet"/>
+        <w:spacing w:after="80"/>
+      </w:pPr>
+      <w:r>
+        <w:t>Bank-balanced višebankarski tok sa nezavisnim podupitima, rezultatima i citation ownership-om po banci.</w:t>
+      </w:r>
+    </w:p>
+    <w:p>
+      <w:pPr>
+        <w:pStyle w:val="ListBullet"/>
+        <w:spacing w:after="80"/>
+      </w:pPr>
+      <w:r>
+        <w:t>Striktna generacija i evaluacija koja odvojeno proverava status, vrednost, jedinicu, period, entitet, varijantu, citat i narativnu groundedness.</w:t>
+      </w:r>
+    </w:p>
+    <w:p>
+      <w:pPr>
+        <w:pStyle w:val="ListBullet"/>
+        <w:spacing w:after="80"/>
+      </w:pPr>
+      <w:r>
+        <w:t>Kompletan lokalni proizvodni sloj: FastAPI/SSE, React interfejs, SQLite, otvaranje kanonskog izvora, upload dokumenata, opcioni citirani web search i deterministički kalkulator.</w:t>
+      </w:r>
+      <w:bookmarkStart w:id="14" w:name="_Toc239083272"/>
+    </w:p>
+    <w:p>
+      <w:pPr>
+        <w:pStyle w:val="Heading1"/>
+      </w:pPr>
+      <w:bookmarkStart w:id="15" w:name="_Toc239155561"/>
+      <w:r>
+        <w:t>2. BankScope kao celovit istraživački sistem</w:t>
+      </w:r>
+      <w:bookmarkEnd w:id="14"/>
+      <w:bookmarkEnd w:id="15"/>
+    </w:p>
+    <w:p>
+      <w:r>
+        <w:t>Najvažnije svojstvo aktuelnog rešenja je kontinuitet dokaznog lanca. Sistem ne završava posao kada pronađe sličan pasus. On mora da zna kojoj banci, filing-u, sekciji, stranici i kanonskom objektu rezultat pripada; isti identitet mora preživeti embedding, indeks, fusion, generaciju, skladištenje razgovora i naknadno otvaranje izvora. Ta odluka povezuje offline obradu, online retrieval i korisničko iskustvo u jednu arhitekturu [15]–[17].</w:t>
+      </w:r>
+    </w:p>
+    <w:p>
       <w:pPr>
         <w:keepNext/>
+        <w:keepLines/>
         <w:spacing w:after="40"/>
         <w:jc w:val="center"/>
       </w:pPr>
@@ -4118,10 +3237,10 @@
         </w:rPr>
         <w:lastRenderedPageBreak/>
         <w:drawing>
-          <wp:inline distT="0" distB="0" distL="0" distR="0" wp14:anchorId="61A85734" wp14:editId="12263EC2">
-            <wp:extent cx="5989320" cy="3618548"/>
+          <wp:inline distT="0" distB="0" distL="0" distR="0" wp14:anchorId="29E54718" wp14:editId="5BE529ED">
+            <wp:extent cx="5989320" cy="2257513"/>
             <wp:effectExtent l="0" t="0" r="0" b="0"/>
-            <wp:docPr id="2" name="Picture 2"/>
+            <wp:docPr id="11" name="Picture 11"/>
             <wp:cNvGraphicFramePr>
               <a:graphicFrameLocks xmlns:a="http://schemas.openxmlformats.org/drawingml/2006/main" noChangeAspect="1"/>
             </wp:cNvGraphicFramePr>
@@ -4129,7 +3248,7 @@
               <a:graphicData uri="http://schemas.openxmlformats.org/drawingml/2006/picture">
                 <pic:pic xmlns:pic="http://schemas.openxmlformats.org/drawingml/2006/picture">
                   <pic:nvPicPr>
-                    <pic:cNvPr id="0" name="architecture.png"/>
+                    <pic:cNvPr id="0" name="offline-data-pipeline.png"/>
                     <pic:cNvPicPr/>
                   </pic:nvPicPr>
                   <pic:blipFill>
@@ -4141,7 +3260,7 @@
                   <pic:spPr>
                     <a:xfrm>
                       <a:off x="0" y="0"/>
-                      <a:ext cx="5989320" cy="3618548"/>
+                      <a:ext cx="5989320" cy="2257513"/>
                     </a:xfrm>
                     <a:prstGeom prst="rect">
                       <a:avLst/>
@@ -4157,30 +3276,33 @@
     <w:p>
       <w:pPr>
         <w:pStyle w:val="ReportCaption"/>
+        <w:keepNext/>
+        <w:keepLines/>
+        <w:spacing w:after="120"/>
         <w:jc w:val="center"/>
       </w:pPr>
       <w:r>
-        <w:t>Slika 1. End-to-end BankScope arhitektura rekonstruisana iz aktivnih Mermaid dijagrama i implementacionih ugovora.</w:t>
+        <w:t>Slika 1. Offline data pipeline od registra banaka i SEC dokumenata do validiranog lokalnog Qdrant indeksa.</w:t>
       </w:r>
     </w:p>
     <w:p>
       <w:r>
-        <w:t>Slika 1 pokazuje tri jasno odvojene odgovornosti. Priprema korpusa uspostavlja validne i stabilne objekte. Retrieval pretražuje dve komplementarne reprezentacije, spaja rangove i hidrira rezultat. Aplikacioni sloj zatim određuje banku i putanju, generiše odgovor pod strogim ugovorom, validira citate i čuva razgovor. Ova podela čini greške lokalizovanim: zastareo indeks se ne učitava, pogrešan ticker ne proširuje scope, a generativni model ne dobija ovlašćenje da izmisli source identity.</w:t>
+        <w:t>Slika 1 razdvaja tri odgovornosti offline toka. Akvizicija prvo čuva manifest i kompletan primary SEC dokument. Izgradnja korpusa zatim proizvodi ograničene narativne zapise, kompletne kanonske tabele i lexical-only glossary locatore. Indeksiranje povezuje uređene chunk ID-jeve, embedding matricu i Qdrant manifest, tako da se zastareo ili neusaglašen artefakt odbija umesto da se tiho učita. Narativni zapisi mogu da se preklapaju, ali se parser-emitted tabele nikada ponovo ne dele: retrieval pretražuje kompaktan opis, a pogodak se hidrira u kompletnu tabelu.</w:t>
       </w:r>
     </w:p>
     <w:p>
       <w:pPr>
         <w:pStyle w:val="Heading2"/>
       </w:pPr>
-      <w:bookmarkStart w:id="8" w:name="_Toc239083273"/>
+      <w:bookmarkStart w:id="16" w:name="_Toc239155562"/>
       <w:r>
         <w:t>2.1. Aktivni obim</w:t>
       </w:r>
-      <w:bookmarkEnd w:id="8"/>
+      <w:bookmarkEnd w:id="16"/>
     </w:p>
     <w:p>
       <w:r>
-        <w:t>Korpus obuhvata najnovije kompletne primary Form 10-K dokumente za izveštajni datum 31. decembar 2025. Deset banaka čini heterogen presečni skup: veliki globalni i američki univerzalni bankarski sistemi, custody i investment banke, regionalne institucije i specijalizovane banke. To je dovoljno za realna poređenja, ali nije longitudinalni skup i ne predstavlja čitav američki bankarski sektor.</w:t>
+        <w:t xml:space="preserve">Korpus obuhvata najnovije kompletne primary Form 10-K dokumente za izveštajni datum 31. decembar 2025. Deset banaka čini heterogen presečni skup: veliki globalni i američki univerzalni bankarski sistemi, custody i investment banke, regionalne institucije i specijalizovane banke. </w:t>
       </w:r>
     </w:p>
     <w:tbl>
@@ -4196,6 +3318,7 @@
       </w:tblGrid>
       <w:tr>
         <w:trPr>
+          <w:cantSplit/>
           <w:tblHeader/>
           <w:jc w:val="center"/>
         </w:trPr>
@@ -5058,19 +4181,15 @@
     </w:p>
     <w:p>
       <w:pPr>
-        <w:spacing w:after="20"/>
-      </w:pPr>
-    </w:p>
-    <w:p>
-      <w:pPr>
         <w:pStyle w:val="Heading2"/>
       </w:pPr>
-      <w:bookmarkStart w:id="9" w:name="_Toc239083274"/>
-      <w:r>
-        <w:lastRenderedPageBreak/>
+      <w:bookmarkStart w:id="17" w:name="_Toc239083274"/>
+      <w:bookmarkStart w:id="18" w:name="_Toc239155563"/>
+      <w:r>
         <w:t>2.2. Aktivni tehnološki ugovor</w:t>
       </w:r>
-      <w:bookmarkEnd w:id="9"/>
+      <w:bookmarkEnd w:id="17"/>
+      <w:bookmarkEnd w:id="18"/>
     </w:p>
     <w:tbl>
       <w:tblPr>
@@ -5085,6 +4204,7 @@
       </w:tblGrid>
       <w:tr>
         <w:trPr>
+          <w:cantSplit/>
           <w:tblHeader/>
           <w:jc w:val="center"/>
         </w:trPr>
@@ -5723,6 +4843,7 @@
               <w:rPr>
                 <w:sz w:val="16"/>
               </w:rPr>
+              <w:lastRenderedPageBreak/>
               <w:t>Aplikacija</w:t>
             </w:r>
           </w:p>
@@ -5786,25 +4907,32 @@
       <w:pPr>
         <w:pStyle w:val="Heading1"/>
       </w:pPr>
-      <w:bookmarkStart w:id="10" w:name="_Toc239083275"/>
+      <w:bookmarkStart w:id="19" w:name="_Toc239083275"/>
+      <w:bookmarkStart w:id="20" w:name="_Toc239155564"/>
       <w:r>
         <w:t>3. Od SEC dokumenta do kanonskog dokaza</w:t>
       </w:r>
-      <w:bookmarkEnd w:id="10"/>
+      <w:bookmarkEnd w:id="19"/>
+      <w:bookmarkEnd w:id="20"/>
     </w:p>
     <w:p>
       <w:pPr>
         <w:pStyle w:val="Heading2"/>
       </w:pPr>
-      <w:bookmarkStart w:id="11" w:name="_Toc239083276"/>
+      <w:bookmarkStart w:id="21" w:name="_Toc239083276"/>
+      <w:bookmarkStart w:id="22" w:name="_Toc239155565"/>
       <w:r>
         <w:t>3.1. Akvizicija počinje proverom dokumenta</w:t>
       </w:r>
-      <w:bookmarkEnd w:id="11"/>
+      <w:bookmarkEnd w:id="21"/>
+      <w:bookmarkEnd w:id="22"/>
     </w:p>
     <w:p>
       <w:r>
-        <w:t>Downloader koristi SEC submissions podatke, pronalazi poslednji konfigurisani non-amended 10-K, formira URL primary dokumenta i poštuje identifikacioni User-Agent i ograničenu stopu zahteva [10]. Ključna razlika u odnosu na običan downloader je sadržajna validacija: primary dokument mora da sadrži očekivane glavne Item sekcije, finansijske izveštaje i auditorski sadržaj. Time se problem nepotpunog izvora rešava pre parsiranja, umesto da se kasnije prikriva većim Top-K ili agresivnijom generacijom.</w:t>
+        <w:t>Downloader koristi SEC submissions podatke, pronalazi poslednji konfigurisani non-amended 10-K, formira URL primary dokumenta i poštuje identifikacioni User-Agent i ograničenu stopu zahteva [10]. Ključna razlika u odnosu na običan downloader je sadržajna validacija: primary dokument mora da sadrži očekivane glavne Item sekcije, finansijske izveštaje i auditorski sadržaj. Time se problem nepotpunog izvora rešava pre parsiranja</w:t>
+      </w:r>
+      <w:r>
+        <w:t>.</w:t>
       </w:r>
     </w:p>
     <w:p>
@@ -5816,11 +4944,13 @@
       <w:pPr>
         <w:pStyle w:val="Heading2"/>
       </w:pPr>
-      <w:bookmarkStart w:id="12" w:name="_Toc239083277"/>
+      <w:bookmarkStart w:id="23" w:name="_Toc239083277"/>
+      <w:bookmarkStart w:id="24" w:name="_Toc239155566"/>
       <w:r>
         <w:t>3.2. Strukturni narativni chunking</w:t>
       </w:r>
-      <w:bookmarkEnd w:id="12"/>
+      <w:bookmarkEnd w:id="23"/>
+      <w:bookmarkEnd w:id="24"/>
     </w:p>
     <w:p>
       <w:r>
@@ -5836,18 +4966,23 @@
         <w:t>,</w:t>
       </w:r>
       <w:r>
-        <w:t xml:space="preserve"> ne zahteva flush. Dugi blokovi se dele po pasusima i rečenicama, a word-level fallback se koristi samo kada je neophodno. Svaki zapis nosi filing identitet, ticker, CIK, accession, datume, source URL, parser verziju, raw SHA-256, stranice, source element ID-jeve, XBRL oznake, SEC Item, naslov sekcije i record type.</w:t>
+        <w:t xml:space="preserve"> ne zahteva flush. Dugi blokovi se dele po pasusima i rečenicama, a word-level fallback se koristi samo kada je neophodno. Svaki zapis nosi filing identitet, ticker, CIK, accession, datume, source URL, parser verziju, raw SHA-256, stranice, source element ID-jeve, XBRL oznake, SEC Item, naslov sekcije i </w:t>
+      </w:r>
+      <w:r>
+        <w:t>record type.</w:t>
       </w:r>
     </w:p>
     <w:p>
       <w:pPr>
         <w:pStyle w:val="Heading2"/>
       </w:pPr>
-      <w:bookmarkStart w:id="13" w:name="_Toc239083278"/>
+      <w:bookmarkStart w:id="25" w:name="_Toc239083278"/>
+      <w:bookmarkStart w:id="26" w:name="_Toc239155567"/>
       <w:r>
         <w:t>3.3. Kompletna tabela je dokaz, a ne samo embedding tekst</w:t>
       </w:r>
-      <w:bookmarkEnd w:id="13"/>
+      <w:bookmarkEnd w:id="25"/>
+      <w:bookmarkEnd w:id="26"/>
     </w:p>
     <w:p>
       <w:r>
@@ -5857,6 +4992,7 @@
     <w:p>
       <w:pPr>
         <w:keepNext/>
+        <w:keepLines/>
         <w:spacing w:after="40"/>
         <w:jc w:val="center"/>
       </w:pPr>
@@ -5864,7 +5000,6 @@
         <w:rPr>
           <w:noProof/>
         </w:rPr>
-        <w:lastRenderedPageBreak/>
         <w:drawing>
           <wp:inline distT="0" distB="0" distL="0" distR="0" wp14:anchorId="60425C49" wp14:editId="6CDB451E">
             <wp:extent cx="5989320" cy="2667970"/>
@@ -5905,6 +5040,8 @@
     <w:p>
       <w:pPr>
         <w:pStyle w:val="ReportCaption"/>
+        <w:keepLines/>
+        <w:spacing w:after="120"/>
         <w:jc w:val="center"/>
       </w:pPr>
       <w:r>
@@ -5920,36 +5057,49 @@
       <w:pPr>
         <w:pStyle w:val="Heading2"/>
       </w:pPr>
-      <w:bookmarkStart w:id="14" w:name="_Toc239083279"/>
-      <w:r>
+      <w:bookmarkStart w:id="27" w:name="_Toc239083279"/>
+      <w:bookmarkStart w:id="28" w:name="_Toc239155568"/>
+      <w:r>
+        <w:lastRenderedPageBreak/>
         <w:t>3.4. Ciljani glossary locatori</w:t>
       </w:r>
-      <w:bookmarkEnd w:id="14"/>
+      <w:bookmarkEnd w:id="27"/>
+      <w:bookmarkEnd w:id="28"/>
     </w:p>
     <w:p>
       <w:r>
-        <w:t>Akronimi i definicije su poseban failure mode. Za glossary tabele sistem generiše male lexical-only zapise iz key-value parova. Oni ne proširuju dense korpus i ne postaju novi dokaz; samo olakšavaju da BM25S pronađe termine poput BANA ili GSIB i zatim hidrira roditeljsku tabelu. Aktuelni korpus ima 400 takvih locator-a. Ograničena, problemski usmerena reprezentacija pokazala se korisnijom od masovnog row/cell razlaganja svake tabele.</w:t>
+        <w:t xml:space="preserve">Akronimi i definicije su poseban failure mode. Za glossary tabele sistem generiše male lexical-only zapise iz key-value parova. Oni ne proširuju dense korpus i ne postaju novi dokaz; samo olakšavaju da BM25S pronađe termine poput BANA ili GSIB i zatim hidrira roditeljsku tabelu. </w:t>
+      </w:r>
+      <w:r>
+        <w:t>Aktuelni korpus ima 400 takvih locator-a.</w:t>
+      </w:r>
+      <w:r>
+        <w:t xml:space="preserve"> Ograničena, problemski usmerena reprezentacija pokazala se korisnijom od masovnog row/cell razlaganja svake tabele.</w:t>
       </w:r>
     </w:p>
     <w:p>
       <w:pPr>
         <w:pStyle w:val="Heading1"/>
       </w:pPr>
-      <w:bookmarkStart w:id="15" w:name="_Toc239083280"/>
+      <w:bookmarkStart w:id="29" w:name="_Toc239083280"/>
+      <w:bookmarkStart w:id="30" w:name="_Toc239155569"/>
       <w:r>
         <w:t>4. Hibridni retrieval i izolacija banaka</w:t>
       </w:r>
-      <w:bookmarkEnd w:id="15"/>
+      <w:bookmarkEnd w:id="29"/>
+      <w:bookmarkEnd w:id="30"/>
     </w:p>
     <w:p>
       <w:pPr>
         <w:pStyle w:val="Heading2"/>
       </w:pPr>
-      <w:bookmarkStart w:id="16" w:name="_Toc239083281"/>
+      <w:bookmarkStart w:id="31" w:name="_Toc239083281"/>
+      <w:bookmarkStart w:id="32" w:name="_Toc239155570"/>
       <w:r>
         <w:t>4.1. Dense i lexical signal rešavaju različite slučajeve</w:t>
       </w:r>
-      <w:bookmarkEnd w:id="16"/>
+      <w:bookmarkEnd w:id="31"/>
+      <w:bookmarkEnd w:id="32"/>
     </w:p>
     <w:p>
       <w:r>
@@ -5972,6 +5122,7 @@
       </w:tblGrid>
       <w:tr>
         <w:trPr>
+          <w:cantSplit/>
           <w:jc w:val="center"/>
         </w:trPr>
         <w:tc>
@@ -5994,7 +5145,7 @@
                 <w:b/>
                 <w:color w:val="3159B8"/>
               </w:rPr>
-              <w:t>Zašto mixed backend ima smisla</w:t>
+              <w:t>Zašto mixed backend</w:t>
             </w:r>
           </w:p>
           <w:p>
@@ -6002,7 +5153,7 @@
               <w:spacing w:after="40"/>
             </w:pPr>
             <w:r>
-              <w:t>Qdrant dense je u kontrolisanom poređenju sačuvao paritet sa in-process dense pretragom, dok Qdrant-native sparse/hybrid nije dostigao kvalitet lokalnog BM25S-a. Aktuelni dizajn zato bira svaku komponentu za ono što je dokazano radila dobro, umesto da sve slojeve preseli u jednu bazu radi arhitektonske uniformnosti [15], [16].</w:t>
+              <w:t>Qdrant dense je u kontrolisanom poređenju sačuvao paritet sa in-process dense pretragom, dok Qdrant-native sparse/hybrid nije dostigao kvalitet lokalnog BM25S-a. Aktuelni dizajn zato bira svaku komponentu za ono što je dokazano radila dobro, umesto da sve slojeve preseli u jednu bazu [15], [16].</w:t>
             </w:r>
           </w:p>
         </w:tc>
@@ -6017,12 +5168,13 @@
       <w:pPr>
         <w:pStyle w:val="Heading2"/>
       </w:pPr>
-      <w:bookmarkStart w:id="17" w:name="_Toc239083282"/>
-      <w:r>
-        <w:lastRenderedPageBreak/>
+      <w:bookmarkStart w:id="33" w:name="_Toc239083282"/>
+      <w:bookmarkStart w:id="34" w:name="_Toc239155571"/>
+      <w:r>
         <w:t>4.2. Poređenja se ne rešavaju jednim mešanim Top-K skupom</w:t>
       </w:r>
-      <w:bookmarkEnd w:id="17"/>
+      <w:bookmarkEnd w:id="33"/>
+      <w:bookmarkEnd w:id="34"/>
     </w:p>
     <w:p>
       <w:r>
@@ -6032,6 +5184,7 @@
     <w:p>
       <w:pPr>
         <w:keepNext/>
+        <w:keepLines/>
         <w:spacing w:after="40"/>
         <w:jc w:val="center"/>
       </w:pPr>
@@ -6039,6 +5192,7 @@
         <w:rPr>
           <w:noProof/>
         </w:rPr>
+        <w:lastRenderedPageBreak/>
         <w:drawing>
           <wp:inline distT="0" distB="0" distL="0" distR="0" wp14:anchorId="32F77F9E" wp14:editId="5BE7A3A4">
             <wp:extent cx="5989320" cy="2994660"/>
@@ -6079,6 +5233,8 @@
     <w:p>
       <w:pPr>
         <w:pStyle w:val="ReportCaption"/>
+        <w:keepLines/>
+        <w:spacing w:after="120"/>
         <w:jc w:val="center"/>
       </w:pPr>
       <w:r>
@@ -6093,90 +5249,30 @@
     <w:p>
       <w:pPr>
         <w:pStyle w:val="Heading1"/>
-      </w:pPr>
-      <w:bookmarkStart w:id="18" w:name="_Toc239083283"/>
-      <w:r>
+        <w:pageBreakBefore/>
+      </w:pPr>
+      <w:bookmarkStart w:id="35" w:name="_Toc239083283"/>
+      <w:bookmarkStart w:id="36" w:name="_Toc239155572"/>
+      <w:r>
+        <w:lastRenderedPageBreak/>
         <w:t>5. Grounded generacija, konverzacija i kontrola izvora</w:t>
       </w:r>
-      <w:bookmarkEnd w:id="18"/>
+      <w:bookmarkEnd w:id="35"/>
+      <w:bookmarkEnd w:id="36"/>
     </w:p>
     <w:p>
       <w:pPr>
-        <w:pStyle w:val="Heading2"/>
-      </w:pPr>
-      <w:bookmarkStart w:id="19" w:name="_Toc239083284"/>
-      <w:r>
-        <w:t>5.1. Generacija radi unutar eksplicitnog ugovora</w:t>
-      </w:r>
-      <w:bookmarkEnd w:id="19"/>
+        <w:keepNext/>
+      </w:pPr>
+      <w:r>
+        <w:t>Online tok namerno odvaja izbor akcije od vlasništva nad podacima i validacijom: model predlaže putanju, dok server zadržava kontrolu nad bankarskim scope-om, budžetima, dokazima, citatima i čuvanjem razgovora.</w:t>
+      </w:r>
     </w:p>
     <w:p>
-      <w:r>
-        <w:t>Finalni odgovor nije slobodan tekst. Model bira jednu od četiri međusobno isključive strict funkcije: supported numeric, supported narrative, ambiguous ili unsupported. Numeric rezultat mora da navede entitet, metriku, eventualnu varijantu, period, tačan value text, jedinicu i citate. Kod zatim proverava Pydantic šemu, dozvoljene citation ID-jeve, bank ownership i prisustvo kompletne numeričke vrednosti u citiranom kanonskom dokazu. Ne postoji rounding tolerancija koja bi zaokruženu vrednost predstavila kao egzaktan dokaz.</w:t>
-      </w:r>
-    </w:p>
-    <w:p>
-      <w:r>
-        <w:t>Truncation i contract-shape greške dobijaju najviše jedan repair pokušaj. Nepoznat citat, pogrešan period, cross-bank izvor ili nedovoljan dokaz završavaju kontrolisanim rezultatom, a ne inventivnom dopunom iz parametarskog znanja. Unsupported tekst se renderuje lokalno. Time je validacija autoritativna, a fluentnost modela podređena evidence ugovoru.</w:t>
-      </w:r>
-    </w:p>
-    <w:p>
-      <w:pPr>
-        <w:pStyle w:val="Heading2"/>
-      </w:pPr>
-      <w:bookmarkStart w:id="20" w:name="_Toc239083285"/>
-      <w:r>
-        <w:t>5.2. Razgovor je kontekst, nikada dokaz</w:t>
-      </w:r>
-      <w:bookmarkEnd w:id="20"/>
-    </w:p>
-    <w:p>
-      <w:r>
-        <w:t>LangGraph front door razvrstava poruku na direktan odgovor, out-of-scope, clarification, filing research, web research, kalkulaciju ili dokument research. Deterministički sloj i dalje poseduje ticker scope i source policy. Ispod procenjenog budžeta od 12.000 tokena router vidi sirov razgovor; iznad njega stariji kompletni parovi se sažimaju, dok najmanje šest najnovijih parova ostaje verbatim. Sažetak čuva teme i referencije, ali ne stare citate i ne može da postane dokaz za novu filing tvrdnju.</w:t>
-      </w:r>
-    </w:p>
-    <w:p>
-      <w:r>
-        <w:lastRenderedPageBreak/>
-        <w:t>Korisnik može da skrati, prevede ili preformatira prethodni grounded odgovor bez novog retrieval-a. Runtime tada dopušta samo podskup starih citata i odbija nove brojeve, banke ili kvalifikatore. Za novu bankarsku činjenicu uvek se traži novi dokaz. SQLite čuva niti, bank scope i citation metapodatke; otvaranje citata ponovo proverava corpus hash i vraća kanonski narativ ili kompletnu tabelu. Stari ili nestali target-i fail-closed.</w:t>
-      </w:r>
-    </w:p>
-    <w:p>
-      <w:pPr>
-        <w:pStyle w:val="Heading2"/>
-      </w:pPr>
-      <w:bookmarkStart w:id="21" w:name="_Toc239083286"/>
-      <w:r>
-        <w:t>5.3. Dijagnostika i evidence audit imaju različite uloge</w:t>
-      </w:r>
-      <w:bookmarkEnd w:id="21"/>
-    </w:p>
-    <w:p>
-      <w:r>
-        <w:t>Runtime Diagnostics objašnjava kako je izvršenje proteklo: izabranu rutu, faze, broj početnih i konačnih dokaza, model/tool budžete, bank isolation i validacione kontrole. To nije skor činjenice. Post-answer evidence audit je mali advisory pregled koji dobija samo originalno pitanje, finalni odgovor i citirane kanonske dokaze. Proverava da li je pitanje adresirano, da li su materijalne tvrdnje podržane, da li postoji kontradikcija i da li citati pokrivaju odgovor. Ne menja već validiran odgovor i ne zamenjuje determinističke provere ili ručni pregled.</w:t>
-      </w:r>
-    </w:p>
-    <w:p>
-      <w:pPr>
-        <w:pStyle w:val="Heading1"/>
-        <w:pageBreakBefore/>
-      </w:pPr>
-      <w:bookmarkStart w:id="22" w:name="_Toc239083287"/>
-      <w:r>
-        <w:lastRenderedPageBreak/>
-        <w:t>6. Korisničko iskustvo i stvarni QA primeri</w:t>
-      </w:r>
-      <w:bookmarkEnd w:id="22"/>
-    </w:p>
-    <w:p>
-      <w:r>
-        <w:t>Finalni interfejs pretvara tehničke ugovore u čitljiv istraživački tok: korisnik postavlja pitanje prirodnim jezikom, vidi odgovor i status podrške, otvara izvore, a po potrebi proširuje dijagnostiku. Snimci u ovoj sekciji nastali su 31. avgusta 2026. stvarnim pitanjima kroz lokalni React interfejs i aktivni FastAPI servis; nisu makete [18].</w:t>
-      </w:r>
-    </w:p>
-    <w:p>
       <w:pPr>
         <w:keepNext/>
-        <w:spacing w:after="40"/>
+        <w:keepLines/>
+        <w:spacing w:before="120" w:after="80"/>
         <w:jc w:val="center"/>
       </w:pPr>
       <w:r>
@@ -6184,10 +5280,10 @@
           <w:noProof/>
         </w:rPr>
         <w:drawing>
-          <wp:inline distT="0" distB="0" distL="0" distR="0" wp14:anchorId="607DC336" wp14:editId="53B6D964">
-            <wp:extent cx="5989320" cy="4184906"/>
+          <wp:inline distT="0" distB="0" distL="0" distR="0" wp14:anchorId="01864A82" wp14:editId="17E515CD">
+            <wp:extent cx="5669280" cy="6648519"/>
             <wp:effectExtent l="0" t="0" r="0" b="0"/>
-            <wp:docPr id="5" name="Picture 5"/>
+            <wp:docPr id="12" name="Picture 12"/>
             <wp:cNvGraphicFramePr>
               <a:graphicFrameLocks xmlns:a="http://schemas.openxmlformats.org/drawingml/2006/main" noChangeAspect="1"/>
             </wp:cNvGraphicFramePr>
@@ -6195,7 +5291,7 @@
               <a:graphicData uri="http://schemas.openxmlformats.org/drawingml/2006/picture">
                 <pic:pic xmlns:pic="http://schemas.openxmlformats.org/drawingml/2006/picture">
                   <pic:nvPicPr>
-                    <pic:cNvPr id="0" name="bankscope-home.png"/>
+                    <pic:cNvPr id="0" name="online-question-answer-flow.png"/>
                     <pic:cNvPicPr/>
                   </pic:nvPicPr>
                   <pic:blipFill>
@@ -6207,7 +5303,7 @@
                   <pic:spPr>
                     <a:xfrm>
                       <a:off x="0" y="0"/>
-                      <a:ext cx="5989320" cy="4184906"/>
+                      <a:ext cx="5669280" cy="6648519"/>
                     </a:xfrm>
                     <a:prstGeom prst="rect">
                       <a:avLst/>
@@ -6223,35 +5319,104 @@
     <w:p>
       <w:pPr>
         <w:pStyle w:val="ReportCaption"/>
-        <w:jc w:val="center"/>
-      </w:pPr>
-      <w:r>
-        <w:t>Slika 4. Početna strana BankScope-a sa istraživačkim promptovima i jasnom porukom „Follow the evidence”.</w:t>
+        <w:keepNext/>
+        <w:keepLines/>
+        <w:spacing w:after="120"/>
+      </w:pPr>
+      <w:r>
+        <w:t>Slika 4. Online tok pitanja i odgovora: routing, izolovana pretraga, validacija, čuvanje i otvaranje kanonskog izvora.</w:t>
       </w:r>
     </w:p>
     <w:p>
       <w:r>
-        <w:t>Početna strana naglašava namenu proizvoda umesto tehnologije. Korisnik dobija tri reprezentativne kategorije — operativni rizik, sajber bezbednost i kapitalne pokazatelje — dok status korpusa jasno pokazuje da je lokalni evidence sloj spreman. Niti razgovora ostaju dostupne u bočnoj navigaciji.</w:t>
+        <w:t>Slika 4 pokazuje da originalna poruka ostaje autoritativna i kada model generiše kontekstualizovan search input. Za jedno-bankarska pitanja radi jedna pipeline putanja; poređenja dve do četiri banke dele se na nezavisne podupite i spajaju tek nakon per-bank validacije. Direktan odgovor, web search, kalkulator i razjašnjenje zaobilaze filing retrieval, dok očekivani model/pipeline neuspeh vraća bezbedan retryable assistant turn. Citati se otvaraju kroz kanonski source resolver, a istorija razgovora služi kao kontekst, ne kao novi dokaz.</w:t>
       </w:r>
     </w:p>
     <w:p>
       <w:pPr>
         <w:pStyle w:val="Heading2"/>
       </w:pPr>
-      <w:bookmarkStart w:id="23" w:name="_Toc239083288"/>
-      <w:r>
-        <w:t>6.1. Egzaktna vrednost iz regulatorne tabele</w:t>
-      </w:r>
-      <w:bookmarkEnd w:id="23"/>
+      <w:bookmarkStart w:id="37" w:name="_Toc239083284"/>
+      <w:bookmarkStart w:id="38" w:name="_Toc239155573"/>
+      <w:r>
+        <w:lastRenderedPageBreak/>
+        <w:t>5.1. Generacija radi unutar eksplicitnog ugovora</w:t>
+      </w:r>
+      <w:bookmarkEnd w:id="37"/>
+      <w:bookmarkEnd w:id="38"/>
     </w:p>
     <w:p>
       <w:r>
-        <w:t>Na pitanju o Capital One standardized CET1 odnosu za 31. decembar 2025. sistem vraća 14,3%, dva izvora, status `supported`, prolaznu evidence reviziju i prolazne izvršne kontrole. Primer objedinjuje najvažniji scenario: tačno prepoznavanje metrike, pristupa, perioda i entiteta, uz citat koji se može otvoriti.</w:t>
+        <w:t>Finalni odgovor nije slobodan tekst. Model bira jednu od četiri međusobno isključive strict funkcije: supported numeric, supported narrative, ambiguous ili unsupported. Numeric rezultat mora da navede entitet, metriku, period, tačan value text, jedinicu i citate. Kod zatim proverava Pydantic šemu, dozvoljene citation ID-jeve, bank ownership i prisustvo kompletne numeričke vrednosti u citiranom kanonskom dokazu. Ne postoji rounding tolerancija koja bi zaokruženu vrednost predstavila kao egzaktan dokaz.</w:t>
       </w:r>
     </w:p>
     <w:p>
+      <w:r>
+        <w:t>Truncation i contract-shape greške dobijaju najviše jedan repair pokušaj. Nepoznat citat, pogrešan period, cross-bank izvor ili nedovoljan dokaz završavaju kontrolisanim rezultatom, a ne inventivnom dopunom iz parametarskog znanja. Unsupported tekst se renderuje lokalno. Time je validacija autoritativna, a fluentnost modela podređena evidence ugovoru.</w:t>
+      </w:r>
+    </w:p>
+    <w:p>
+      <w:pPr>
+        <w:pStyle w:val="Heading2"/>
+      </w:pPr>
+      <w:bookmarkStart w:id="39" w:name="_Toc239083285"/>
+      <w:bookmarkStart w:id="40" w:name="_Toc239155574"/>
+      <w:r>
+        <w:t>5.2. Razgovor je kontekst, nikada dokaz</w:t>
+      </w:r>
+      <w:bookmarkEnd w:id="39"/>
+      <w:bookmarkEnd w:id="40"/>
+    </w:p>
+    <w:p>
+      <w:r>
+        <w:t>LangGraph front door razvrstava poruku na direktan odgovor, out-of-scope, clarification, filing research, web research, kalkulaciju ili dokument research. Deterministički sloj i dalje poseduje ticker scope i source policy. Ispod procenjenog budžeta od 12.000 tokena router vidi sirov razgovor; iznad njega stariji kompletni parovi se sažimaju, dok najmanje šest najnovijih parova ostaje verbatim. Sažetak čuva teme i referencije, ali ne stare citate i ne može da postane dokaz za novu filing tvrdnju.</w:t>
+      </w:r>
+    </w:p>
+    <w:p>
+      <w:r>
+        <w:t>Korisnik može da skrati, prevede ili preformatira prethodni grounded odgovor bez novog retrieval-a. Runtime tada dopušta samo podskup starih citata i odbija nove brojeve, banke ili kvalifikatore. Za novu bankarsku činjenicu uvek se traži novi dokaz. SQLite čuva niti, bank scope i citation metapodatke; otvaranje citata ponovo proverava corpus hash i vraća kanonski narativ ili kompletnu tabelu. Stari ili nestali target-i fail-closed.</w:t>
+      </w:r>
+    </w:p>
+    <w:p>
+      <w:pPr>
+        <w:pStyle w:val="Heading2"/>
+      </w:pPr>
+      <w:bookmarkStart w:id="41" w:name="_Toc239083286"/>
+      <w:bookmarkStart w:id="42" w:name="_Toc239155575"/>
+      <w:r>
+        <w:t>5.3. Dijagnostika i evidence audit imaju različite uloge</w:t>
+      </w:r>
+      <w:bookmarkEnd w:id="41"/>
+      <w:bookmarkEnd w:id="42"/>
+    </w:p>
+    <w:p>
+      <w:r>
+        <w:t>Runtime Diagnostics objašnjava kako je izvršenje proteklo: izabranu rutu, faze, broj početnih i konačnih dokaza, model/tool budžete, bank isolation i validacione kontrole. To nije skor činjenice. Post-answer evidence audit je mali advisory pregled koji dobija samo originalno pitanje, finalni odgovor i citirane kanonske dokaze. Proverava da li je pitanje adresirano, da li su materijalne tvrdnje podržane, da li postoji kontradikcija i da li citati pokrivaju odgovor. Ne menja već validiran odgovor i ne zamenjuje determinističke provere ili ručni pregled.</w:t>
+      </w:r>
+    </w:p>
+    <w:p>
+      <w:pPr>
+        <w:pStyle w:val="Heading1"/>
+        <w:pageBreakBefore/>
+      </w:pPr>
+      <w:bookmarkStart w:id="43" w:name="_Toc239083287"/>
+      <w:bookmarkStart w:id="44" w:name="_Toc239155576"/>
+      <w:r>
+        <w:lastRenderedPageBreak/>
+        <w:t>6. Korisničko iskustvo i stvarni QA primeri</w:t>
+      </w:r>
+      <w:bookmarkEnd w:id="43"/>
+      <w:bookmarkEnd w:id="44"/>
+    </w:p>
+    <w:p>
+      <w:r>
+        <w:t>Finalni interfejs pretvara tehničke ugovore u čitljiv istraživački tok: korisnik postavlja pitanje prirodnim jezikom, vidi odgovor i status podrške, otvara izvore, a po potrebi proširuje dijagnostiku.</w:t>
+      </w:r>
+    </w:p>
+    <w:p>
       <w:pPr>
         <w:keepNext/>
+        <w:keepLines/>
         <w:spacing w:after="40"/>
         <w:jc w:val="center"/>
       </w:pPr>
@@ -6259,9 +5424,92 @@
         <w:rPr>
           <w:noProof/>
         </w:rPr>
+        <w:drawing>
+          <wp:inline distT="0" distB="0" distL="0" distR="0" wp14:anchorId="607DC336" wp14:editId="6DE5A578">
+            <wp:extent cx="5989320" cy="3896897"/>
+            <wp:effectExtent l="0" t="0" r="0" b="8890"/>
+            <wp:docPr id="5" name="Picture 5"/>
+            <wp:cNvGraphicFramePr>
+              <a:graphicFrameLocks xmlns:a="http://schemas.openxmlformats.org/drawingml/2006/main" noChangeAspect="1"/>
+            </wp:cNvGraphicFramePr>
+            <a:graphic xmlns:a="http://schemas.openxmlformats.org/drawingml/2006/main">
+              <a:graphicData uri="http://schemas.openxmlformats.org/drawingml/2006/picture">
+                <pic:pic xmlns:pic="http://schemas.openxmlformats.org/drawingml/2006/picture">
+                  <pic:nvPicPr>
+                    <pic:cNvPr id="5" name="Picture 5"/>
+                    <pic:cNvPicPr/>
+                  </pic:nvPicPr>
+                  <pic:blipFill>
+                    <a:blip r:embed="rId13"/>
+                    <a:stretch>
+                      <a:fillRect/>
+                    </a:stretch>
+                  </pic:blipFill>
+                  <pic:spPr>
+                    <a:xfrm>
+                      <a:off x="0" y="0"/>
+                      <a:ext cx="5989320" cy="3896897"/>
+                    </a:xfrm>
+                    <a:prstGeom prst="rect">
+                      <a:avLst/>
+                    </a:prstGeom>
+                  </pic:spPr>
+                </pic:pic>
+              </a:graphicData>
+            </a:graphic>
+          </wp:inline>
+        </w:drawing>
+      </w:r>
+    </w:p>
+    <w:p>
+      <w:pPr>
+        <w:pStyle w:val="ReportCaption"/>
+        <w:keepLines/>
+        <w:spacing w:after="120"/>
+        <w:jc w:val="center"/>
+      </w:pPr>
+      <w:r>
+        <w:t>Slika 5. Početna strana BankScope-a</w:t>
+      </w:r>
+    </w:p>
+    <w:p>
+      <w:pPr>
+        <w:pStyle w:val="Heading2"/>
+      </w:pPr>
+      <w:bookmarkStart w:id="45" w:name="_Toc239083288"/>
+      <w:bookmarkStart w:id="46" w:name="_Toc239155577"/>
+      <w:r>
+        <w:t>6.1. Egzaktna vrednost iz regulatorne tabele</w:t>
+      </w:r>
+      <w:bookmarkEnd w:id="45"/>
+      <w:bookmarkEnd w:id="46"/>
+    </w:p>
+    <w:p>
+      <w:r>
+        <w:t xml:space="preserve">Na pitanju o Capital One standardized CET1 odnosu za 31. decembar 2025. sistem vraća 14,3%, dva izvora, status `supported`, prolaznu evidence reviziju i prolazne izvršne kontrole. Primer </w:t>
+      </w:r>
+      <w:r>
+        <w:t xml:space="preserve">prikazuje </w:t>
+      </w:r>
+      <w:r>
+        <w:t>scenario: tačno prepoznavanje metrike, pristupa, perioda i entiteta, uz citat koji se može otvoriti.</w:t>
+      </w:r>
+    </w:p>
+    <w:p>
+      <w:pPr>
+        <w:keepNext/>
+        <w:keepLines/>
+        <w:pageBreakBefore/>
+        <w:spacing w:after="40"/>
+        <w:jc w:val="center"/>
+      </w:pPr>
+      <w:r>
+        <w:rPr>
+          <w:noProof/>
+        </w:rPr>
         <w:lastRenderedPageBreak/>
         <w:drawing>
-          <wp:inline distT="0" distB="0" distL="0" distR="0" wp14:anchorId="28BEA4F3" wp14:editId="34CACD07">
+          <wp:inline distT="0" distB="0" distL="0" distR="0" wp14:anchorId="28BEA4F3" wp14:editId="0B12D4EE">
             <wp:extent cx="5623560" cy="4561970"/>
             <wp:effectExtent l="0" t="0" r="0" b="0"/>
             <wp:docPr id="6" name="Picture 6"/>
@@ -6276,7 +5524,7 @@
                     <pic:cNvPicPr/>
                   </pic:nvPicPr>
                   <pic:blipFill>
-                    <a:blip r:embed="rId13"/>
+                    <a:blip r:embed="rId14"/>
                     <a:stretch>
                       <a:fillRect/>
                     </a:stretch>
@@ -6300,20 +5548,33 @@
     <w:p>
       <w:pPr>
         <w:pStyle w:val="ReportCaption"/>
+        <w:keepLines/>
+        <w:spacing w:after="120"/>
         <w:jc w:val="center"/>
       </w:pPr>
       <w:r>
-        <w:t>Slika 5. Capital One CET1 odgovor sa evidence audit-om i kompletnom runtime dijagnostikom.</w:t>
+        <w:t>Slika 6. Capital One CET1 odgovor sa evidence audit-om i kompletnom runtime dijagnostikom.</w:t>
       </w:r>
     </w:p>
     <w:p>
       <w:r>
-        <w:t>Otvaranjem izvora korisnik ne dobija skraćeni retrieval opis, već kanonsku tabelu iz SEC dokumenta. To je praktična potvrda whole-table arhitekture: isti target identitet povezuje indeks, odgovor, trajno sačuvan citat i izvorni evidence drawer.</w:t>
+        <w:t xml:space="preserve">Otvaranjem izvora korisnik ne dobija skraćeni retrieval opis, već kanonsku </w:t>
+      </w:r>
+      <w:r>
+        <w:t>tekst</w:t>
+      </w:r>
+      <w:r>
+        <w:t xml:space="preserve"> iz SEC dokumenta</w:t>
+      </w:r>
+      <w:r>
+        <w:t>.</w:t>
       </w:r>
     </w:p>
     <w:p>
       <w:pPr>
         <w:keepNext/>
+        <w:keepLines/>
+        <w:pageBreakBefore/>
         <w:spacing w:after="40"/>
         <w:jc w:val="center"/>
       </w:pPr>
@@ -6323,7 +5584,7 @@
         </w:rPr>
         <w:lastRenderedPageBreak/>
         <w:drawing>
-          <wp:inline distT="0" distB="0" distL="0" distR="0" wp14:anchorId="63285BB5" wp14:editId="1E532A9D">
+          <wp:inline distT="0" distB="0" distL="0" distR="0" wp14:anchorId="63285BB5" wp14:editId="5286DC94">
             <wp:extent cx="5806440" cy="3991928"/>
             <wp:effectExtent l="0" t="0" r="0" b="0"/>
             <wp:docPr id="7" name="Picture 7"/>
@@ -6338,7 +5599,7 @@
                     <pic:cNvPicPr/>
                   </pic:nvPicPr>
                   <pic:blipFill>
-                    <a:blip r:embed="rId14"/>
+                    <a:blip r:embed="rId15"/>
                     <a:stretch>
                       <a:fillRect/>
                     </a:stretch>
@@ -6362,30 +5623,42 @@
     <w:p>
       <w:pPr>
         <w:pStyle w:val="ReportCaption"/>
+        <w:keepLines/>
+        <w:spacing w:after="120"/>
         <w:jc w:val="center"/>
       </w:pPr>
       <w:r>
-        <w:t>Slika 6. Otvoren kanonski SEC dokaz za Capital One CET1 odgovor.</w:t>
+        <w:t>Slika 7. Otvoren kanonski SEC dokaz za Capital One CET1 odgovor.</w:t>
       </w:r>
     </w:p>
     <w:p>
       <w:pPr>
         <w:pStyle w:val="Heading2"/>
       </w:pPr>
-      <w:bookmarkStart w:id="24" w:name="_Toc239083289"/>
+      <w:bookmarkStart w:id="47" w:name="_Toc239083289"/>
+      <w:bookmarkStart w:id="48" w:name="_Toc239155578"/>
       <w:r>
         <w:t>6.2. Narativna sinteza rizika</w:t>
       </w:r>
-      <w:bookmarkEnd w:id="24"/>
+      <w:bookmarkEnd w:id="47"/>
+      <w:bookmarkEnd w:id="48"/>
     </w:p>
     <w:p>
       <w:r>
-        <w:t>Pitanje o upravljanju sajber i tehnološkim rizikom u Capital One okviru zahteva više od jednog reda tabele. Sistem sintetiše tretman u okviru operativnog rizika, model tri linije odbrane, životni ciklus upravljanja i nadzor, uz tri izvora i citate uz materijalne tvrdnje. Ovaj primer pokazuje da isti evidence ugovor podržava i narativna pitanja, bez prelaska na necitiranu opštu interpretaciju.</w:t>
+        <w:t xml:space="preserve">Pitanje o upravljanju sajber i tehnološkim rizikom u Capital One okviru zahteva više od jednog </w:t>
+      </w:r>
+      <w:r>
+        <w:t>chunk-a</w:t>
+      </w:r>
+      <w:r>
+        <w:t>. Ovaj primer pokazuje da isti evidence ugovor podržava i narativna pitanja, bez prelaska na necitiranu opštu interpretaciju.</w:t>
       </w:r>
     </w:p>
     <w:p>
       <w:pPr>
         <w:keepNext/>
+        <w:keepLines/>
+        <w:pageBreakBefore/>
         <w:spacing w:after="40"/>
         <w:jc w:val="center"/>
       </w:pPr>
@@ -6410,7 +5683,7 @@
                     <pic:cNvPicPr/>
                   </pic:nvPicPr>
                   <pic:blipFill>
-                    <a:blip r:embed="rId15"/>
+                    <a:blip r:embed="rId16"/>
                     <a:stretch>
                       <a:fillRect/>
                     </a:stretch>
@@ -6434,30 +5707,48 @@
     <w:p>
       <w:pPr>
         <w:pStyle w:val="ReportCaption"/>
+        <w:keepLines/>
+        <w:spacing w:after="120"/>
         <w:jc w:val="center"/>
       </w:pPr>
       <w:r>
-        <w:t>Slika 7. Grounded narativni odgovor o sajber i tehnološkom riziku sa citatima po tvrdnjama.</w:t>
+        <w:t>Slika 8. Grounded narativni odgovor o sajber i tehnološkom riziku sa citatima po tvrdnjama.</w:t>
       </w:r>
     </w:p>
     <w:p>
       <w:pPr>
         <w:pStyle w:val="Heading2"/>
       </w:pPr>
-      <w:bookmarkStart w:id="25" w:name="_Toc239083290"/>
+      <w:bookmarkStart w:id="49" w:name="_Toc239083290"/>
+      <w:bookmarkStart w:id="50" w:name="_Toc239155579"/>
       <w:r>
         <w:t>6.3. Poređenje dve banke</w:t>
       </w:r>
-      <w:bookmarkEnd w:id="25"/>
+      <w:bookmarkEnd w:id="49"/>
+      <w:bookmarkEnd w:id="50"/>
     </w:p>
     <w:p>
       <w:r>
-        <w:t>U poređenju Bank of America i Citigroup standardized CET1 odnosa sistem vraća 11,40% i 13,18%, sa odvojenim bankarskim rezultatima, tri izvora, `supported` statusom i nultim mešanjem vlasništva citata. Dijagnostika prikazuje pet modelskih zahteva — dva bank-specific odgovora, sintezu i prateće validacione/audit korake — dok evidence ostaje izolovan po banci.</w:t>
+        <w:t>U poređenju Bank of America i Citigroup standardized CET1 odnosa sistem vraća 11,40% i 13,18%, sa odvojenim bankarskim rezultatima, tri izvora, `supported` statusom i nultim mešanjem vlasništva citata. Dijagnostika prikazuje pet modelskih zahteva</w:t>
+      </w:r>
+      <w:r>
+        <w:t>:</w:t>
+      </w:r>
+      <w:r>
+        <w:t xml:space="preserve"> dva bank-specific odgovora, sintezu i prateće validacione/audit korake</w:t>
+      </w:r>
+      <w:r>
+        <w:t xml:space="preserve">, </w:t>
+      </w:r>
+      <w:r>
+        <w:t>dok evidence ostaje izolovan po banci.</w:t>
       </w:r>
     </w:p>
     <w:p>
       <w:pPr>
         <w:keepNext/>
+        <w:keepLines/>
+        <w:pageBreakBefore/>
         <w:spacing w:after="40"/>
         <w:jc w:val="center"/>
       </w:pPr>
@@ -6482,7 +5773,7 @@
                     <pic:cNvPicPr/>
                   </pic:nvPicPr>
                   <pic:blipFill>
-                    <a:blip r:embed="rId16"/>
+                    <a:blip r:embed="rId17"/>
                     <a:stretch>
                       <a:fillRect/>
                     </a:stretch>
@@ -6506,10 +5797,12 @@
     <w:p>
       <w:pPr>
         <w:pStyle w:val="ReportCaption"/>
+        <w:keepLines/>
+        <w:spacing w:after="120"/>
         <w:jc w:val="center"/>
       </w:pPr>
       <w:r>
-        <w:t>Slika 8. Bank-balanced CET1 poređenje BAC/C sa bank-owned rezultatima i izvršnim kontrolama.</w:t>
+        <w:t>Slika 9. Bank-balanced CET1 poređenje BAC/C sa bank-owned rezultatima i izvršnim kontrolama.</w:t>
       </w:r>
     </w:p>
     <w:p>
@@ -6517,37 +5810,54 @@
         <w:pStyle w:val="Heading1"/>
         <w:pageBreakBefore/>
       </w:pPr>
-      <w:bookmarkStart w:id="26" w:name="_Toc239083291"/>
+      <w:bookmarkStart w:id="51" w:name="_Toc239083291"/>
+      <w:bookmarkStart w:id="52" w:name="_Toc239155580"/>
       <w:r>
         <w:lastRenderedPageBreak/>
         <w:t>7. Evaluaciona metodologija</w:t>
       </w:r>
-      <w:bookmarkEnd w:id="26"/>
+      <w:bookmarkEnd w:id="51"/>
+      <w:bookmarkEnd w:id="52"/>
     </w:p>
     <w:p>
       <w:pPr>
         <w:pStyle w:val="Heading2"/>
       </w:pPr>
-      <w:bookmarkStart w:id="27" w:name="_Toc239083292"/>
-      <w:r>
-        <w:t>7.1. Frozen ugovori sprečavaju podešavanje prema poslednjem izlazu</w:t>
-      </w:r>
-      <w:bookmarkEnd w:id="27"/>
+      <w:bookmarkStart w:id="53" w:name="_Toc239155581"/>
+      <w:r>
+        <w:t>7.1. Frozen ugovori i sistematska ručna evaluacija</w:t>
+      </w:r>
+      <w:bookmarkEnd w:id="53"/>
     </w:p>
     <w:p>
       <w:r>
         <w:t>Retrieval contract sadrži 34 pitanja: 32 answerable, jedno namerno ambiguous i jedno za unsupported period. Qrel ne čuva samo relevantne target ID-jeve već, gde je potrebno, nezavisne `required_evidence_groups`. Time se razlikuje „pronađen je makar jedan relevantan pasus” od „pronađeni su svi dokazi potrebni da se odgovori za obe banke ili sve tražene dimenzije”. Generation, comparison, conversation-memory, routing i evidence-audit challenge imaju zasebne ulaze i gate-ove. Jedan uspešan nivo ne briše neuspeh drugog.</w:t>
       </w:r>
+      <w:r>
+        <w:t xml:space="preserve"> </w:t>
+      </w:r>
     </w:p>
     <w:p>
+      <w:r>
+        <w:t>Formalni skupovi pitanja nisu bili jedini oblik evaluacije. Paralelno je sprovedena obimna, sistematska ručna provera: qrel ciljevi i gold odgovori provereni su prema kanonskim 10-K dokazima; numerički odgovori pregledani su po entitetu, periodu, varijanti i jedinici; narativne tvrdnje po potpunosti i citatnoj podršci; a višebankarski odgovori po vlasništvu citata i pokriću svake banke.</w:t>
+      </w:r>
+    </w:p>
+    <w:p>
+      <w:r>
+        <w:t>Ručni QA obuhvatio je i stvarne korisničke tokove — postavljanje pitanja, otvaranje izvora, evidence audit, runtime dijagnostiku, follow-up poruke i upload dokumenta — kao i zaseban challenge od deset ručno proverljivih slučajeva sa unsupported, ambiguous, numeric, narrative i citation-trap primerima. Ovaj sloj nije sveden na jednu sintetičku ocenu: služio je da proveri semantiku koju automatizovane metrike ne mogu potpuno da obuhvate i da dokumentuje konkretne failure mode-ove.</w:t>
+      </w:r>
+    </w:p>
+    <w:p>
       <w:pPr>
         <w:pStyle w:val="Heading2"/>
       </w:pPr>
-      <w:bookmarkStart w:id="28" w:name="_Toc239083293"/>
+      <w:bookmarkStart w:id="54" w:name="_Toc239083293"/>
+      <w:bookmarkStart w:id="55" w:name="_Toc239155582"/>
       <w:r>
         <w:t>7.2. Metrike</w:t>
       </w:r>
-      <w:bookmarkEnd w:id="28"/>
+      <w:bookmarkEnd w:id="54"/>
+      <w:bookmarkEnd w:id="55"/>
     </w:p>
     <w:tbl>
       <w:tblPr>
@@ -6562,6 +5872,7 @@
       </w:tblGrid>
       <w:tr>
         <w:trPr>
+          <w:cantSplit/>
           <w:tblHeader/>
           <w:jc w:val="center"/>
         </w:trPr>
@@ -7185,26 +6496,19 @@
       <w:pPr>
         <w:pStyle w:val="Heading2"/>
       </w:pPr>
-      <w:bookmarkStart w:id="29" w:name="_Toc239083294"/>
-      <w:r>
-        <w:t>7.3. Granice tumačenja</w:t>
-      </w:r>
-      <w:bookmarkEnd w:id="29"/>
-    </w:p>
-    <w:p>
-      <w:r>
-        <w:t>Frozen skup je namerno raznovrstan, ali 32 answerable pitanja nisu statistički reprezentativan uzorak svih mogućih 10-K upita. Hit@10 od 100% zato znači potpun pogodak na tom ugovoru, ne univerzalnu generalizaciju. Semantic judge i runtime evidence audit su model-based i advisory; jači dokaz čine determinističke numeric, citation, ownership i trap provere. Istorijske rezultate iz različitih verzija korpusa izveštaj koristi samo kao razvojne milestone-e, osim kada je poređenje izvršeno na istom frozen skupu.</w:t>
-      </w:r>
-    </w:p>
-    <w:p>
-      <w:pPr>
-        <w:pStyle w:val="Heading2"/>
-      </w:pPr>
-      <w:bookmarkStart w:id="30" w:name="_Toc239083295"/>
-      <w:r>
-        <w:t>7.4. Sveža verifikacija repozitorijuma</w:t>
-      </w:r>
-      <w:bookmarkEnd w:id="30"/>
+      <w:bookmarkStart w:id="56" w:name="_Toc239083295"/>
+      <w:bookmarkStart w:id="57" w:name="_Toc239155583"/>
+      <w:r>
+        <w:t>7</w:t>
+      </w:r>
+      <w:r>
+        <w:t>.3. V</w:t>
+      </w:r>
+      <w:r>
+        <w:t>erifikacija repozitorijuma</w:t>
+      </w:r>
+      <w:bookmarkEnd w:id="56"/>
+      <w:bookmarkEnd w:id="57"/>
     </w:p>
     <w:tbl>
       <w:tblPr>
@@ -7215,16 +6519,16 @@
       <w:tblGrid>
         <w:gridCol w:w="3210"/>
         <w:gridCol w:w="3210"/>
-        <w:gridCol w:w="3210"/>
       </w:tblGrid>
       <w:tr>
         <w:trPr>
+          <w:cantSplit/>
           <w:tblHeader/>
           <w:jc w:val="center"/>
         </w:trPr>
         <w:tc>
           <w:tcPr>
-            <w:tcW w:w="3213" w:type="dxa"/>
+            <w:tcW w:w="3210" w:type="dxa"/>
             <w:tcBorders>
               <w:top w:val="single" w:sz="3" w:space="0" w:color="CFD9EA"/>
               <w:left w:val="single" w:sz="3" w:space="0" w:color="CFD9EA"/>
@@ -7243,13 +6547,13 @@
                 <w:color w:val="FFFFFF"/>
                 <w:sz w:val="18"/>
               </w:rPr>
-              <w:t>Provera 31. avgusta 2026.</w:t>
+              <w:t>Provere</w:t>
             </w:r>
           </w:p>
         </w:tc>
         <w:tc>
           <w:tcPr>
-            <w:tcW w:w="3213" w:type="dxa"/>
+            <w:tcW w:w="3210" w:type="dxa"/>
             <w:tcBorders>
               <w:top w:val="single" w:sz="3" w:space="0" w:color="CFD9EA"/>
               <w:left w:val="single" w:sz="3" w:space="0" w:color="CFD9EA"/>
@@ -7272,31 +6576,6 @@
             </w:r>
           </w:p>
         </w:tc>
-        <w:tc>
-          <w:tcPr>
-            <w:tcW w:w="3213" w:type="dxa"/>
-            <w:tcBorders>
-              <w:top w:val="single" w:sz="3" w:space="0" w:color="CFD9EA"/>
-              <w:left w:val="single" w:sz="3" w:space="0" w:color="CFD9EA"/>
-              <w:bottom w:val="single" w:sz="3" w:space="0" w:color="CFD9EA"/>
-              <w:right w:val="single" w:sz="3" w:space="0" w:color="CFD9EA"/>
-            </w:tcBorders>
-            <w:shd w:val="clear" w:color="auto" w:fill="102A56"/>
-          </w:tcPr>
-          <w:p>
-            <w:pPr>
-              <w:spacing w:after="20"/>
-            </w:pPr>
-            <w:r>
-              <w:rPr>
-                <w:b/>
-                <w:color w:val="FFFFFF"/>
-                <w:sz w:val="18"/>
-              </w:rPr>
-              <w:t>Napomena</w:t>
-            </w:r>
-          </w:p>
-        </w:tc>
       </w:tr>
       <w:tr>
         <w:trPr>
@@ -7305,7 +6584,7 @@
         </w:trPr>
         <w:tc>
           <w:tcPr>
-            <w:tcW w:w="3213" w:type="dxa"/>
+            <w:tcW w:w="3210" w:type="dxa"/>
             <w:tcBorders>
               <w:top w:val="single" w:sz="3" w:space="0" w:color="CFD9EA"/>
               <w:left w:val="single" w:sz="3" w:space="0" w:color="CFD9EA"/>
@@ -7328,7 +6607,7 @@
         </w:tc>
         <w:tc>
           <w:tcPr>
-            <w:tcW w:w="3213" w:type="dxa"/>
+            <w:tcW w:w="3210" w:type="dxa"/>
             <w:tcBorders>
               <w:top w:val="single" w:sz="3" w:space="0" w:color="CFD9EA"/>
               <w:left w:val="single" w:sz="3" w:space="0" w:color="CFD9EA"/>
@@ -7349,29 +6628,6 @@
             </w:r>
           </w:p>
         </w:tc>
-        <w:tc>
-          <w:tcPr>
-            <w:tcW w:w="3213" w:type="dxa"/>
-            <w:tcBorders>
-              <w:top w:val="single" w:sz="3" w:space="0" w:color="CFD9EA"/>
-              <w:left w:val="single" w:sz="3" w:space="0" w:color="CFD9EA"/>
-              <w:bottom w:val="single" w:sz="3" w:space="0" w:color="CFD9EA"/>
-              <w:right w:val="single" w:sz="3" w:space="0" w:color="CFD9EA"/>
-            </w:tcBorders>
-            <w:vAlign w:val="center"/>
-          </w:tcPr>
-          <w:p>
-            <w:pPr>
-              <w:spacing w:after="20"/>
-            </w:pPr>
-            <w:r>
-              <w:rPr>
-                <w:sz w:val="18"/>
-              </w:rPr>
-              <w:t>Jedno postojeće Starlette/httpx deprecation upozorenje</w:t>
-            </w:r>
-          </w:p>
-        </w:tc>
       </w:tr>
       <w:tr>
         <w:trPr>
@@ -7380,7 +6636,7 @@
         </w:trPr>
         <w:tc>
           <w:tcPr>
-            <w:tcW w:w="3213" w:type="dxa"/>
+            <w:tcW w:w="3210" w:type="dxa"/>
             <w:tcBorders>
               <w:top w:val="single" w:sz="3" w:space="0" w:color="CFD9EA"/>
               <w:left w:val="single" w:sz="3" w:space="0" w:color="CFD9EA"/>
@@ -7404,7 +6660,7 @@
         </w:tc>
         <w:tc>
           <w:tcPr>
-            <w:tcW w:w="3213" w:type="dxa"/>
+            <w:tcW w:w="3210" w:type="dxa"/>
             <w:tcBorders>
               <w:top w:val="single" w:sz="3" w:space="0" w:color="CFD9EA"/>
               <w:left w:val="single" w:sz="3" w:space="0" w:color="CFD9EA"/>
@@ -7426,30 +6682,6 @@
             </w:r>
           </w:p>
         </w:tc>
-        <w:tc>
-          <w:tcPr>
-            <w:tcW w:w="3213" w:type="dxa"/>
-            <w:tcBorders>
-              <w:top w:val="single" w:sz="3" w:space="0" w:color="CFD9EA"/>
-              <w:left w:val="single" w:sz="3" w:space="0" w:color="CFD9EA"/>
-              <w:bottom w:val="single" w:sz="3" w:space="0" w:color="CFD9EA"/>
-              <w:right w:val="single" w:sz="3" w:space="0" w:color="CFD9EA"/>
-            </w:tcBorders>
-            <w:shd w:val="clear" w:color="auto" w:fill="F7FAFF"/>
-            <w:vAlign w:val="center"/>
-          </w:tcPr>
-          <w:p>
-            <w:pPr>
-              <w:spacing w:after="20"/>
-            </w:pPr>
-            <w:r>
-              <w:rPr>
-                <w:sz w:val="18"/>
-              </w:rPr>
-              <w:t>Dve test datoteke</w:t>
-            </w:r>
-          </w:p>
-        </w:tc>
       </w:tr>
       <w:tr>
         <w:trPr>
@@ -7458,7 +6690,7 @@
         </w:trPr>
         <w:tc>
           <w:tcPr>
-            <w:tcW w:w="3213" w:type="dxa"/>
+            <w:tcW w:w="3210" w:type="dxa"/>
             <w:tcBorders>
               <w:top w:val="single" w:sz="3" w:space="0" w:color="CFD9EA"/>
               <w:left w:val="single" w:sz="3" w:space="0" w:color="CFD9EA"/>
@@ -7481,7 +6713,7 @@
         </w:tc>
         <w:tc>
           <w:tcPr>
-            <w:tcW w:w="3213" w:type="dxa"/>
+            <w:tcW w:w="3210" w:type="dxa"/>
             <w:tcBorders>
               <w:top w:val="single" w:sz="3" w:space="0" w:color="CFD9EA"/>
               <w:left w:val="single" w:sz="3" w:space="0" w:color="CFD9EA"/>
@@ -7502,29 +6734,6 @@
             </w:r>
           </w:p>
         </w:tc>
-        <w:tc>
-          <w:tcPr>
-            <w:tcW w:w="3213" w:type="dxa"/>
-            <w:tcBorders>
-              <w:top w:val="single" w:sz="3" w:space="0" w:color="CFD9EA"/>
-              <w:left w:val="single" w:sz="3" w:space="0" w:color="CFD9EA"/>
-              <w:bottom w:val="single" w:sz="3" w:space="0" w:color="CFD9EA"/>
-              <w:right w:val="single" w:sz="3" w:space="0" w:color="CFD9EA"/>
-            </w:tcBorders>
-            <w:vAlign w:val="center"/>
-          </w:tcPr>
-          <w:p>
-            <w:pPr>
-              <w:spacing w:after="20"/>
-            </w:pPr>
-            <w:r>
-              <w:rPr>
-                <w:sz w:val="18"/>
-              </w:rPr>
-              <w:t>Bez lint greške</w:t>
-            </w:r>
-          </w:p>
-        </w:tc>
       </w:tr>
       <w:tr>
         <w:trPr>
@@ -7533,7 +6742,7 @@
         </w:trPr>
         <w:tc>
           <w:tcPr>
-            <w:tcW w:w="3213" w:type="dxa"/>
+            <w:tcW w:w="3210" w:type="dxa"/>
             <w:tcBorders>
               <w:top w:val="single" w:sz="3" w:space="0" w:color="CFD9EA"/>
               <w:left w:val="single" w:sz="3" w:space="0" w:color="CFD9EA"/>
@@ -7557,7 +6766,7 @@
         </w:tc>
         <w:tc>
           <w:tcPr>
-            <w:tcW w:w="3213" w:type="dxa"/>
+            <w:tcW w:w="3210" w:type="dxa"/>
             <w:tcBorders>
               <w:top w:val="single" w:sz="3" w:space="0" w:color="CFD9EA"/>
               <w:left w:val="single" w:sz="3" w:space="0" w:color="CFD9EA"/>
@@ -7579,30 +6788,6 @@
             </w:r>
           </w:p>
         </w:tc>
-        <w:tc>
-          <w:tcPr>
-            <w:tcW w:w="3213" w:type="dxa"/>
-            <w:tcBorders>
-              <w:top w:val="single" w:sz="3" w:space="0" w:color="CFD9EA"/>
-              <w:left w:val="single" w:sz="3" w:space="0" w:color="CFD9EA"/>
-              <w:bottom w:val="single" w:sz="3" w:space="0" w:color="CFD9EA"/>
-              <w:right w:val="single" w:sz="3" w:space="0" w:color="CFD9EA"/>
-            </w:tcBorders>
-            <w:shd w:val="clear" w:color="auto" w:fill="F7FAFF"/>
-            <w:vAlign w:val="center"/>
-          </w:tcPr>
-          <w:p>
-            <w:pPr>
-              <w:spacing w:after="20"/>
-            </w:pPr>
-            <w:r>
-              <w:rPr>
-                <w:sz w:val="18"/>
-              </w:rPr>
-              <w:t>Produkcioni bundle izgrađen; prijavljeno informativno upozorenje o veličini glavnog chunk-a</w:t>
-            </w:r>
-          </w:p>
-        </w:tc>
       </w:tr>
     </w:tbl>
     <w:p>
@@ -7615,22 +6800,26 @@
         <w:pStyle w:val="Heading1"/>
         <w:pageBreakBefore/>
       </w:pPr>
-      <w:bookmarkStart w:id="31" w:name="_Toc239083296"/>
+      <w:bookmarkStart w:id="58" w:name="_Toc239083296"/>
+      <w:bookmarkStart w:id="59" w:name="_Toc239155584"/>
       <w:r>
         <w:lastRenderedPageBreak/>
         <w:t>8. Rezultati</w:t>
       </w:r>
-      <w:bookmarkEnd w:id="31"/>
+      <w:bookmarkEnd w:id="58"/>
+      <w:bookmarkEnd w:id="59"/>
     </w:p>
     <w:p>
       <w:pPr>
         <w:pStyle w:val="Heading2"/>
       </w:pPr>
-      <w:bookmarkStart w:id="32" w:name="_Toc239083297"/>
+      <w:bookmarkStart w:id="60" w:name="_Toc239083297"/>
+      <w:bookmarkStart w:id="61" w:name="_Toc239155585"/>
       <w:r>
         <w:t>8.1. Aktuelni mixed-hybrid retrieval</w:t>
       </w:r>
-      <w:bookmarkEnd w:id="32"/>
+      <w:bookmarkEnd w:id="60"/>
+      <w:bookmarkEnd w:id="61"/>
     </w:p>
     <w:p>
       <w:r>
@@ -7640,6 +6829,7 @@
     <w:p>
       <w:pPr>
         <w:keepNext/>
+        <w:keepLines/>
         <w:spacing w:after="40"/>
         <w:jc w:val="center"/>
       </w:pPr>
@@ -7663,7 +6853,7 @@
                     <pic:cNvPicPr/>
                   </pic:nvPicPr>
                   <pic:blipFill>
-                    <a:blip r:embed="rId17"/>
+                    <a:blip r:embed="rId18"/>
                     <a:stretch>
                       <a:fillRect/>
                     </a:stretch>
@@ -7687,10 +6877,12 @@
     <w:p>
       <w:pPr>
         <w:pStyle w:val="ReportCaption"/>
+        <w:keepLines/>
+        <w:spacing w:after="120"/>
         <w:jc w:val="center"/>
       </w:pPr>
       <w:r>
-        <w:t>Slika 9. Aktuelne Hit@K metrike accepted mixed-hybrid putanje; MRR@10 i Recall@10 prikazani su u napomeni.</w:t>
+        <w:t>Slika 10. Aktuelne Hit@K metrike accepted mixed-hybrid putanje; MRR@10 i Recall@10 prikazani su u napomeni.</w:t>
       </w:r>
     </w:p>
     <w:tbl>
@@ -7706,6 +6898,7 @@
       </w:tblGrid>
       <w:tr>
         <w:trPr>
+          <w:cantSplit/>
           <w:tblHeader/>
           <w:jc w:val="center"/>
         </w:trPr>
@@ -8327,137 +7520,26 @@
     </w:p>
     <w:p>
       <w:pPr>
-        <w:pStyle w:val="Heading2"/>
-      </w:pPr>
-      <w:bookmarkStart w:id="33" w:name="_Toc239083298"/>
-      <w:r>
-        <w:t>8.2. Whole-table redizajn je centralni eksperimentalni rezultat</w:t>
-      </w:r>
-      <w:bookmarkEnd w:id="33"/>
+        <w:spacing w:after="20"/>
+      </w:pPr>
     </w:p>
     <w:p>
-      <w:r>
-        <w:t>Najčistija kontrolisana promena projekta poredi staru locator-heavy reprezentaciju i whole-table korpus na istom istorijskom skupu od 28 pitanja. Hit@5 raste sa 16/28 na 25/28, Hit@3 sa 14/28 na 21/28, a MRR@10 sa 0,409 na 0,562. Mean grouped evidence coverage raste sa 0,333 na 0,500. Dobitak nije samo numerički: generator umesto fragmenta dobija potpunu tabelu, pa su period, entitet, kolona i jedinica dostupni u istom evidence objektu.</w:t>
-      </w:r>
-    </w:p>
-    <w:p>
-      <w:pPr>
-        <w:keepNext/>
-        <w:spacing w:after="40"/>
-        <w:jc w:val="center"/>
-      </w:pPr>
-      <w:r>
-        <w:rPr>
-          <w:noProof/>
-        </w:rPr>
-        <w:lastRenderedPageBreak/>
-        <w:drawing>
-          <wp:inline distT="0" distB="0" distL="0" distR="0" wp14:anchorId="3ED44C55" wp14:editId="71813736">
-            <wp:extent cx="5989320" cy="3467501"/>
-            <wp:effectExtent l="0" t="0" r="0" b="0"/>
-            <wp:docPr id="11" name="Picture 11"/>
-            <wp:cNvGraphicFramePr>
-              <a:graphicFrameLocks xmlns:a="http://schemas.openxmlformats.org/drawingml/2006/main" noChangeAspect="1"/>
-            </wp:cNvGraphicFramePr>
-            <a:graphic xmlns:a="http://schemas.openxmlformats.org/drawingml/2006/main">
-              <a:graphicData uri="http://schemas.openxmlformats.org/drawingml/2006/picture">
-                <pic:pic xmlns:pic="http://schemas.openxmlformats.org/drawingml/2006/picture">
-                  <pic:nvPicPr>
-                    <pic:cNvPr id="0" name="whole-table-ablation.png"/>
-                    <pic:cNvPicPr/>
-                  </pic:nvPicPr>
-                  <pic:blipFill>
-                    <a:blip r:embed="rId18"/>
-                    <a:stretch>
-                      <a:fillRect/>
-                    </a:stretch>
-                  </pic:blipFill>
-                  <pic:spPr>
-                    <a:xfrm>
-                      <a:off x="0" y="0"/>
-                      <a:ext cx="5989320" cy="3467501"/>
-                    </a:xfrm>
-                    <a:prstGeom prst="rect">
-                      <a:avLst/>
-                    </a:prstGeom>
-                  </pic:spPr>
-                </pic:pic>
-              </a:graphicData>
-            </a:graphic>
-          </wp:inline>
-        </w:drawing>
-      </w:r>
-    </w:p>
-    <w:p>
-      <w:pPr>
-        <w:pStyle w:val="ReportCaption"/>
-        <w:jc w:val="center"/>
-      </w:pPr>
-      <w:r>
-        <w:t>Slika 10. Whole-table redizajn naspram stare v3 reprezentacije na istom 28-query skupu.</w:t>
-      </w:r>
-    </w:p>
-    <w:tbl>
-      <w:tblPr>
-        <w:tblW w:w="0" w:type="auto"/>
-        <w:jc w:val="center"/>
-        <w:tblLook w:val="04A0" w:firstRow="1" w:lastRow="0" w:firstColumn="1" w:lastColumn="0" w:noHBand="0" w:noVBand="1"/>
-      </w:tblPr>
-      <w:tblGrid>
-        <w:gridCol w:w="9607"/>
-      </w:tblGrid>
-      <w:tr>
-        <w:trPr>
-          <w:jc w:val="center"/>
-        </w:trPr>
-        <w:tc>
-          <w:tcPr>
-            <w:tcW w:w="9638" w:type="dxa"/>
-            <w:tcBorders>
-              <w:top w:val="single" w:sz="2" w:space="0" w:color="EAF7F1"/>
-              <w:left w:val="single" w:sz="22" w:space="0" w:color="2F7D5B"/>
-              <w:bottom w:val="single" w:sz="2" w:space="0" w:color="EAF7F1"/>
-              <w:right w:val="single" w:sz="2" w:space="0" w:color="EAF7F1"/>
-            </w:tcBorders>
-            <w:shd w:val="clear" w:color="auto" w:fill="EAF7F1"/>
-          </w:tcPr>
-          <w:p>
-            <w:pPr>
-              <w:spacing w:after="60"/>
-            </w:pPr>
-            <w:r>
-              <w:rPr>
-                <w:b/>
-                <w:color w:val="2F7D5B"/>
-              </w:rPr>
-              <w:t>Najvažniji tehnički nalaz</w:t>
-            </w:r>
-          </w:p>
-          <w:p>
-            <w:pPr>
-              <w:spacing w:after="40"/>
-            </w:pPr>
-            <w:r>
-              <w:t>Za BankScope je smanjenje fragmentacije tabele donelo veću vrednost od masovnog indeksiranja row/cell potomaka. Retrieval objekat treba da bude kompaktan, ali evidence objekat mora da ostane potpun.</w:t>
-            </w:r>
-          </w:p>
-        </w:tc>
-      </w:tr>
-    </w:tbl>
-    <w:p>
-      <w:pPr>
-        <w:spacing w:after="20"/>
-      </w:pPr>
-    </w:p>
-    <w:p>
       <w:pPr>
         <w:pStyle w:val="Heading2"/>
       </w:pPr>
-      <w:bookmarkStart w:id="34" w:name="_Toc239083299"/>
-      <w:r>
-        <w:t>8.3. Generacija i višebankarska stabilnost</w:t>
-      </w:r>
-      <w:bookmarkEnd w:id="34"/>
+      <w:bookmarkStart w:id="62" w:name="_Toc239083299"/>
+      <w:bookmarkStart w:id="63" w:name="_Toc239155586"/>
+      <w:r>
+        <w:t>8.</w:t>
+      </w:r>
+      <w:r>
+        <w:t>2</w:t>
+      </w:r>
+      <w:r>
+        <w:t>. Generacija i višebankarska stabilnost</w:t>
+      </w:r>
+      <w:bookmarkEnd w:id="62"/>
+      <w:bookmarkEnd w:id="63"/>
     </w:p>
     <w:tbl>
       <w:tblPr>
@@ -8472,6 +7554,7 @@
       </w:tblGrid>
       <w:tr>
         <w:trPr>
+          <w:cantSplit/>
           <w:tblHeader/>
           <w:jc w:val="center"/>
         </w:trPr>
@@ -8957,6 +8040,7 @@
               <w:rPr>
                 <w:sz w:val="16"/>
               </w:rPr>
+              <w:lastRenderedPageBreak/>
               <w:t>Narrative groundedness</w:t>
             </w:r>
           </w:p>
@@ -9324,18 +8408,26 @@
     </w:p>
     <w:p>
       <w:r>
-        <w:t>Ovi rezultati pokazuju da retrieval uspeh nije ostao izolovana metrika. Tačne numeričke vrednosti preživljavaju structured generation i citation validation, narativni odgovori prolaze groundedness proveru, a isti source-ownership ugovor radi kroz dve banke i ponovljena izvršavanja. Semantic pass u finalnom stability run-u nije ponavljan; zato je zabeležen kao `null`, dok deterministički i overall gate prolaze. Ovakvo razdvajanje sprečava da preskočena provera bude pogrešno predstavljena kao uspeh.</w:t>
+        <w:t xml:space="preserve">Ovi rezultati pokazuju da retrieval uspeh nije ostao izolovana metrika. Tačne numeričke vrednosti preživljavaju structured generation i citation validation, narativni odgovori prolaze groundedness proveru, a isti source-ownership ugovor radi kroz dve banke i ponovljena izvršavanja. </w:t>
       </w:r>
     </w:p>
     <w:p>
       <w:pPr>
         <w:pStyle w:val="Heading2"/>
       </w:pPr>
-      <w:bookmarkStart w:id="35" w:name="_Toc239083300"/>
-      <w:r>
-        <w:t>8.4. Razgovor i routing</w:t>
-      </w:r>
-      <w:bookmarkEnd w:id="35"/>
+      <w:bookmarkStart w:id="64" w:name="_Toc239083300"/>
+      <w:bookmarkStart w:id="65" w:name="_Toc239155587"/>
+      <w:r>
+        <w:t>8.</w:t>
+      </w:r>
+      <w:r>
+        <w:t>3</w:t>
+      </w:r>
+      <w:r>
+        <w:t>. Razgovor i routing</w:t>
+      </w:r>
+      <w:bookmarkEnd w:id="64"/>
+      <w:bookmarkEnd w:id="65"/>
     </w:p>
     <w:p>
       <w:r>
@@ -9346,1089 +8438,324 @@
       <w:pPr>
         <w:pStyle w:val="Heading2"/>
       </w:pPr>
-      <w:bookmarkStart w:id="36" w:name="_Toc239083301"/>
-      <w:r>
-        <w:lastRenderedPageBreak/>
-        <w:t>8.5. Evidence-audit challenge otkriva korisnu granicu</w:t>
-      </w:r>
-      <w:bookmarkEnd w:id="36"/>
+      <w:bookmarkStart w:id="66" w:name="_Toc239083301"/>
+      <w:bookmarkStart w:id="67" w:name="_Toc239155588"/>
+      <w:r>
+        <w:t>8.</w:t>
+      </w:r>
+      <w:r>
+        <w:t>4</w:t>
+      </w:r>
+      <w:r>
+        <w:t>. Evidence-audit challenge otkriva korisnu granicu</w:t>
+      </w:r>
+      <w:bookmarkEnd w:id="66"/>
+      <w:bookmarkEnd w:id="67"/>
     </w:p>
     <w:p>
+      <w:pPr>
+        <w:rPr>
+          <w:lang w:val="sr-Latn-RS"/>
+        </w:rPr>
+      </w:pPr>
       <w:r>
         <w:t>Poseban challenge od deset ručno proverljivih slučajeva izvršen je 31. avgusta. Svih 10 završava bez runtime greške; status accuracy je 8/10, relevant-citation hit za očekivane supported slučajeve 5/6, citation completeness 8/10, mean precision 90%, a oba citation-trap slučaja su izbegnuta. Dva promašaja su metodološki važnija od proseka: ambiguous Truist pitanje odgovoreno je za korporaciju bez razrešavanja alternativnog bank entiteta, a JPMorgan Chase Bank Advanced ratio ostao je unsupported jer relevantna tabela nije ušla u finalni evidence set.</w:t>
+      </w:r>
+      <w:r>
+        <w:t xml:space="preserve"> Ideja i jeste bila da</w:t>
+      </w:r>
+      <w:r>
+        <w:t xml:space="preserve"> proverimo </w:t>
+      </w:r>
+      <w:r>
+        <w:rPr>
+          <w:lang w:val="sr-Latn-RS"/>
+        </w:rPr>
+        <w:t>sposobnost odgovora kod nejasnih ili nepotpunih pitanja.</w:t>
       </w:r>
     </w:p>
     <w:p>
-      <w:r>
-        <w:t>Runtime audit je oba izlaza ocenio kao `passed`, jer vidi samo finalni odgovor i njegove citate. Ne može da pronađe alternativu koju odgovor nije pomenuo niti dokaz koji retrieval nije dostavio. Rezultat potvrđuje ispravnu poziciju audita: koristan je za proveru onoga što je citirano, ali ne može da zameni qrel, trap test, entity ambiguity kontrolu ili ručni source review [18].</w:t>
-      </w:r>
+      <w:pPr>
+        <w:pStyle w:val="Heading1"/>
+      </w:pPr>
+      <w:bookmarkStart w:id="68" w:name="_Toc239083302"/>
+      <w:bookmarkStart w:id="69" w:name="_Toc239155589"/>
+      <w:r>
+        <w:t>9. Diskusija</w:t>
+      </w:r>
+      <w:bookmarkEnd w:id="68"/>
+      <w:bookmarkEnd w:id="69"/>
     </w:p>
     <w:p>
       <w:pPr>
-        <w:pStyle w:val="Heading1"/>
-      </w:pPr>
-      <w:bookmarkStart w:id="37" w:name="_Toc239083302"/>
-      <w:r>
-        <w:t>9. Diskusija</w:t>
-      </w:r>
-      <w:bookmarkEnd w:id="37"/>
+        <w:pStyle w:val="Heading2"/>
+      </w:pPr>
+      <w:bookmarkStart w:id="70" w:name="_Toc239083303"/>
+      <w:bookmarkStart w:id="71" w:name="_Toc239155590"/>
+      <w:r>
+        <w:t>9.1. Zašto aktuelna arhitektura radi</w:t>
+      </w:r>
+      <w:bookmarkEnd w:id="70"/>
+      <w:bookmarkEnd w:id="71"/>
     </w:p>
     <w:p>
-      <w:pPr>
-        <w:pStyle w:val="Heading2"/>
-      </w:pPr>
-      <w:bookmarkStart w:id="38" w:name="_Toc239083303"/>
-      <w:r>
-        <w:t>9.1. Zašto aktuelna arhitektura radi</w:t>
-      </w:r>
-      <w:bookmarkEnd w:id="38"/>
+      <w:r>
+        <w:t>BankScope kvalitet ne dolazi iz jedne komponente. Potpun dokument sprečava da retrieval traži nešto što nije ni preuzeto. Strukturni parser i stabilni ID-jevi čuvaju provenance. Whole-table evidence sprečava gubitak zaglavlja i perioda. Dense i lexical signal pokrivaju različite jezičke obrasce. Per-bank retrieval sprečava crowding. Strict generation i lokalna validacija sprečavaju da model fluentno pređe granicu dokaza. Konačno, citation drawer zatvara krug time što korisniku vraća isti kanonski objekat koji je podržao odgovor.</w:t>
+      </w:r>
     </w:p>
     <w:p>
       <w:r>
-        <w:t>BankScope kvalitet ne dolazi iz jedne komponente. Potpun dokument sprečava da retrieval traži nešto što nije ni preuzeto. Strukturni parser i stabilni ID-jevi čuvaju provenance. Whole-table evidence sprečava gubitak zaglavlja i perioda. Dense i lexical signal pokrivaju različite jezičke obrasce. Per-bank retrieval sprečava crowding. Strict generation i lokalna validacija sprečavaju da model fluentno pređe granicu dokaza. Konačno, citation drawer zatvara krug time što korisniku vraća isti kanonski objekat koji je podržao odgovor.</w:t>
+        <w:t>Ovaj dizajn je naročito prikladan finansijskom domenu, gde mala razlika u entitetu, pristupu ili periodu menja značenje broja. Retrieval skor se zato nikada ne tumači kao verovatnoća da je pitanje answerable. Sistem radije vraća ambiguous ili unsupported nego da pretvori topičku sličnost u potvrdu. Za višebankarska pitanja ownership je jednako važan kao recall: dokaz mora biti pronađen, ali i pripisiv pravoj banci.</w:t>
       </w:r>
     </w:p>
     <w:p>
-      <w:r>
-        <w:t>Ovaj dizajn je naročito prikladan finansijskom domenu, gde mala razlika u entitetu, pristupu ili periodu menja značenje broja. Retrieval skor se zato nikada ne tumači kao verovatnoća da je pitanje answerable. Sistem radije vraća ambiguous ili unsupported nego da pretvori topičku sličnost u potvrdu. Za višebankarska pitanja ownership je jednako važan kao recall: dokaz mora biti pronađen, ali i pripisiv pravoj banci.</w:t>
-      </w:r>
+      <w:pPr>
+        <w:pStyle w:val="Heading2"/>
+      </w:pPr>
+      <w:bookmarkStart w:id="72" w:name="_Toc239083304"/>
+      <w:bookmarkStart w:id="73" w:name="_Toc239155591"/>
+      <w:r>
+        <w:t>9.2. Kratke razvojne pouke</w:t>
+      </w:r>
+      <w:bookmarkEnd w:id="72"/>
+      <w:bookmarkEnd w:id="73"/>
     </w:p>
     <w:p>
-      <w:pPr>
-        <w:pStyle w:val="Heading2"/>
-      </w:pPr>
-      <w:bookmarkStart w:id="39" w:name="_Toc239083304"/>
-      <w:r>
-        <w:t>9.2. Kratke razvojne pouke</w:t>
-      </w:r>
-      <w:bookmarkEnd w:id="39"/>
+      <w:r>
+        <w:t>Nekoliko ranijih pravaca ostalo je van baseline-a. Prilagođeni parser i masovno row/cell locator razlaganje arhivirani su kada je sec2md + whole-table putanja dala jednostavniji i bolji evidence model. Testirani Qwen reranker na locator-heavy korpusu povećao je latenciju i pogoršao relevantne metrike, pa nije zadržan. Bounded agentic retrieval očuvao je baseline dokaze, ali nije p</w:t>
+      </w:r>
+      <w:r>
+        <w:t xml:space="preserve">ostigao </w:t>
+      </w:r>
+      <w:r>
+        <w:t xml:space="preserve"> prag za pouzdano recovery ponašanje i ostaje isključen po default-u.</w:t>
+      </w:r>
     </w:p>
     <w:p>
-      <w:r>
-        <w:t>Nekoliko ranijih pravaca ostalo je van baseline-a. Prilagođeni parser i masovno row/cell locator razlaganje arhivirani su kada je sec2md + whole-table putanja dala jednostavniji i bolji evidence model. Testirani Qwen reranker na locator-heavy korpusu povećao je latenciju i pogoršao relevantne metrike, pa nije zadržan. Bounded agentic retrieval očuvao je baseline dokaze, ali nije prošao rollout prag za pouzdano recovery ponašanje i ostaje isključen po default-u. Ovi rezultati nisu centralna priča projekta; njihov značaj je u tome što sistem ne uvodi složenost bez merljivog dobitka.</w:t>
-      </w:r>
+      <w:pPr>
+        <w:spacing w:after="20"/>
+      </w:pPr>
     </w:p>
     <w:p>
       <w:pPr>
-        <w:pStyle w:val="Heading2"/>
-      </w:pPr>
-      <w:bookmarkStart w:id="40" w:name="_Toc239083305"/>
-      <w:r>
-        <w:t>9.3. Šta rezultati zaista podržavaju</w:t>
-      </w:r>
-      <w:bookmarkEnd w:id="40"/>
+        <w:pStyle w:val="Heading1"/>
+        <w:pageBreakBefore/>
+      </w:pPr>
+      <w:bookmarkStart w:id="74" w:name="_Toc239155592"/>
+      <w:r>
+        <w:lastRenderedPageBreak/>
+        <w:t>10. Zaključak</w:t>
+      </w:r>
+      <w:bookmarkEnd w:id="74"/>
     </w:p>
     <w:p>
-      <w:pPr>
-        <w:pStyle w:val="ListBullet"/>
-        <w:spacing w:after="80"/>
-      </w:pPr>
-      <w:r>
-        <w:t>Kompletna tabela sa odvojenim retrieval opisom je za ovaj korpus bolja od fragmentisane v3 reprezentacije na istom frozen skupu.</w:t>
+      <w:r>
+        <w:t>BankScope je važan zato što pokazuje kako generativna pretraga može da se primeni u domenu u kome pogrešan entitet, period, regulatorni pristup ili izvor menjaju značenje odgovora. Umesto da se pouzdanost prepusti fluentnosti modela, projekat je gradi kroz proverljiv dokazni lanac</w:t>
+      </w:r>
+      <w:r>
+        <w:t>:</w:t>
+      </w:r>
+      <w:r>
+        <w:t xml:space="preserve"> od kompletnog SEC dokumenta do citata koji korisnik može da otvori. Takav pristup je relevantan ne samo za istraživanje 10-K izveštaja već i za širu upotrebu AI sistema u finansijama, riziku, reviziji i drugim okruženjima u kojima su poreklo i reproduktivnost obavezni.</w:t>
       </w:r>
     </w:p>
     <w:p>
-      <w:pPr>
-        <w:pStyle w:val="ListBullet"/>
-        <w:spacing w:after="80"/>
-      </w:pPr>
-      <w:r>
-        <w:t>Qdrant dense može da bude persistentni store bez gubitka istorijski izmerenog dense kvaliteta, dok BM25S ostaje koristan zaseban lexical sloj.</w:t>
+      <w:r>
+        <w:t>Posebno dobro su rešeni problemi koji se u RAG sistemima često posmatraju odvojeno. Akvizicija proverava kompletnost primary filing-a; stabilni identiteti i source hash veze čuvaju poreklo; whole-table model odvaja kompaktnu retrieval reprezentaciju od kompletnog kanonskog dokaza; Qdrant dense i BM25S lexical signal spajaju se application-side RRF-om; a bank-balanced tok čuva vlasništvo nad dokazom u poređenjima. Na izlazu, striktne šeme, numerička i citatna validacija, kontrolisana apstinencija i kanonski source resolver sprečavaju da verodostojan ton zameni stvarnu podršku.</w:t>
       </w:r>
     </w:p>
     <w:p>
-      <w:pPr>
-        <w:pStyle w:val="ListBullet"/>
-        <w:spacing w:after="80"/>
-      </w:pPr>
-      <w:r>
-        <w:t>Per-bank decomposition i retrieval rešavaju konkretan cross-bank crowding problem i čuvaju citation ownership.</w:t>
+      <w:r>
+        <w:t>Jednako važan rezultat projekta je način na koji je kvalitet proveravan. Frozen retrieval, generation, comparison, conversation i routing skupovi daju ponovljive acceptance gate-ove, dok je obimna sistematska ručna evaluacija proverila relevantnost dokaza, tačnost numeričkih ugovora, potpunost narativnih tvrdnji, izolaciju banaka, otvaranje izvora i ponašanje u problematičnim slučajevima. Time su dobri rezultati povezani sa konkretnim dokazima, a poznate slabosti</w:t>
+      </w:r>
+      <w:r>
+        <w:t>,</w:t>
+      </w:r>
+      <w:r>
+        <w:t xml:space="preserve"> poput pogrešnog izbora entiteta ili nedovoljnog dokaza</w:t>
+      </w:r>
+      <w:r>
+        <w:t>,</w:t>
+      </w:r>
+      <w:r>
+        <w:t xml:space="preserve"> ostale vidljive umesto da budu sakrivene agregatnim prosekom.</w:t>
       </w:r>
     </w:p>
     <w:p>
-      <w:pPr>
-        <w:pStyle w:val="ListBullet"/>
-        <w:spacing w:after="80"/>
-      </w:pPr>
-      <w:r>
-        <w:t>Structured output nije dovoljan bez deterministic numeric i citation validacije; oba sloja su potrebna.</w:t>
+      <w:r>
+        <w:t>Zbog toga je glavni doprinos BankScope-a više od jedne uspešne metrike ili demonstracije interfejsa. Projekat je izgradio celovit, lokalni i auditabilan istraživački sistem u kome su korpus, indeksi, retrieval, generacija, konverzacija, evaluacija i korisničko iskustvo povezani istim pravilima o dokazu. To je čvrsta osnova za dalji razvoj: buduća poboljšanja mogu da se mere prema postojećem baseline-u bez odricanja od provenance-a, izolacije i fail-closed ponašanja koji sistemu daju stvarnu vrednost.</w:t>
       </w:r>
     </w:p>
     <w:p>
       <w:pPr>
-        <w:pStyle w:val="ListBullet"/>
-        <w:spacing w:after="80"/>
-      </w:pPr>
-      <w:r>
-        <w:t>Advisory model audit može da proveri citirani odgovor, ali ne i dokaz koji nije ušao u njegov ulaz.</w:t>
-      </w:r>
+        <w:pStyle w:val="Heading1"/>
+      </w:pPr>
+      <w:bookmarkStart w:id="75" w:name="_Toc239083309"/>
+      <w:bookmarkStart w:id="76" w:name="_Toc239155593"/>
+      <w:r>
+        <w:t>Reference</w:t>
+      </w:r>
+      <w:bookmarkEnd w:id="75"/>
+      <w:bookmarkEnd w:id="76"/>
     </w:p>
     <w:p>
       <w:pPr>
-        <w:pStyle w:val="Heading1"/>
-      </w:pPr>
-      <w:bookmarkStart w:id="41" w:name="_Toc239083306"/>
-      <w:r>
-        <w:lastRenderedPageBreak/>
-        <w:t>10. Ograničenja i pretnje validnosti</w:t>
-      </w:r>
-      <w:bookmarkEnd w:id="41"/>
-    </w:p>
-    <w:tbl>
-      <w:tblPr>
-        <w:tblW w:w="0" w:type="auto"/>
-        <w:jc w:val="center"/>
-        <w:tblLook w:val="04A0" w:firstRow="1" w:lastRow="0" w:firstColumn="1" w:lastColumn="0" w:noHBand="0" w:noVBand="1"/>
-      </w:tblPr>
-      <w:tblGrid>
-        <w:gridCol w:w="3210"/>
-        <w:gridCol w:w="3210"/>
-        <w:gridCol w:w="3210"/>
-      </w:tblGrid>
-      <w:tr>
-        <w:trPr>
-          <w:tblHeader/>
-          <w:jc w:val="center"/>
-        </w:trPr>
-        <w:tc>
-          <w:tcPr>
-            <w:tcW w:w="3213" w:type="dxa"/>
-            <w:tcBorders>
-              <w:top w:val="single" w:sz="3" w:space="0" w:color="CFD9EA"/>
-              <w:left w:val="single" w:sz="3" w:space="0" w:color="CFD9EA"/>
-              <w:bottom w:val="single" w:sz="3" w:space="0" w:color="CFD9EA"/>
-              <w:right w:val="single" w:sz="3" w:space="0" w:color="CFD9EA"/>
-            </w:tcBorders>
-            <w:shd w:val="clear" w:color="auto" w:fill="102A56"/>
-          </w:tcPr>
-          <w:p>
-            <w:pPr>
-              <w:spacing w:after="20"/>
-            </w:pPr>
-            <w:r>
-              <w:rPr>
-                <w:b/>
-                <w:color w:val="FFFFFF"/>
-                <w:sz w:val="17"/>
-              </w:rPr>
-              <w:t>Ograničenje</w:t>
-            </w:r>
-          </w:p>
-        </w:tc>
-        <w:tc>
-          <w:tcPr>
-            <w:tcW w:w="3213" w:type="dxa"/>
-            <w:tcBorders>
-              <w:top w:val="single" w:sz="3" w:space="0" w:color="CFD9EA"/>
-              <w:left w:val="single" w:sz="3" w:space="0" w:color="CFD9EA"/>
-              <w:bottom w:val="single" w:sz="3" w:space="0" w:color="CFD9EA"/>
-              <w:right w:val="single" w:sz="3" w:space="0" w:color="CFD9EA"/>
-            </w:tcBorders>
-            <w:shd w:val="clear" w:color="auto" w:fill="102A56"/>
-          </w:tcPr>
-          <w:p>
-            <w:pPr>
-              <w:spacing w:after="20"/>
-            </w:pPr>
-            <w:r>
-              <w:rPr>
-                <w:b/>
-                <w:color w:val="FFFFFF"/>
-                <w:sz w:val="17"/>
-              </w:rPr>
-              <w:t>Posledica za tumačenje</w:t>
-            </w:r>
-          </w:p>
-        </w:tc>
-        <w:tc>
-          <w:tcPr>
-            <w:tcW w:w="3213" w:type="dxa"/>
-            <w:tcBorders>
-              <w:top w:val="single" w:sz="3" w:space="0" w:color="CFD9EA"/>
-              <w:left w:val="single" w:sz="3" w:space="0" w:color="CFD9EA"/>
-              <w:bottom w:val="single" w:sz="3" w:space="0" w:color="CFD9EA"/>
-              <w:right w:val="single" w:sz="3" w:space="0" w:color="CFD9EA"/>
-            </w:tcBorders>
-            <w:shd w:val="clear" w:color="auto" w:fill="102A56"/>
-          </w:tcPr>
-          <w:p>
-            <w:pPr>
-              <w:spacing w:after="20"/>
-            </w:pPr>
-            <w:r>
-              <w:rPr>
-                <w:b/>
-                <w:color w:val="FFFFFF"/>
-                <w:sz w:val="17"/>
-              </w:rPr>
-              <w:t>Postojeća kontrola</w:t>
-            </w:r>
-          </w:p>
-        </w:tc>
-      </w:tr>
-      <w:tr>
-        <w:trPr>
-          <w:cantSplit/>
-          <w:jc w:val="center"/>
-        </w:trPr>
-        <w:tc>
-          <w:tcPr>
-            <w:tcW w:w="3213" w:type="dxa"/>
-            <w:tcBorders>
-              <w:top w:val="single" w:sz="3" w:space="0" w:color="CFD9EA"/>
-              <w:left w:val="single" w:sz="3" w:space="0" w:color="CFD9EA"/>
-              <w:bottom w:val="single" w:sz="3" w:space="0" w:color="CFD9EA"/>
-              <w:right w:val="single" w:sz="3" w:space="0" w:color="CFD9EA"/>
-            </w:tcBorders>
-            <w:vAlign w:val="center"/>
-          </w:tcPr>
-          <w:p>
-            <w:pPr>
-              <w:spacing w:after="20"/>
-            </w:pPr>
-            <w:r>
-              <w:rPr>
-                <w:sz w:val="16"/>
-              </w:rPr>
-              <w:t>Deset banaka, jedan reporting cycle</w:t>
-            </w:r>
-          </w:p>
-        </w:tc>
-        <w:tc>
-          <w:tcPr>
-            <w:tcW w:w="3213" w:type="dxa"/>
-            <w:tcBorders>
-              <w:top w:val="single" w:sz="3" w:space="0" w:color="CFD9EA"/>
-              <w:left w:val="single" w:sz="3" w:space="0" w:color="CFD9EA"/>
-              <w:bottom w:val="single" w:sz="3" w:space="0" w:color="CFD9EA"/>
-              <w:right w:val="single" w:sz="3" w:space="0" w:color="CFD9EA"/>
-            </w:tcBorders>
-            <w:vAlign w:val="center"/>
-          </w:tcPr>
-          <w:p>
-            <w:pPr>
-              <w:spacing w:after="20"/>
-            </w:pPr>
-            <w:r>
-              <w:rPr>
-                <w:sz w:val="16"/>
-              </w:rPr>
-              <w:t>Nema longitudinalne ni sektorske generalizacije</w:t>
-            </w:r>
-          </w:p>
-        </w:tc>
-        <w:tc>
-          <w:tcPr>
-            <w:tcW w:w="3213" w:type="dxa"/>
-            <w:tcBorders>
-              <w:top w:val="single" w:sz="3" w:space="0" w:color="CFD9EA"/>
-              <w:left w:val="single" w:sz="3" w:space="0" w:color="CFD9EA"/>
-              <w:bottom w:val="single" w:sz="3" w:space="0" w:color="CFD9EA"/>
-              <w:right w:val="single" w:sz="3" w:space="0" w:color="CFD9EA"/>
-            </w:tcBorders>
-            <w:vAlign w:val="center"/>
-          </w:tcPr>
-          <w:p>
-            <w:pPr>
-              <w:spacing w:after="20"/>
-            </w:pPr>
-            <w:r>
-              <w:rPr>
-                <w:sz w:val="16"/>
-              </w:rPr>
-              <w:t>Jasno definisan scope i bank registry</w:t>
-            </w:r>
-          </w:p>
-        </w:tc>
-      </w:tr>
-      <w:tr>
-        <w:trPr>
-          <w:cantSplit/>
-          <w:jc w:val="center"/>
-        </w:trPr>
-        <w:tc>
-          <w:tcPr>
-            <w:tcW w:w="3213" w:type="dxa"/>
-            <w:tcBorders>
-              <w:top w:val="single" w:sz="3" w:space="0" w:color="CFD9EA"/>
-              <w:left w:val="single" w:sz="3" w:space="0" w:color="CFD9EA"/>
-              <w:bottom w:val="single" w:sz="3" w:space="0" w:color="CFD9EA"/>
-              <w:right w:val="single" w:sz="3" w:space="0" w:color="CFD9EA"/>
-            </w:tcBorders>
-            <w:shd w:val="clear" w:color="auto" w:fill="F7FAFF"/>
-            <w:vAlign w:val="center"/>
-          </w:tcPr>
-          <w:p>
-            <w:pPr>
-              <w:spacing w:after="20"/>
-            </w:pPr>
-            <w:r>
-              <w:rPr>
-                <w:sz w:val="16"/>
-              </w:rPr>
-              <w:t>32 answerable retrieval pitanja</w:t>
-            </w:r>
-          </w:p>
-        </w:tc>
-        <w:tc>
-          <w:tcPr>
-            <w:tcW w:w="3213" w:type="dxa"/>
-            <w:tcBorders>
-              <w:top w:val="single" w:sz="3" w:space="0" w:color="CFD9EA"/>
-              <w:left w:val="single" w:sz="3" w:space="0" w:color="CFD9EA"/>
-              <w:bottom w:val="single" w:sz="3" w:space="0" w:color="CFD9EA"/>
-              <w:right w:val="single" w:sz="3" w:space="0" w:color="CFD9EA"/>
-            </w:tcBorders>
-            <w:shd w:val="clear" w:color="auto" w:fill="F7FAFF"/>
-            <w:vAlign w:val="center"/>
-          </w:tcPr>
-          <w:p>
-            <w:pPr>
-              <w:spacing w:after="20"/>
-            </w:pPr>
-            <w:r>
-              <w:rPr>
-                <w:sz w:val="16"/>
-              </w:rPr>
-              <w:t>Metrike nisu populaciona procena svih 10-K pitanja</w:t>
-            </w:r>
-          </w:p>
-        </w:tc>
-        <w:tc>
-          <w:tcPr>
-            <w:tcW w:w="3213" w:type="dxa"/>
-            <w:tcBorders>
-              <w:top w:val="single" w:sz="3" w:space="0" w:color="CFD9EA"/>
-              <w:left w:val="single" w:sz="3" w:space="0" w:color="CFD9EA"/>
-              <w:bottom w:val="single" w:sz="3" w:space="0" w:color="CFD9EA"/>
-              <w:right w:val="single" w:sz="3" w:space="0" w:color="CFD9EA"/>
-            </w:tcBorders>
-            <w:shd w:val="clear" w:color="auto" w:fill="F7FAFF"/>
-            <w:vAlign w:val="center"/>
-          </w:tcPr>
-          <w:p>
-            <w:pPr>
-              <w:spacing w:after="20"/>
-            </w:pPr>
-            <w:r>
-              <w:rPr>
-                <w:sz w:val="16"/>
-              </w:rPr>
-              <w:t>Frozen raznovrsni slučajevi i odvojene kategorije</w:t>
-            </w:r>
-          </w:p>
-        </w:tc>
-      </w:tr>
-      <w:tr>
-        <w:trPr>
-          <w:cantSplit/>
-          <w:jc w:val="center"/>
-        </w:trPr>
-        <w:tc>
-          <w:tcPr>
-            <w:tcW w:w="3213" w:type="dxa"/>
-            <w:tcBorders>
-              <w:top w:val="single" w:sz="3" w:space="0" w:color="CFD9EA"/>
-              <w:left w:val="single" w:sz="3" w:space="0" w:color="CFD9EA"/>
-              <w:bottom w:val="single" w:sz="3" w:space="0" w:color="CFD9EA"/>
-              <w:right w:val="single" w:sz="3" w:space="0" w:color="CFD9EA"/>
-            </w:tcBorders>
-            <w:vAlign w:val="center"/>
-          </w:tcPr>
-          <w:p>
-            <w:pPr>
-              <w:spacing w:after="20"/>
-            </w:pPr>
-            <w:r>
-              <w:rPr>
-                <w:sz w:val="16"/>
-              </w:rPr>
-              <w:t>Parser-emitted continuation tabele</w:t>
-            </w:r>
-          </w:p>
-        </w:tc>
-        <w:tc>
-          <w:tcPr>
-            <w:tcW w:w="3213" w:type="dxa"/>
-            <w:tcBorders>
-              <w:top w:val="single" w:sz="3" w:space="0" w:color="CFD9EA"/>
-              <w:left w:val="single" w:sz="3" w:space="0" w:color="CFD9EA"/>
-              <w:bottom w:val="single" w:sz="3" w:space="0" w:color="CFD9EA"/>
-              <w:right w:val="single" w:sz="3" w:space="0" w:color="CFD9EA"/>
-            </w:tcBorders>
-            <w:vAlign w:val="center"/>
-          </w:tcPr>
-          <w:p>
-            <w:pPr>
-              <w:spacing w:after="20"/>
-            </w:pPr>
-            <w:r>
-              <w:rPr>
-                <w:sz w:val="16"/>
-              </w:rPr>
-              <w:t>Jedna logička tabela može ostati u više kanonskih objekata</w:t>
-            </w:r>
-          </w:p>
-        </w:tc>
-        <w:tc>
-          <w:tcPr>
-            <w:tcW w:w="3213" w:type="dxa"/>
-            <w:tcBorders>
-              <w:top w:val="single" w:sz="3" w:space="0" w:color="CFD9EA"/>
-              <w:left w:val="single" w:sz="3" w:space="0" w:color="CFD9EA"/>
-              <w:bottom w:val="single" w:sz="3" w:space="0" w:color="CFD9EA"/>
-              <w:right w:val="single" w:sz="3" w:space="0" w:color="CFD9EA"/>
-            </w:tcBorders>
-            <w:vAlign w:val="center"/>
-          </w:tcPr>
-          <w:p>
-            <w:pPr>
-              <w:spacing w:after="20"/>
-            </w:pPr>
-            <w:r>
-              <w:rPr>
-                <w:sz w:val="16"/>
-              </w:rPr>
-              <w:t>Svaki parser-emitted objekat ostaje potpun; gap je dokumentovan</w:t>
-            </w:r>
-          </w:p>
-        </w:tc>
-      </w:tr>
-      <w:tr>
-        <w:trPr>
-          <w:cantSplit/>
-          <w:jc w:val="center"/>
-        </w:trPr>
-        <w:tc>
-          <w:tcPr>
-            <w:tcW w:w="3213" w:type="dxa"/>
-            <w:tcBorders>
-              <w:top w:val="single" w:sz="3" w:space="0" w:color="CFD9EA"/>
-              <w:left w:val="single" w:sz="3" w:space="0" w:color="CFD9EA"/>
-              <w:bottom w:val="single" w:sz="3" w:space="0" w:color="CFD9EA"/>
-              <w:right w:val="single" w:sz="3" w:space="0" w:color="CFD9EA"/>
-            </w:tcBorders>
-            <w:shd w:val="clear" w:color="auto" w:fill="F7FAFF"/>
-            <w:vAlign w:val="center"/>
-          </w:tcPr>
-          <w:p>
-            <w:pPr>
-              <w:spacing w:after="20"/>
-            </w:pPr>
-            <w:r>
-              <w:rPr>
-                <w:sz w:val="16"/>
-              </w:rPr>
-              <w:t>LLM-based semantic judge i audit</w:t>
-            </w:r>
-          </w:p>
-        </w:tc>
-        <w:tc>
-          <w:tcPr>
-            <w:tcW w:w="3213" w:type="dxa"/>
-            <w:tcBorders>
-              <w:top w:val="single" w:sz="3" w:space="0" w:color="CFD9EA"/>
-              <w:left w:val="single" w:sz="3" w:space="0" w:color="CFD9EA"/>
-              <w:bottom w:val="single" w:sz="3" w:space="0" w:color="CFD9EA"/>
-              <w:right w:val="single" w:sz="3" w:space="0" w:color="CFD9EA"/>
-            </w:tcBorders>
-            <w:shd w:val="clear" w:color="auto" w:fill="F7FAFF"/>
-            <w:vAlign w:val="center"/>
-          </w:tcPr>
-          <w:p>
-            <w:pPr>
-              <w:spacing w:after="20"/>
-            </w:pPr>
-            <w:r>
-              <w:rPr>
-                <w:sz w:val="16"/>
-              </w:rPr>
-              <w:t>Nisu nezavisni deterministički dokaz</w:t>
-            </w:r>
-          </w:p>
-        </w:tc>
-        <w:tc>
-          <w:tcPr>
-            <w:tcW w:w="3213" w:type="dxa"/>
-            <w:tcBorders>
-              <w:top w:val="single" w:sz="3" w:space="0" w:color="CFD9EA"/>
-              <w:left w:val="single" w:sz="3" w:space="0" w:color="CFD9EA"/>
-              <w:bottom w:val="single" w:sz="3" w:space="0" w:color="CFD9EA"/>
-              <w:right w:val="single" w:sz="3" w:space="0" w:color="CFD9EA"/>
-            </w:tcBorders>
-            <w:shd w:val="clear" w:color="auto" w:fill="F7FAFF"/>
-            <w:vAlign w:val="center"/>
-          </w:tcPr>
-          <w:p>
-            <w:pPr>
-              <w:spacing w:after="20"/>
-            </w:pPr>
-            <w:r>
-              <w:rPr>
-                <w:sz w:val="16"/>
-              </w:rPr>
-              <w:t>Numeric, citation, trap i ownership metrike ostaju autoritativne</w:t>
-            </w:r>
-          </w:p>
-        </w:tc>
-      </w:tr>
-      <w:tr>
-        <w:trPr>
-          <w:cantSplit/>
-          <w:jc w:val="center"/>
-        </w:trPr>
-        <w:tc>
-          <w:tcPr>
-            <w:tcW w:w="3213" w:type="dxa"/>
-            <w:tcBorders>
-              <w:top w:val="single" w:sz="3" w:space="0" w:color="CFD9EA"/>
-              <w:left w:val="single" w:sz="3" w:space="0" w:color="CFD9EA"/>
-              <w:bottom w:val="single" w:sz="3" w:space="0" w:color="CFD9EA"/>
-              <w:right w:val="single" w:sz="3" w:space="0" w:color="CFD9EA"/>
-            </w:tcBorders>
-            <w:vAlign w:val="center"/>
-          </w:tcPr>
-          <w:p>
-            <w:pPr>
-              <w:spacing w:after="20"/>
-            </w:pPr>
-            <w:r>
-              <w:rPr>
-                <w:sz w:val="16"/>
-              </w:rPr>
-              <w:t>Lokalni single-user Qdrant</w:t>
-            </w:r>
-          </w:p>
-        </w:tc>
-        <w:tc>
-          <w:tcPr>
-            <w:tcW w:w="3213" w:type="dxa"/>
-            <w:tcBorders>
-              <w:top w:val="single" w:sz="3" w:space="0" w:color="CFD9EA"/>
-              <w:left w:val="single" w:sz="3" w:space="0" w:color="CFD9EA"/>
-              <w:bottom w:val="single" w:sz="3" w:space="0" w:color="CFD9EA"/>
-              <w:right w:val="single" w:sz="3" w:space="0" w:color="CFD9EA"/>
-            </w:tcBorders>
-            <w:vAlign w:val="center"/>
-          </w:tcPr>
-          <w:p>
-            <w:pPr>
-              <w:spacing w:after="20"/>
-            </w:pPr>
-            <w:r>
-              <w:rPr>
-                <w:sz w:val="16"/>
-              </w:rPr>
-              <w:t>Nema dokaza za multi-user ili distributed opterećenje</w:t>
-            </w:r>
-          </w:p>
-        </w:tc>
-        <w:tc>
-          <w:tcPr>
-            <w:tcW w:w="3213" w:type="dxa"/>
-            <w:tcBorders>
-              <w:top w:val="single" w:sz="3" w:space="0" w:color="CFD9EA"/>
-              <w:left w:val="single" w:sz="3" w:space="0" w:color="CFD9EA"/>
-              <w:bottom w:val="single" w:sz="3" w:space="0" w:color="CFD9EA"/>
-              <w:right w:val="single" w:sz="3" w:space="0" w:color="CFD9EA"/>
-            </w:tcBorders>
-            <w:vAlign w:val="center"/>
-          </w:tcPr>
-          <w:p>
-            <w:pPr>
-              <w:spacing w:after="20"/>
-            </w:pPr>
-            <w:r>
-              <w:rPr>
-                <w:sz w:val="16"/>
-              </w:rPr>
-              <w:t>Scope ne tvrdi produkcionu cloud skalabilnost</w:t>
-            </w:r>
-          </w:p>
-        </w:tc>
-      </w:tr>
-      <w:tr>
-        <w:trPr>
-          <w:cantSplit/>
-          <w:jc w:val="center"/>
-        </w:trPr>
-        <w:tc>
-          <w:tcPr>
-            <w:tcW w:w="3213" w:type="dxa"/>
-            <w:tcBorders>
-              <w:top w:val="single" w:sz="3" w:space="0" w:color="CFD9EA"/>
-              <w:left w:val="single" w:sz="3" w:space="0" w:color="CFD9EA"/>
-              <w:bottom w:val="single" w:sz="3" w:space="0" w:color="CFD9EA"/>
-              <w:right w:val="single" w:sz="3" w:space="0" w:color="CFD9EA"/>
-            </w:tcBorders>
-            <w:shd w:val="clear" w:color="auto" w:fill="F7FAFF"/>
-            <w:vAlign w:val="center"/>
-          </w:tcPr>
-          <w:p>
-            <w:pPr>
-              <w:spacing w:after="20"/>
-            </w:pPr>
-            <w:r>
-              <w:rPr>
-                <w:sz w:val="16"/>
-              </w:rPr>
-              <w:t>Opcioni web provider</w:t>
-            </w:r>
-          </w:p>
-        </w:tc>
-        <w:tc>
-          <w:tcPr>
-            <w:tcW w:w="3213" w:type="dxa"/>
-            <w:tcBorders>
-              <w:top w:val="single" w:sz="3" w:space="0" w:color="CFD9EA"/>
-              <w:left w:val="single" w:sz="3" w:space="0" w:color="CFD9EA"/>
-              <w:bottom w:val="single" w:sz="3" w:space="0" w:color="CFD9EA"/>
-              <w:right w:val="single" w:sz="3" w:space="0" w:color="CFD9EA"/>
-            </w:tcBorders>
-            <w:shd w:val="clear" w:color="auto" w:fill="F7FAFF"/>
-            <w:vAlign w:val="center"/>
-          </w:tcPr>
-          <w:p>
-            <w:pPr>
-              <w:spacing w:after="20"/>
-            </w:pPr>
-            <w:r>
-              <w:rPr>
-                <w:sz w:val="16"/>
-              </w:rPr>
-              <w:t>Dostupnost zavisi od gateway-a i konfigurisanog Tavily ključa</w:t>
-            </w:r>
-          </w:p>
-        </w:tc>
-        <w:tc>
-          <w:tcPr>
-            <w:tcW w:w="3213" w:type="dxa"/>
-            <w:tcBorders>
-              <w:top w:val="single" w:sz="3" w:space="0" w:color="CFD9EA"/>
-              <w:left w:val="single" w:sz="3" w:space="0" w:color="CFD9EA"/>
-              <w:bottom w:val="single" w:sz="3" w:space="0" w:color="CFD9EA"/>
-              <w:right w:val="single" w:sz="3" w:space="0" w:color="CFD9EA"/>
-            </w:tcBorders>
-            <w:shd w:val="clear" w:color="auto" w:fill="F7FAFF"/>
-            <w:vAlign w:val="center"/>
-          </w:tcPr>
-          <w:p>
-            <w:pPr>
-              <w:spacing w:after="20"/>
-            </w:pPr>
-            <w:r>
-              <w:rPr>
-                <w:sz w:val="16"/>
-              </w:rPr>
-              <w:t>Eksplicitni unavailable status, bez necitiranog fallback-a</w:t>
-            </w:r>
-          </w:p>
-        </w:tc>
-      </w:tr>
-      <w:tr>
-        <w:trPr>
-          <w:cantSplit/>
-          <w:jc w:val="center"/>
-        </w:trPr>
-        <w:tc>
-          <w:tcPr>
-            <w:tcW w:w="3213" w:type="dxa"/>
-            <w:tcBorders>
-              <w:top w:val="single" w:sz="3" w:space="0" w:color="CFD9EA"/>
-              <w:left w:val="single" w:sz="3" w:space="0" w:color="CFD9EA"/>
-              <w:bottom w:val="single" w:sz="3" w:space="0" w:color="CFD9EA"/>
-              <w:right w:val="single" w:sz="3" w:space="0" w:color="CFD9EA"/>
-            </w:tcBorders>
-            <w:vAlign w:val="center"/>
-          </w:tcPr>
-          <w:p>
-            <w:pPr>
-              <w:spacing w:after="20"/>
-            </w:pPr>
-            <w:r>
-              <w:rPr>
-                <w:sz w:val="16"/>
-              </w:rPr>
-              <w:t>Agentic RAG gate nije prošao</w:t>
-            </w:r>
-          </w:p>
-        </w:tc>
-        <w:tc>
-          <w:tcPr>
-            <w:tcW w:w="3213" w:type="dxa"/>
-            <w:tcBorders>
-              <w:top w:val="single" w:sz="3" w:space="0" w:color="CFD9EA"/>
-              <w:left w:val="single" w:sz="3" w:space="0" w:color="CFD9EA"/>
-              <w:bottom w:val="single" w:sz="3" w:space="0" w:color="CFD9EA"/>
-              <w:right w:val="single" w:sz="3" w:space="0" w:color="CFD9EA"/>
-            </w:tcBorders>
-            <w:vAlign w:val="center"/>
-          </w:tcPr>
-          <w:p>
-            <w:pPr>
-              <w:spacing w:after="20"/>
-            </w:pPr>
-            <w:r>
-              <w:rPr>
-                <w:sz w:val="16"/>
-              </w:rPr>
-              <w:t>Nema osnova da se uključi po default-u</w:t>
-            </w:r>
-          </w:p>
-        </w:tc>
-        <w:tc>
-          <w:tcPr>
-            <w:tcW w:w="3213" w:type="dxa"/>
-            <w:tcBorders>
-              <w:top w:val="single" w:sz="3" w:space="0" w:color="CFD9EA"/>
-              <w:left w:val="single" w:sz="3" w:space="0" w:color="CFD9EA"/>
-              <w:bottom w:val="single" w:sz="3" w:space="0" w:color="CFD9EA"/>
-              <w:right w:val="single" w:sz="3" w:space="0" w:color="CFD9EA"/>
-            </w:tcBorders>
-            <w:vAlign w:val="center"/>
-          </w:tcPr>
-          <w:p>
-            <w:pPr>
-              <w:spacing w:after="20"/>
-            </w:pPr>
-            <w:r>
-              <w:rPr>
-                <w:sz w:val="16"/>
-              </w:rPr>
-              <w:t>Baseline retrieval uvek prvi; flag ostaje false</w:t>
-            </w:r>
-          </w:p>
-        </w:tc>
-      </w:tr>
-    </w:tbl>
-    <w:p>
-      <w:pPr>
-        <w:spacing w:after="20"/>
-      </w:pPr>
+        <w:pStyle w:val="References"/>
+      </w:pPr>
+      <w:r>
+        <w:t>[1] P. Lewis et al., “Retrieval-Augmented Generation for Knowledge-Intensive NLP Tasks,” Advances in Neural Information Processing Systems 33, 2020.</w:t>
+      </w:r>
     </w:p>
     <w:p>
-      <w:r>
-        <w:t>Posebno je važno da Hit@10 = 100% ne prikrije Hit@1 od 40,6%. Sistem pouzdano unosi relevantan dokaz u ograničen evidence window, ali često ne postavlja najbolji dokaz na prvu poziciju. To ostavlja prostor za ranking poboljšanje, naročito na ambiguous entity, variant i split-table slučajevima. Ipak, generacija ne zavisi od jednog rezultata već radi nad validiranim Top-K evidence paketom, što objašnjava zašto end-to-end gate može proći i sa skromnijim Hit@1.</w:t>
+      <w:pPr>
+        <w:pStyle w:val="References"/>
+      </w:pPr>
+      <w:r>
+        <w:t>[2] V. Karpukhin et al., “Dense Passage Retrieval for Open-Domain Question Answering,” Proc. EMNLP, 2020, doi: 10.18653/v1/2020.emnlp-main.550.</w:t>
       </w:r>
     </w:p>
     <w:p>
       <w:pPr>
-        <w:pStyle w:val="Heading1"/>
-      </w:pPr>
-      <w:bookmarkStart w:id="42" w:name="_Toc239083307"/>
-      <w:r>
-        <w:t>11. Preporučeni naredni koraci</w:t>
-      </w:r>
-      <w:bookmarkEnd w:id="42"/>
+        <w:pStyle w:val="References"/>
+      </w:pPr>
+      <w:r>
+        <w:t>[3] N. Reimers and I. Gurevych, “Sentence-BERT: Sentence Embeddings using Siamese BERT-Networks,” Proc. EMNLP-IJCNLP, 2019, doi: 10.18653/v1/D19-1410.</w:t>
+      </w:r>
     </w:p>
     <w:p>
       <w:pPr>
-        <w:pStyle w:val="ListNumber"/>
-        <w:spacing w:after="80"/>
-      </w:pPr>
-      <w:r>
-        <w:t>Proširiti frozen skup pre nove velike arhitektonske promene. Prioritet su dodatna pitanja po banci i SEC Item-u, više entity/variant zamki, continuation tabele i poređenja tri ili četiri banke.</w:t>
+        <w:pStyle w:val="References"/>
+      </w:pPr>
+      <w:r>
+        <w:t>[4] S. Robertson and H. Zaragoza, “The Probabilistic Relevance Framework: BM25 and Beyond,” Foundations and Trends in Information Retrieval, 2009, doi: 10.1561/1500000019.</w:t>
       </w:r>
     </w:p>
     <w:p>
       <w:pPr>
-        <w:pStyle w:val="ListNumber"/>
-        <w:spacing w:after="80"/>
-      </w:pPr>
-      <w:r>
-        <w:t>Uvesti stabilan error taxonomy izveštaj: retrieval miss, wrong entity, wrong period, wrong variant, table continuation, unsupported generation i citation ownership. Time bi svaka regresija odmah dobila vlasnika i sloj.</w:t>
+        <w:pStyle w:val="References"/>
+      </w:pPr>
+      <w:r>
+        <w:t>[5] G. V. Cormack, C. L. A. Clarke and S. Büttcher, “Reciprocal Rank Fusion Outperforms Condorcet and Individual Rank Learning Methods,” Proc. SIGIR, 2009, doi: 10.1145/1571941.1572114.</w:t>
       </w:r>
     </w:p>
     <w:p>
       <w:pPr>
-        <w:pStyle w:val="ListNumber"/>
-        <w:spacing w:after="80"/>
-      </w:pPr>
-      <w:r>
-        <w:t>Meriti nDCG ili graded relevance uz postojeće Hit/Recall/MRR metrike. Hit@1 pokazuje da rangiranje još ima prostor za napredak i kada Top 10 coverage prolazi.</w:t>
+        <w:pStyle w:val="References"/>
+      </w:pPr>
+      <w:r>
+        <w:t>[6] J. Herzig et al., “Open Domain Question Answering over Tables via Dense Retrieval,” Proc. NAACL, 2021, doi: 10.18653/v1/2021.naacl-main.43.</w:t>
       </w:r>
     </w:p>
     <w:p>
       <w:pPr>
-        <w:pStyle w:val="ListNumber"/>
-        <w:spacing w:after="80"/>
-      </w:pPr>
-      <w:r>
-        <w:t>Ponoviti reranker ili veći embedding model samo na aktuelnom whole-table korpusu i uz zajednički quality-latency-VRAM gate. Istorijski negativni rezultat ne treba univerzalizovati, ali ni ignorisati.</w:t>
+        <w:pStyle w:val="References"/>
+      </w:pPr>
+      <w:r>
+        <w:t>[7] Z. Chen et al., “FinQA: A Dataset of Numerical Reasoning over Financial Data,” Proc. EMNLP, 2021, doi: 10.18653/v1/2021.emnlp-main.300.</w:t>
       </w:r>
     </w:p>
     <w:p>
       <w:pPr>
-        <w:pStyle w:val="ListNumber"/>
-        <w:spacing w:after="80"/>
-      </w:pPr>
-      <w:r>
-        <w:t>Razviti entity-aware retrieval i ambiguity kontrolu za filing tabele koje istovremeno sadrže corporation i bank-level vrednosti. Evidence-audit challenge je direktno pokazao ovaj gap.</w:t>
+        <w:pStyle w:val="References"/>
+      </w:pPr>
+      <w:r>
+        <w:t>[8] Y. Zhang et al., “Qwen3 Embedding: Advancing Text Embedding and Reranking Through Foundation Models,” arXiv:2506.05176, 2025.</w:t>
       </w:r>
     </w:p>
     <w:p>
       <w:pPr>
-        <w:pStyle w:val="ListNumber"/>
-        <w:spacing w:after="80"/>
-      </w:pPr>
-      <w:r>
-        <w:t>Zadržati agentic RAG kao additive-only eksperiment dok ne prođe structured-action, recovery i unsupported gate. Baseline evidence redosled i per-bank scope ne treba menjati.</w:t>
+        <w:pStyle w:val="References"/>
+      </w:pPr>
+      <w:r>
+        <w:t>[9] X. H. Lù, “BM25S: Orders of Magnitude Faster Lexical Search via Eager Sparse Scoring,” arXiv:2407.03618, 2024.</w:t>
       </w:r>
     </w:p>
     <w:p>
       <w:pPr>
-        <w:pStyle w:val="ListNumber"/>
-        <w:spacing w:after="80"/>
-      </w:pPr>
-      <w:r>
-        <w:t>Dodati versioned, commit-safe summary artefakte za corpus statistike i evaluacije, bez filing teksta. Time bi treća strana mogla da proveri metrike i hash veze bez lokalnog kompletnog korpusa.</w:t>
-      </w:r>
-    </w:p>
-    <w:tbl>
-      <w:tblPr>
-        <w:tblW w:w="0" w:type="auto"/>
-        <w:jc w:val="center"/>
-        <w:tblLook w:val="04A0" w:firstRow="1" w:lastRow="0" w:firstColumn="1" w:lastColumn="0" w:noHBand="0" w:noVBand="1"/>
-      </w:tblPr>
-      <w:tblGrid>
-        <w:gridCol w:w="9607"/>
-      </w:tblGrid>
-      <w:tr>
-        <w:trPr>
-          <w:jc w:val="center"/>
-        </w:trPr>
-        <w:tc>
-          <w:tcPr>
-            <w:tcW w:w="9638" w:type="dxa"/>
-            <w:tcBorders>
-              <w:top w:val="single" w:sz="2" w:space="0" w:color="FFF6E5"/>
-              <w:left w:val="single" w:sz="22" w:space="0" w:color="D4932F"/>
-              <w:bottom w:val="single" w:sz="2" w:space="0" w:color="FFF6E5"/>
-              <w:right w:val="single" w:sz="2" w:space="0" w:color="FFF6E5"/>
-            </w:tcBorders>
-            <w:shd w:val="clear" w:color="auto" w:fill="FFF6E5"/>
-          </w:tcPr>
-          <w:p>
-            <w:pPr>
-              <w:spacing w:after="60"/>
-            </w:pPr>
-            <w:r>
-              <w:rPr>
-                <w:b/>
-                <w:color w:val="D4932F"/>
-              </w:rPr>
-              <w:t>Prioritet</w:t>
-            </w:r>
-          </w:p>
-          <w:p>
-            <w:pPr>
-              <w:spacing w:after="40"/>
-            </w:pPr>
-            <w:r>
-              <w:t>Najveći sledeći dobitak nije još jedan model, već širi i precizniji evaluacioni ugovor koji će jasno pokazati gde nova komponenta pomaže, koliko košta i koju novu vrstu greške uvodi.</w:t>
-            </w:r>
-          </w:p>
-        </w:tc>
-      </w:tr>
-    </w:tbl>
-    <w:p>
-      <w:pPr>
-        <w:spacing w:after="20"/>
-      </w:pPr>
+        <w:pStyle w:val="References"/>
+      </w:pPr>
+      <w:r>
+        <w:t>[10] U.S. Securities and Exchange Commission, “Developer Resources” i “Accessing EDGAR Data,” sec.gov, pristupljeno 31. 8. 2026.</w:t>
+      </w:r>
     </w:p>
     <w:p>
       <w:pPr>
+        <w:pStyle w:val="References"/>
+      </w:pPr>
+      <w:r>
+        <w:t>[11] L. A. Storian, “sec2md: Convert SEC filings to structured Markdown,” GitHub repozitorijum, github.com/lucasastorian/sec2md, pristupljeno 31. 8. 2026.</w:t>
+      </w:r>
+    </w:p>
+    <w:p>
+      <w:pPr>
+        <w:pStyle w:val="References"/>
+      </w:pPr>
+      <w:r>
+        <w:t>[12] UKPLab, “SentenceTransformers semantic search documentation,” sbert.net, pristupljeno 31. 8. 2026.</w:t>
+      </w:r>
+    </w:p>
+    <w:p>
+      <w:pPr>
+        <w:pStyle w:val="References"/>
+      </w:pPr>
+      <w:r>
+        <w:t>[13] Qdrant, “Qdrant Client and Local Mode Documentation,” qdrant.tech, pristupljeno 31. 8. 2026.</w:t>
+      </w:r>
+    </w:p>
+    <w:p>
+      <w:pPr>
+        <w:pStyle w:val="References"/>
+      </w:pPr>
+      <w:r>
+        <w:lastRenderedPageBreak/>
+        <w:t>[14] IEEE Author Center, “Structure Your Paper,” ieeeauthorcenter.ieee.org, pristupljeno 31. 8. 2026.</w:t>
+      </w:r>
+    </w:p>
+    <w:p>
+      <w:pPr>
+        <w:pStyle w:val="References"/>
+      </w:pPr>
+      <w:r>
+        <w:t>[15] N. Bakić, “Banking Technology and Operational Risk Intelligence Assistant (BankScope),” commit 65a216132bc99e32229456751789754157e092aa, pregledano 31. 8. 2026.</w:t>
+      </w:r>
+    </w:p>
+    <w:p>
+      <w:pPr>
+        <w:pStyle w:val="References"/>
+      </w:pPr>
+      <w:r>
+        <w:t>[16] BankScope, “Architecture Decision Records 001–016,” docs/decisions/, 2026.</w:t>
+      </w:r>
+    </w:p>
+    <w:p>
+      <w:pPr>
+        <w:pStyle w:val="References"/>
+      </w:pPr>
+      <w:r>
+        <w:t>[17] BankScope, “Frozen retrieval, generation, comparison, routing and application evaluation artifacts,” data/evaluation/ i data/evaluation/results/, 2026.</w:t>
+      </w:r>
+    </w:p>
+    <w:p>
+      <w:pPr>
+        <w:pStyle w:val="References"/>
+      </w:pPr>
+      <w:r>
+        <w:t>[18] BankScope, “QA demo and evidence-audit challenge,” docs/final-report-assets/qa-demo-2026-08-31/ i docs/evidence_audit_evaluation.md, 31. 8. 2026.</w:t>
+      </w:r>
+    </w:p>
+    <w:p>
+      <w:pPr>
         <w:pStyle w:val="Heading1"/>
         <w:pageBreakBefore/>
       </w:pPr>
-      <w:bookmarkStart w:id="43" w:name="_Toc239083308"/>
-      <w:r>
-        <w:lastRenderedPageBreak/>
-        <w:t>12. Zaključak</w:t>
-      </w:r>
-      <w:bookmarkEnd w:id="43"/>
-    </w:p>
-    <w:p>
-      <w:r>
-        <w:t>BankScope je uspešno prerastao prototip pretrage dokumenata i postao celovit evidence-grounded sistem za bankarske 10-K izveštaje. Njegova vrednost nije u tome što spaja poznate biblioteke, već u načinu na koji su njihove odgovornosti ograničene i povezane. SEC dokument se prvo proverava. Narativ i tabele dobijaju različite reprezentacije. Dense i lexical retrieval ostaju komplementarni. Svaki pogodak se vraća na kanonski objekat. Višebankarski upit se razlaže pre pretrage. Generacija radi nad striktno definisanim izlazima, a citat je vlasništvo dokaza, ne ukras dodat nakon odgovora.</w:t>
-      </w:r>
-    </w:p>
-    <w:p>
-      <w:r>
-        <w:t>Merljivi rezultati potvrđuju tu arhitekturu. Whole-table redizajn povećao je istorijski Hit@5 sa 16/28 na 25/28 i MRR sa 0,409 na 0,562. Aktuelni desetobankarski retrieval postiže 31/32 u Top 5 i 32/32 u Top 10, uz potpuno grupno pokriće. Generation evaluacija prolazi svih 30 pitanja, a višebankarska stabilnost prolazi svih devet ponovljenih izvršavanja bez ijednog citation-ownership prekršaja. Stvarni UI primeri pokazuju da se isti ugovor vidi i u proizvodu: egzaktan broj, narativna sinteza i poređenje banaka svi se vraćaju na otvoriv kanonski izvor.</w:t>
-      </w:r>
-    </w:p>
-    <w:p>
-      <w:r>
-        <w:t>Projekat je pritom zadržao važnu inženjersku disciplinu: složenija komponenta nije automatski bolja komponenta. Reranking i agentic retrieval nisu postali baseline samo zato što su savremeniji; zadržani su kao dokumentovani eksperimenti dok ne ispune quality, latency i reliability uslove. Fresh evidence-audit challenge dodatno pokazuje da ni dobar post-answer audit ne može da nadoknadi dokaz koji retrieval nije pronašao. Zbog toga je najvažnija poruka rada jednostavna: pouzdan RAG se ne dobija optimizacijom jednog modela, već dizajnom i merenjem kompletnog dokaznog lanca.</w:t>
-      </w:r>
-    </w:p>
-    <w:p>
-      <w:pPr>
-        <w:pStyle w:val="Heading1"/>
-      </w:pPr>
-      <w:bookmarkStart w:id="44" w:name="_Toc239083309"/>
-      <w:r>
-        <w:t>Reference</w:t>
-      </w:r>
-      <w:bookmarkEnd w:id="44"/>
-    </w:p>
-    <w:p>
-      <w:pPr>
-        <w:pStyle w:val="References"/>
-      </w:pPr>
-      <w:r>
-        <w:t>[1] P. Lewis et al., “Retrieval-Augmented Generation for Knowledge-Intensive NLP Tasks,” Advances in Neural Information Processing Systems 33, 2020.</w:t>
-      </w:r>
-    </w:p>
-    <w:p>
-      <w:pPr>
-        <w:pStyle w:val="References"/>
-      </w:pPr>
-      <w:r>
-        <w:t>[2] V. Karpukhin et al., “Dense Passage Retrieval for Open-Domain Question Answering,” Proc. EMNLP, 2020, doi: 10.18653/v1/2020.emnlp-main.550.</w:t>
-      </w:r>
-    </w:p>
-    <w:p>
-      <w:pPr>
-        <w:pStyle w:val="References"/>
-      </w:pPr>
-      <w:r>
-        <w:t>[3] N. Reimers and I. Gurevych, “Sentence-BERT: Sentence Embeddings using Siamese BERT-Networks,” Proc. EMNLP-IJCNLP, 2019, doi: 10.18653/v1/D19-1410.</w:t>
-      </w:r>
-    </w:p>
-    <w:p>
-      <w:pPr>
-        <w:pStyle w:val="References"/>
-      </w:pPr>
-      <w:r>
-        <w:t>[4] S. Robertson and H. Zaragoza, “The Probabilistic Relevance Framework: BM25 and Beyond,” Foundations and Trends in Information Retrieval, 2009, doi: 10.1561/1500000019.</w:t>
-      </w:r>
-    </w:p>
-    <w:p>
-      <w:pPr>
-        <w:pStyle w:val="References"/>
-      </w:pPr>
-      <w:r>
-        <w:t>[5] G. V. Cormack, C. L. A. Clarke and S. Büttcher, “Reciprocal Rank Fusion Outperforms Condorcet and Individual Rank Learning Methods,” Proc. SIGIR, 2009, doi: 10.1145/1571941.1572114.</w:t>
-      </w:r>
-    </w:p>
-    <w:p>
-      <w:pPr>
-        <w:pStyle w:val="References"/>
-      </w:pPr>
-      <w:r>
-        <w:t>[6] J. Herzig et al., “Open Domain Question Answering over Tables via Dense Retrieval,” Proc. NAACL, 2021, doi: 10.18653/v1/2021.naacl-main.43.</w:t>
-      </w:r>
-    </w:p>
-    <w:p>
-      <w:pPr>
-        <w:pStyle w:val="References"/>
-      </w:pPr>
-      <w:r>
-        <w:t>[7] Z. Chen et al., “FinQA: A Dataset of Numerical Reasoning over Financial Data,” Proc. EMNLP, 2021, doi: 10.18653/v1/2021.emnlp-main.300.</w:t>
-      </w:r>
-    </w:p>
-    <w:p>
-      <w:pPr>
-        <w:pStyle w:val="References"/>
-      </w:pPr>
-      <w:r>
-        <w:t>[8] Y. Zhang et al., “Qwen3 Embedding: Advancing Text Embedding and Reranking Through Foundation Models,” arXiv:2506.05176, 2025.</w:t>
-      </w:r>
-    </w:p>
-    <w:p>
-      <w:pPr>
-        <w:pStyle w:val="References"/>
-      </w:pPr>
-      <w:r>
-        <w:t>[9] X. H. Lù, “BM25S: Orders of Magnitude Faster Lexical Search via Eager Sparse Scoring,” arXiv:2407.03618, 2024.</w:t>
-      </w:r>
-    </w:p>
-    <w:p>
-      <w:pPr>
-        <w:pStyle w:val="References"/>
-      </w:pPr>
-      <w:r>
-        <w:t>[10] U.S. Securities and Exchange Commission, “Developer Resources” i “Accessing EDGAR Data,” sec.gov, pristupljeno 31. 8. 2026.</w:t>
-      </w:r>
-    </w:p>
-    <w:p>
-      <w:pPr>
-        <w:pStyle w:val="References"/>
-      </w:pPr>
-      <w:r>
-        <w:t>[11] L. A. Storian, “sec2md: Convert SEC filings to structured Markdown,” GitHub repozitorijum, github.com/lucasastorian/sec2md, pristupljeno 31. 8. 2026.</w:t>
-      </w:r>
-    </w:p>
-    <w:p>
-      <w:pPr>
-        <w:pStyle w:val="References"/>
-      </w:pPr>
-      <w:r>
-        <w:t>[12] UKPLab, “SentenceTransformers semantic search documentation,” sbert.net, pristupljeno 31. 8. 2026.</w:t>
-      </w:r>
-    </w:p>
-    <w:p>
-      <w:pPr>
-        <w:pStyle w:val="References"/>
-      </w:pPr>
-      <w:r>
-        <w:t>[13] Qdrant, “Qdrant Client and Local Mode Documentation,” qdrant.tech, pristupljeno 31. 8. 2026.</w:t>
-      </w:r>
-    </w:p>
-    <w:p>
-      <w:pPr>
-        <w:pStyle w:val="References"/>
-      </w:pPr>
-      <w:r>
-        <w:t>[14] IEEE Author Center, “Structure Your Paper,” ieeeauthorcenter.ieee.org, pristupljeno 31. 8. 2026.</w:t>
-      </w:r>
-    </w:p>
-    <w:p>
-      <w:pPr>
-        <w:pStyle w:val="References"/>
-      </w:pPr>
-      <w:r>
-        <w:t>[15] N. Bakić, “Banking Technology and Operational Risk Intelligence Assistant (BankScope),” commit 65a216132bc99e32229456751789754157e092aa, pregledano 31. 8. 2026.</w:t>
-      </w:r>
-    </w:p>
-    <w:p>
-      <w:pPr>
-        <w:pStyle w:val="References"/>
-      </w:pPr>
-      <w:r>
-        <w:t>[16] BankScope, “Architecture Decision Records 001–016,” docs/decisions/, 2026.</w:t>
-      </w:r>
-    </w:p>
-    <w:p>
-      <w:pPr>
-        <w:pStyle w:val="References"/>
-      </w:pPr>
-      <w:r>
-        <w:lastRenderedPageBreak/>
-        <w:t>[17] BankScope, “Frozen retrieval, generation, comparison, routing and application evaluation artifacts,” data/evaluation/ i data/evaluation/results/, 2026.</w:t>
-      </w:r>
-    </w:p>
-    <w:p>
-      <w:pPr>
-        <w:pStyle w:val="References"/>
-      </w:pPr>
-      <w:r>
-        <w:t>[18] BankScope, “QA demo and evidence-audit challenge,” docs/final-report-assets/qa-demo-2026-08-31/ i docs/evidence_audit_evaluation.md, 31. 8. 2026.</w:t>
-      </w:r>
-    </w:p>
-    <w:p>
-      <w:pPr>
-        <w:pStyle w:val="Heading1"/>
-        <w:pageBreakBefore/>
-      </w:pPr>
-      <w:bookmarkStart w:id="45" w:name="_Toc239083310"/>
+      <w:bookmarkStart w:id="77" w:name="_Toc239083310"/>
+      <w:bookmarkStart w:id="78" w:name="_Toc239155594"/>
       <w:r>
         <w:lastRenderedPageBreak/>
         <w:t>Dodatak A. Aktuelni sistemski snapshot</w:t>
       </w:r>
-      <w:bookmarkEnd w:id="45"/>
+      <w:bookmarkEnd w:id="77"/>
+      <w:bookmarkEnd w:id="78"/>
     </w:p>
     <w:tbl>
       <w:tblPr>
@@ -10442,6 +8769,7 @@
       </w:tblGrid>
       <w:tr>
         <w:trPr>
+          <w:cantSplit/>
           <w:tblHeader/>
           <w:jc w:val="center"/>
         </w:trPr>
@@ -11244,362 +9572,6 @@
         <w:spacing w:after="20"/>
       </w:pPr>
     </w:p>
-    <w:p>
-      <w:pPr>
-        <w:pStyle w:val="Heading1"/>
-      </w:pPr>
-      <w:bookmarkStart w:id="46" w:name="_Toc239083311"/>
-      <w:r>
-        <w:t>Dodatak B. Reproduktivnost i trag dokaza</w:t>
-      </w:r>
-      <w:bookmarkEnd w:id="46"/>
-    </w:p>
-    <w:p>
-      <w:r>
-        <w:t>Aktuelni artefakti imaju eksplicitne veze. `chunks.jsonl` određuje uređene retrieval zapise; `embeddings.npz` mora da odgovara tim ID-jevima i corpus hash-u; Qdrant manifest mora da odgovara korpusu, modelu, dimenziji i kolekciji. Prihvaćeni desetobankarski hash-evi su:</w:t>
-      </w:r>
-    </w:p>
-    <w:tbl>
-      <w:tblPr>
-        <w:tblW w:w="0" w:type="auto"/>
-        <w:jc w:val="center"/>
-        <w:tblLook w:val="04A0" w:firstRow="1" w:lastRow="0" w:firstColumn="1" w:lastColumn="0" w:noHBand="0" w:noVBand="1"/>
-      </w:tblPr>
-      <w:tblGrid>
-        <w:gridCol w:w="4053"/>
-        <w:gridCol w:w="5577"/>
-      </w:tblGrid>
-      <w:tr>
-        <w:trPr>
-          <w:tblHeader/>
-          <w:jc w:val="center"/>
-        </w:trPr>
-        <w:tc>
-          <w:tcPr>
-            <w:tcW w:w="4819" w:type="dxa"/>
-            <w:tcBorders>
-              <w:top w:val="single" w:sz="3" w:space="0" w:color="CFD9EA"/>
-              <w:left w:val="single" w:sz="3" w:space="0" w:color="CFD9EA"/>
-              <w:bottom w:val="single" w:sz="3" w:space="0" w:color="CFD9EA"/>
-              <w:right w:val="single" w:sz="3" w:space="0" w:color="CFD9EA"/>
-            </w:tcBorders>
-            <w:shd w:val="clear" w:color="auto" w:fill="102A56"/>
-          </w:tcPr>
-          <w:p>
-            <w:pPr>
-              <w:spacing w:after="20"/>
-            </w:pPr>
-            <w:r>
-              <w:rPr>
-                <w:b/>
-                <w:color w:val="FFFFFF"/>
-                <w:sz w:val="17"/>
-              </w:rPr>
-              <w:t>Artefakt</w:t>
-            </w:r>
-          </w:p>
-        </w:tc>
-        <w:tc>
-          <w:tcPr>
-            <w:tcW w:w="4819" w:type="dxa"/>
-            <w:tcBorders>
-              <w:top w:val="single" w:sz="3" w:space="0" w:color="CFD9EA"/>
-              <w:left w:val="single" w:sz="3" w:space="0" w:color="CFD9EA"/>
-              <w:bottom w:val="single" w:sz="3" w:space="0" w:color="CFD9EA"/>
-              <w:right w:val="single" w:sz="3" w:space="0" w:color="CFD9EA"/>
-            </w:tcBorders>
-            <w:shd w:val="clear" w:color="auto" w:fill="102A56"/>
-          </w:tcPr>
-          <w:p>
-            <w:pPr>
-              <w:spacing w:after="20"/>
-            </w:pPr>
-            <w:r>
-              <w:rPr>
-                <w:b/>
-                <w:color w:val="FFFFFF"/>
-                <w:sz w:val="17"/>
-              </w:rPr>
-              <w:t>SHA-256</w:t>
-            </w:r>
-          </w:p>
-        </w:tc>
-      </w:tr>
-      <w:tr>
-        <w:trPr>
-          <w:cantSplit/>
-          <w:jc w:val="center"/>
-        </w:trPr>
-        <w:tc>
-          <w:tcPr>
-            <w:tcW w:w="4819" w:type="dxa"/>
-            <w:tcBorders>
-              <w:top w:val="single" w:sz="3" w:space="0" w:color="CFD9EA"/>
-              <w:left w:val="single" w:sz="3" w:space="0" w:color="CFD9EA"/>
-              <w:bottom w:val="single" w:sz="3" w:space="0" w:color="CFD9EA"/>
-              <w:right w:val="single" w:sz="3" w:space="0" w:color="CFD9EA"/>
-            </w:tcBorders>
-            <w:vAlign w:val="center"/>
-          </w:tcPr>
-          <w:p>
-            <w:pPr>
-              <w:spacing w:after="20"/>
-            </w:pPr>
-            <w:r>
-              <w:rPr>
-                <w:sz w:val="16"/>
-              </w:rPr>
-              <w:t>chunks</w:t>
-            </w:r>
-          </w:p>
-        </w:tc>
-        <w:tc>
-          <w:tcPr>
-            <w:tcW w:w="4819" w:type="dxa"/>
-            <w:tcBorders>
-              <w:top w:val="single" w:sz="3" w:space="0" w:color="CFD9EA"/>
-              <w:left w:val="single" w:sz="3" w:space="0" w:color="CFD9EA"/>
-              <w:bottom w:val="single" w:sz="3" w:space="0" w:color="CFD9EA"/>
-              <w:right w:val="single" w:sz="3" w:space="0" w:color="CFD9EA"/>
-            </w:tcBorders>
-            <w:vAlign w:val="center"/>
-          </w:tcPr>
-          <w:p>
-            <w:pPr>
-              <w:spacing w:after="20"/>
-            </w:pPr>
-            <w:r>
-              <w:rPr>
-                <w:sz w:val="16"/>
-              </w:rPr>
-              <w:t>ac17ae4cbfc2b22bec99d77792f7ad9cc9f35d6f5540525f128b86fb5e779b65</w:t>
-            </w:r>
-          </w:p>
-        </w:tc>
-      </w:tr>
-      <w:tr>
-        <w:trPr>
-          <w:cantSplit/>
-          <w:jc w:val="center"/>
-        </w:trPr>
-        <w:tc>
-          <w:tcPr>
-            <w:tcW w:w="4819" w:type="dxa"/>
-            <w:tcBorders>
-              <w:top w:val="single" w:sz="3" w:space="0" w:color="CFD9EA"/>
-              <w:left w:val="single" w:sz="3" w:space="0" w:color="CFD9EA"/>
-              <w:bottom w:val="single" w:sz="3" w:space="0" w:color="CFD9EA"/>
-              <w:right w:val="single" w:sz="3" w:space="0" w:color="CFD9EA"/>
-            </w:tcBorders>
-            <w:shd w:val="clear" w:color="auto" w:fill="F7FAFF"/>
-            <w:vAlign w:val="center"/>
-          </w:tcPr>
-          <w:p>
-            <w:pPr>
-              <w:spacing w:after="20"/>
-            </w:pPr>
-            <w:r>
-              <w:rPr>
-                <w:sz w:val="16"/>
-              </w:rPr>
-              <w:t>tables</w:t>
-            </w:r>
-          </w:p>
-        </w:tc>
-        <w:tc>
-          <w:tcPr>
-            <w:tcW w:w="4819" w:type="dxa"/>
-            <w:tcBorders>
-              <w:top w:val="single" w:sz="3" w:space="0" w:color="CFD9EA"/>
-              <w:left w:val="single" w:sz="3" w:space="0" w:color="CFD9EA"/>
-              <w:bottom w:val="single" w:sz="3" w:space="0" w:color="CFD9EA"/>
-              <w:right w:val="single" w:sz="3" w:space="0" w:color="CFD9EA"/>
-            </w:tcBorders>
-            <w:shd w:val="clear" w:color="auto" w:fill="F7FAFF"/>
-            <w:vAlign w:val="center"/>
-          </w:tcPr>
-          <w:p>
-            <w:pPr>
-              <w:spacing w:after="20"/>
-            </w:pPr>
-            <w:r>
-              <w:rPr>
-                <w:sz w:val="16"/>
-              </w:rPr>
-              <w:t>78d9b301f66b034a7dd9f1347bb7305c8340a7aa72f8f8feadaa06125ec58715</w:t>
-            </w:r>
-          </w:p>
-        </w:tc>
-      </w:tr>
-      <w:tr>
-        <w:trPr>
-          <w:cantSplit/>
-          <w:jc w:val="center"/>
-        </w:trPr>
-        <w:tc>
-          <w:tcPr>
-            <w:tcW w:w="4819" w:type="dxa"/>
-            <w:tcBorders>
-              <w:top w:val="single" w:sz="3" w:space="0" w:color="CFD9EA"/>
-              <w:left w:val="single" w:sz="3" w:space="0" w:color="CFD9EA"/>
-              <w:bottom w:val="single" w:sz="3" w:space="0" w:color="CFD9EA"/>
-              <w:right w:val="single" w:sz="3" w:space="0" w:color="CFD9EA"/>
-            </w:tcBorders>
-            <w:vAlign w:val="center"/>
-          </w:tcPr>
-          <w:p>
-            <w:pPr>
-              <w:spacing w:after="20"/>
-            </w:pPr>
-            <w:r>
-              <w:rPr>
-                <w:sz w:val="16"/>
-              </w:rPr>
-              <w:t>glossary locators</w:t>
-            </w:r>
-          </w:p>
-        </w:tc>
-        <w:tc>
-          <w:tcPr>
-            <w:tcW w:w="4819" w:type="dxa"/>
-            <w:tcBorders>
-              <w:top w:val="single" w:sz="3" w:space="0" w:color="CFD9EA"/>
-              <w:left w:val="single" w:sz="3" w:space="0" w:color="CFD9EA"/>
-              <w:bottom w:val="single" w:sz="3" w:space="0" w:color="CFD9EA"/>
-              <w:right w:val="single" w:sz="3" w:space="0" w:color="CFD9EA"/>
-            </w:tcBorders>
-            <w:vAlign w:val="center"/>
-          </w:tcPr>
-          <w:p>
-            <w:pPr>
-              <w:spacing w:after="20"/>
-            </w:pPr>
-            <w:r>
-              <w:rPr>
-                <w:sz w:val="16"/>
-              </w:rPr>
-              <w:t>27dbc121f3d6fdc3cdce28f3cde22a9839111464d47229fd1282ee6b8afc817c</w:t>
-            </w:r>
-          </w:p>
-        </w:tc>
-      </w:tr>
-      <w:tr>
-        <w:trPr>
-          <w:cantSplit/>
-          <w:jc w:val="center"/>
-        </w:trPr>
-        <w:tc>
-          <w:tcPr>
-            <w:tcW w:w="4819" w:type="dxa"/>
-            <w:tcBorders>
-              <w:top w:val="single" w:sz="3" w:space="0" w:color="CFD9EA"/>
-              <w:left w:val="single" w:sz="3" w:space="0" w:color="CFD9EA"/>
-              <w:bottom w:val="single" w:sz="3" w:space="0" w:color="CFD9EA"/>
-              <w:right w:val="single" w:sz="3" w:space="0" w:color="CFD9EA"/>
-            </w:tcBorders>
-            <w:shd w:val="clear" w:color="auto" w:fill="F7FAFF"/>
-            <w:vAlign w:val="center"/>
-          </w:tcPr>
-          <w:p>
-            <w:pPr>
-              <w:spacing w:after="20"/>
-            </w:pPr>
-            <w:r>
-              <w:rPr>
-                <w:sz w:val="16"/>
-              </w:rPr>
-              <w:t>embeddings</w:t>
-            </w:r>
-          </w:p>
-        </w:tc>
-        <w:tc>
-          <w:tcPr>
-            <w:tcW w:w="4819" w:type="dxa"/>
-            <w:tcBorders>
-              <w:top w:val="single" w:sz="3" w:space="0" w:color="CFD9EA"/>
-              <w:left w:val="single" w:sz="3" w:space="0" w:color="CFD9EA"/>
-              <w:bottom w:val="single" w:sz="3" w:space="0" w:color="CFD9EA"/>
-              <w:right w:val="single" w:sz="3" w:space="0" w:color="CFD9EA"/>
-            </w:tcBorders>
-            <w:shd w:val="clear" w:color="auto" w:fill="F7FAFF"/>
-            <w:vAlign w:val="center"/>
-          </w:tcPr>
-          <w:p>
-            <w:pPr>
-              <w:spacing w:after="20"/>
-            </w:pPr>
-            <w:r>
-              <w:rPr>
-                <w:sz w:val="16"/>
-              </w:rPr>
-              <w:t>3b8f49d77214af347d369b5b111b87ca8bed5d5c7fdb738148a75f216beb069f</w:t>
-            </w:r>
-          </w:p>
-        </w:tc>
-      </w:tr>
-      <w:tr>
-        <w:trPr>
-          <w:cantSplit/>
-          <w:jc w:val="center"/>
-        </w:trPr>
-        <w:tc>
-          <w:tcPr>
-            <w:tcW w:w="4819" w:type="dxa"/>
-            <w:tcBorders>
-              <w:top w:val="single" w:sz="3" w:space="0" w:color="CFD9EA"/>
-              <w:left w:val="single" w:sz="3" w:space="0" w:color="CFD9EA"/>
-              <w:bottom w:val="single" w:sz="3" w:space="0" w:color="CFD9EA"/>
-              <w:right w:val="single" w:sz="3" w:space="0" w:color="CFD9EA"/>
-            </w:tcBorders>
-            <w:vAlign w:val="center"/>
-          </w:tcPr>
-          <w:p>
-            <w:pPr>
-              <w:spacing w:after="20"/>
-            </w:pPr>
-            <w:r>
-              <w:rPr>
-                <w:sz w:val="16"/>
-              </w:rPr>
-              <w:t>Qdrant manifest</w:t>
-            </w:r>
-          </w:p>
-        </w:tc>
-        <w:tc>
-          <w:tcPr>
-            <w:tcW w:w="4819" w:type="dxa"/>
-            <w:tcBorders>
-              <w:top w:val="single" w:sz="3" w:space="0" w:color="CFD9EA"/>
-              <w:left w:val="single" w:sz="3" w:space="0" w:color="CFD9EA"/>
-              <w:bottom w:val="single" w:sz="3" w:space="0" w:color="CFD9EA"/>
-              <w:right w:val="single" w:sz="3" w:space="0" w:color="CFD9EA"/>
-            </w:tcBorders>
-            <w:vAlign w:val="center"/>
-          </w:tcPr>
-          <w:p>
-            <w:pPr>
-              <w:spacing w:after="20"/>
-            </w:pPr>
-            <w:r>
-              <w:rPr>
-                <w:sz w:val="16"/>
-              </w:rPr>
-              <w:t>5076df7b23b528a2ba4bd052fad576a943202de0ab4345a7a60389ffe56bd84c</w:t>
-            </w:r>
-          </w:p>
-        </w:tc>
-      </w:tr>
-    </w:tbl>
-    <w:p>
-      <w:pPr>
-        <w:spacing w:after="20"/>
-      </w:pPr>
-    </w:p>
-    <w:p>
-      <w:r>
-        <w:t>Za ponavljanje glavnih lokalnih provera koriste se `python -m pytest`, `python -m ruff check .`, `npm.cmd --prefix frontend run test`, `npm.cmd --prefix frontend run lint` i `npm.cmd --prefix frontend run build`. Frozen evaluatori se pokreću zasebno jer zahtevaju lokalni corpus/Qdrant i, za generation sloj, autorizovane model pozive. Rezultati se ne prepisuju implicitno; svaki run čuva model, source hash-eve, parametre, metrike i per-query trag.</w:t>
-      </w:r>
-    </w:p>
     <w:sectPr>
       <w:headerReference w:type="default" r:id="rId19"/>
       <w:footerReference w:type="default" r:id="rId20"/>
@@ -11643,15 +9615,7 @@
   <w:p>
     <w:pPr>
       <w:pStyle w:val="Footer"/>
-      <w:jc w:val="center"/>
     </w:pPr>
-    <w:r>
-      <w:rPr>
-        <w:color w:val="5F6F89"/>
-        <w:sz w:val="16"/>
-      </w:rPr>
-      <w:t xml:space="preserve">31. avgust 2026.   •   </w:t>
-    </w:r>
     <w:r>
       <w:fldChar w:fldCharType="begin"/>
     </w:r>
@@ -12351,7 +10315,7 @@
     <w:uiPriority w:val="9"/>
     <w:unhideWhenUsed/>
     <w:qFormat/>
-    <w:rsid w:val="00FC693F"/>
+    <w:rsid w:val="00C91962"/>
     <w:pPr>
       <w:keepNext/>
       <w:keepLines/>
@@ -12362,7 +10326,7 @@
       <w:rFonts w:asciiTheme="majorHAnsi" w:eastAsiaTheme="majorEastAsia" w:hAnsiTheme="majorHAnsi" w:cstheme="majorBidi"/>
       <w:b/>
       <w:bCs/>
-      <w:color w:val="3159B8"/>
+      <w:color w:val="E83C3A"/>
       <w:sz w:val="26"/>
       <w:szCs w:val="26"/>
     </w:rPr>
@@ -12629,12 +10593,12 @@
     <w:basedOn w:val="DefaultParagraphFont"/>
     <w:link w:val="Heading2"/>
     <w:uiPriority w:val="9"/>
-    <w:rsid w:val="00FC693F"/>
+    <w:rsid w:val="00C91962"/>
     <w:rPr>
       <w:rFonts w:asciiTheme="majorHAnsi" w:eastAsiaTheme="majorEastAsia" w:hAnsiTheme="majorHAnsi" w:cstheme="majorBidi"/>
       <w:b/>
       <w:bCs/>
-      <w:color w:val="4F81BD" w:themeColor="accent1"/>
+      <w:color w:val="E83C3A"/>
       <w:sz w:val="26"/>
       <w:szCs w:val="26"/>
     </w:rPr>

--- a/BankScope_naucno_tehnicki_izvestaj_v2.docx
+++ b/BankScope_naucno_tehnicki_izvestaj_v2.docx
@@ -9,46 +9,6 @@
         <w:spacing w:before="240"/>
         <w:jc w:val="center"/>
       </w:pPr>
-      <w:r>
-        <w:rPr>
-          <w:noProof/>
-        </w:rPr>
-        <w:drawing>
-          <wp:inline distT="0" distB="0" distL="0" distR="0" wp14:anchorId="3560894A" wp14:editId="537F9C9F">
-            <wp:extent cx="6035040" cy="1562010"/>
-            <wp:effectExtent l="0" t="0" r="0" b="0"/>
-            <wp:docPr id="1" name="Picture 1"/>
-            <wp:cNvGraphicFramePr>
-              <a:graphicFrameLocks xmlns:a="http://schemas.openxmlformats.org/drawingml/2006/main" noChangeAspect="1"/>
-            </wp:cNvGraphicFramePr>
-            <a:graphic xmlns:a="http://schemas.openxmlformats.org/drawingml/2006/main">
-              <a:graphicData uri="http://schemas.openxmlformats.org/drawingml/2006/picture">
-                <pic:pic xmlns:pic="http://schemas.openxmlformats.org/drawingml/2006/picture">
-                  <pic:nvPicPr>
-                    <pic:cNvPr id="0" name="cover-mark.png"/>
-                    <pic:cNvPicPr/>
-                  </pic:nvPicPr>
-                  <pic:blipFill>
-                    <a:blip r:embed="rId8"/>
-                    <a:stretch>
-                      <a:fillRect/>
-                    </a:stretch>
-                  </pic:blipFill>
-                  <pic:spPr>
-                    <a:xfrm>
-                      <a:off x="0" y="0"/>
-                      <a:ext cx="6035040" cy="1562010"/>
-                    </a:xfrm>
-                    <a:prstGeom prst="rect">
-                      <a:avLst/>
-                    </a:prstGeom>
-                  </pic:spPr>
-                </pic:pic>
-              </a:graphicData>
-            </a:graphic>
-          </wp:inline>
-        </w:drawing>
-      </w:r>
     </w:p>
     <w:p>
       <w:pPr>
@@ -65,7 +25,7 @@
         <w:jc w:val="center"/>
       </w:pPr>
       <w:r>
-        <w:t>Naučno-tehnički izveštaj o arhitekturi, evaluaciji i pouzdanosti</w:t>
+        <w:t>BankScope</w:t>
       </w:r>
     </w:p>
     <w:p>
@@ -377,11 +337,22 @@
     </w:p>
     <w:p>
       <w:pPr>
+        <w:spacing w:after="20"/>
+      </w:pPr>
+    </w:p>
+    <w:p>
+      <w:pPr>
+        <w:spacing w:after="20"/>
+      </w:pPr>
+    </w:p>
+    <w:p>
+      <w:pPr>
         <w:pStyle w:val="Heading1"/>
       </w:pPr>
       <w:bookmarkStart w:id="4" w:name="_Toc239083267"/>
       <w:bookmarkStart w:id="5" w:name="_Toc239155556"/>
       <w:r>
+        <w:lastRenderedPageBreak/>
         <w:t>Sadržaj</w:t>
       </w:r>
       <w:bookmarkEnd w:id="4"/>
@@ -2656,7 +2627,6 @@
         <w:rPr>
           <w:noProof/>
         </w:rPr>
-        <w:lastRenderedPageBreak/>
         <w:t>9. Diskusija</w:t>
       </w:r>
       <w:r>
@@ -2785,6 +2755,7 @@
         <w:rPr>
           <w:noProof/>
         </w:rPr>
+        <w:lastRenderedPageBreak/>
         <w:t>9.2. Kratke razvojne pouke</w:t>
       </w:r>
       <w:r>
@@ -3252,7 +3223,7 @@
                     <pic:cNvPicPr/>
                   </pic:nvPicPr>
                   <pic:blipFill>
-                    <a:blip r:embed="rId9"/>
+                    <a:blip r:embed="rId8"/>
                     <a:stretch>
                       <a:fillRect/>
                     </a:stretch>
@@ -5016,7 +4987,7 @@
                     <pic:cNvPicPr/>
                   </pic:nvPicPr>
                   <pic:blipFill>
-                    <a:blip r:embed="rId10"/>
+                    <a:blip r:embed="rId9"/>
                     <a:stretch>
                       <a:fillRect/>
                     </a:stretch>
@@ -5209,7 +5180,7 @@
                     <pic:cNvPicPr/>
                   </pic:nvPicPr>
                   <pic:blipFill>
-                    <a:blip r:embed="rId11"/>
+                    <a:blip r:embed="rId10"/>
                     <a:stretch>
                       <a:fillRect/>
                     </a:stretch>
@@ -5295,7 +5266,7 @@
                     <pic:cNvPicPr/>
                   </pic:nvPicPr>
                   <pic:blipFill>
-                    <a:blip r:embed="rId12"/>
+                    <a:blip r:embed="rId11"/>
                     <a:stretch>
                       <a:fillRect/>
                     </a:stretch>
@@ -5440,7 +5411,7 @@
                     <pic:cNvPicPr/>
                   </pic:nvPicPr>
                   <pic:blipFill>
-                    <a:blip r:embed="rId13"/>
+                    <a:blip r:embed="rId12"/>
                     <a:stretch>
                       <a:fillRect/>
                     </a:stretch>
@@ -5524,7 +5495,7 @@
                     <pic:cNvPicPr/>
                   </pic:nvPicPr>
                   <pic:blipFill>
-                    <a:blip r:embed="rId14"/>
+                    <a:blip r:embed="rId13"/>
                     <a:stretch>
                       <a:fillRect/>
                     </a:stretch>
@@ -5599,7 +5570,7 @@
                     <pic:cNvPicPr/>
                   </pic:nvPicPr>
                   <pic:blipFill>
-                    <a:blip r:embed="rId15"/>
+                    <a:blip r:embed="rId14"/>
                     <a:stretch>
                       <a:fillRect/>
                     </a:stretch>
@@ -5683,7 +5654,7 @@
                     <pic:cNvPicPr/>
                   </pic:nvPicPr>
                   <pic:blipFill>
-                    <a:blip r:embed="rId16"/>
+                    <a:blip r:embed="rId15"/>
                     <a:stretch>
                       <a:fillRect/>
                     </a:stretch>
@@ -5773,7 +5744,7 @@
                     <pic:cNvPicPr/>
                   </pic:nvPicPr>
                   <pic:blipFill>
-                    <a:blip r:embed="rId17"/>
+                    <a:blip r:embed="rId16"/>
                     <a:stretch>
                       <a:fillRect/>
                     </a:stretch>
@@ -6853,7 +6824,7 @@
                     <pic:cNvPicPr/>
                   </pic:nvPicPr>
                   <pic:blipFill>
-                    <a:blip r:embed="rId18"/>
+                    <a:blip r:embed="rId17"/>
                     <a:stretch>
                       <a:fillRect/>
                     </a:stretch>
@@ -9573,8 +9544,8 @@
       </w:pPr>
     </w:p>
     <w:sectPr>
-      <w:headerReference w:type="default" r:id="rId19"/>
-      <w:footerReference w:type="default" r:id="rId20"/>
+      <w:headerReference w:type="default" r:id="rId18"/>
+      <w:footerReference w:type="default" r:id="rId19"/>
       <w:pgSz w:w="11906" w:h="16838"/>
       <w:pgMar w:top="1020" w:right="1134" w:bottom="1020" w:left="1134" w:header="425" w:footer="425" w:gutter="0"/>
       <w:cols w:space="720"/>
